--- a/app/templates/laureles/VERDE.docx
+++ b/app/templates/laureles/VERDE.docx
@@ -7,7 +7,7 @@
         <w:autoSpaceDE w:val="0"/>
         <w:autoSpaceDN w:val="0"/>
         <w:adjustRightInd w:val="0"/>
-        <w:spacing w:line="324" w:lineRule="auto"/>
+        <w:spacing w:line="348" w:lineRule="auto"/>
         <w:jc w:val="center"/>
         <w:rPr>
           <w:rFonts w:ascii="Arial" w:hAnsi="Arial" w:cs="Arial"/>
@@ -33,7 +33,7 @@
         <w:autoSpaceDE w:val="0"/>
         <w:autoSpaceDN w:val="0"/>
         <w:adjustRightInd w:val="0"/>
-        <w:spacing w:line="324" w:lineRule="auto"/>
+        <w:spacing w:line="348" w:lineRule="auto"/>
         <w:jc w:val="center"/>
         <w:rPr>
           <w:rFonts w:ascii="Arial" w:hAnsi="Arial" w:cs="Arial"/>
@@ -44,7 +44,7 @@
     </w:p>
     <w:p>
       <w:pPr>
-        <w:spacing w:line="324" w:lineRule="auto"/>
+        <w:spacing w:line="348" w:lineRule="auto"/>
         <w:jc w:val="both"/>
         <w:rPr>
           <w:rFonts w:ascii="Arial" w:hAnsi="Arial" w:cs="Arial"/>
@@ -72,7 +72,7 @@
     </w:p>
     <w:p>
       <w:pPr>
-        <w:spacing w:line="324" w:lineRule="auto"/>
+        <w:spacing w:line="348" w:lineRule="auto"/>
         <w:jc w:val="both"/>
         <w:rPr>
           <w:rFonts w:ascii="Arial" w:hAnsi="Arial" w:cs="Arial"/>
@@ -172,7 +172,7 @@
           <w:szCs w:val="18"/>
           <w:lang w:val="es-ES_tradnl"/>
         </w:rPr>
-        <w:t xml:space="preserve">, QUIEN ME MANIFESTO SER DE NACIONALIDAD PERUANA, IDENTIFICADO CON DOCUMENTO NACIONAL DE IDENTIDAD NUMERO 45234161, DE ESTADO CIVIL SOLTERO, DE PROFESION U OCUPACION: EMPRESARIO, CON DOMICILIO EN LA AV. 12 DE NOVIEMBRE 1596, DISTRITO DE FLORENCIA DE MORA, PROVINCIA DE TRUJILLO, DEPARTAMENTO DE LA LIBERTAD, </w:t>
+        <w:t xml:space="preserve">, QUIEN ME MANIFESTO SER DE NACIONALIDAD PERUANA, IDENTIFICADO CON DOCUMENTO NACIONAL DE IDENTIDAD NUMERO 45234161, DE ESTADO CIVIL SOLTERO, DE PROFESION U OCUPACION: EMPRESARIO, CON DOMICILIO EN LA PARCELA A1, CON U.C. 0775, LA MERCED III, DEL DISTRITO DE LAREDO, PROVINCIA DE TRUJILLO, DEPARTAMENTO DE LA LIBERTAD, </w:t>
       </w:r>
       <w:r>
         <w:rPr>
@@ -181,7 +181,16 @@
           <w:szCs w:val="18"/>
           <w:lang w:val="es-PE"/>
         </w:rPr>
-        <w:t xml:space="preserve">QUIEN INTERVIENE EN CALIDAD DE GERENTE GENERAL DE LA EMPRESA DENOMINADA </w:t>
+        <w:t>QUIEN INTERVIENE EN CALIDAD DE GERENTE GENERAL DE LA EMPRESA DENOMINADA</w:t>
+      </w:r>
+      <w:r>
+        <w:rPr>
+          <w:rFonts w:ascii="Arial" w:hAnsi="Arial" w:cs="Arial"/>
+          <w:sz w:val="18"/>
+          <w:szCs w:val="18"/>
+          <w:lang w:val="es-PE"/>
+        </w:rPr>
+        <w:t xml:space="preserve"> </w:t>
       </w:r>
       <w:r>
         <w:rPr>
@@ -386,7 +395,16 @@
           <w:sz w:val="18"/>
           <w:szCs w:val="18"/>
         </w:rPr>
-        <w:t xml:space="preserve">, QUIEN ME MANIFESTO SER DE NACIONALIDAD: PERUANA; </w:t>
+        <w:t xml:space="preserve">, QUIEN ME MANIFESTO SER DE NACIONALIDAD: PERUANA; «_IDENT» CON DOCUMENTO NACIONAL DE IDENTIDAD NUMERO: </w:t>
+      </w:r>
+      <w:r>
+        <w:rPr>
+          <w:rFonts w:ascii="Arial" w:hAnsi="Arial" w:cs="Arial"/>
+          <w:sz w:val="18"/>
+          <w:szCs w:val="18"/>
+          <w:lang w:val="es-ES_tradnl"/>
+        </w:rPr>
+        <w:t>«_DNI»</w:t>
       </w:r>
       <w:r>
         <w:rPr>
@@ -396,72 +414,195 @@
           <w:sz w:val="18"/>
           <w:szCs w:val="18"/>
         </w:rPr>
-        <w:t>«_IDENT»</w:t>
-      </w:r>
-      <w:r>
-        <w:rPr>
-          <w:rFonts w:ascii="Arial" w:hAnsi="Arial" w:cs="Arial"/>
-          <w:bCs/>
-          <w:color w:val="000000"/>
-          <w:sz w:val="18"/>
-          <w:szCs w:val="18"/>
-        </w:rPr>
-        <w:t xml:space="preserve"> CON DOCUMENTO NACIONAL DE IDENTIDAD NUMERO: </w:t>
-      </w:r>
-      <w:r>
-        <w:rPr>
-          <w:rFonts w:ascii="Arial" w:hAnsi="Arial" w:cs="Arial"/>
-          <w:sz w:val="18"/>
-          <w:szCs w:val="18"/>
-          <w:lang w:val="es-ES_tradnl"/>
-        </w:rPr>
-        <w:t>«_DNI»</w:t>
-      </w:r>
-      <w:r>
-        <w:rPr>
-          <w:rFonts w:ascii="Arial" w:hAnsi="Arial" w:cs="Arial"/>
-          <w:bCs/>
-          <w:color w:val="000000"/>
-          <w:sz w:val="18"/>
-          <w:szCs w:val="18"/>
-        </w:rPr>
-        <w:t xml:space="preserve">; DE ESTADO CIVIL: </w:t>
-      </w:r>
-      <w:r>
-        <w:rPr>
-          <w:rFonts w:ascii="Arial" w:hAnsi="Arial" w:cs="Arial"/>
-          <w:bCs/>
-          <w:color w:val="000000"/>
-          <w:sz w:val="18"/>
-          <w:szCs w:val="18"/>
-        </w:rPr>
-        <w:t>«_ESTADO_CIVIL»</w:t>
-      </w:r>
-      <w:r>
-        <w:rPr>
-          <w:rFonts w:ascii="Arial" w:hAnsi="Arial" w:cs="Arial"/>
-          <w:bCs/>
-          <w:color w:val="000000"/>
-          <w:sz w:val="18"/>
-          <w:szCs w:val="18"/>
-        </w:rPr>
-        <w:t xml:space="preserve">; DE PROFESION U OCUPACION: </w:t>
-      </w:r>
-      <w:r>
-        <w:rPr>
-          <w:rFonts w:ascii="Arial" w:hAnsi="Arial" w:cs="Arial"/>
-          <w:bCs/>
-          <w:color w:val="000000"/>
-          <w:sz w:val="18"/>
-          <w:szCs w:val="18"/>
-        </w:rPr>
-        <w:t>«OCUPACION1»</w:t>
-      </w:r>
-      <w:r>
-        <w:rPr>
-          <w:rFonts w:ascii="Arial" w:hAnsi="Arial" w:cs="Arial"/>
-          <w:bCs/>
-          <w:color w:val="000000"/>
+        <w:t>; DE ESTADO CIVIL: «_ESTADO_CIVIL»; DE PROFESION U OCUPACION: «OCUPACION1»; CON DOMICILIO EN «DIRECCION1»</w:t>
+      </w:r>
+      <w:r>
+        <w:rPr>
+          <w:rFonts w:ascii="Arial" w:hAnsi="Arial" w:cs="Arial"/>
+          <w:sz w:val="18"/>
+          <w:szCs w:val="18"/>
+        </w:rPr>
+        <w:t xml:space="preserve">; A QUIEN EN ADELANTE SE LE DENOMINARA </w:t>
+      </w:r>
+      <w:r>
+        <w:rPr>
+          <w:rFonts w:ascii="Arial" w:hAnsi="Arial" w:cs="Arial"/>
+          <w:b/>
+          <w:bCs/>
+          <w:sz w:val="18"/>
+          <w:szCs w:val="18"/>
+        </w:rPr>
+        <w:t>«COMPRADOR»</w:t>
+      </w:r>
+      <w:r>
+        <w:rPr>
+          <w:rFonts w:ascii="Arial" w:hAnsi="Arial" w:cs="Arial"/>
+          <w:sz w:val="18"/>
+          <w:szCs w:val="18"/>
+        </w:rPr>
+        <w:t xml:space="preserve">; EN LOS TÉRMINOS Y CONDICIONES SIGUIENTES: </w:t>
+      </w:r>
+      <w:r>
+        <w:rPr>
+          <w:rFonts w:ascii="Arial" w:hAnsi="Arial" w:cs="Arial"/>
+          <w:sz w:val="18"/>
+          <w:szCs w:val="18"/>
+        </w:rPr>
+        <w:br/>
+      </w:r>
+      <w:r>
+        <w:rPr>
+          <w:rFonts w:ascii="Arial" w:hAnsi="Arial" w:cs="Arial"/>
+          <w:b/>
+          <w:sz w:val="18"/>
+          <w:szCs w:val="18"/>
+          <w:u w:val="single"/>
+        </w:rPr>
+        <w:t xml:space="preserve">PRIMERA.- ANTECEDENTES </w:t>
+      </w:r>
+    </w:p>
+    <w:p>
+      <w:pPr>
+        <w:pStyle w:val="NormalWeb"/>
+        <w:spacing w:before="0" w:beforeAutospacing="0" w:after="0" w:afterAutospacing="0" w:line="348" w:lineRule="auto"/>
+        <w:jc w:val="both"/>
+        <w:rPr>
+          <w:rFonts w:ascii="Arial" w:hAnsi="Arial" w:cs="Arial"/>
+          <w:sz w:val="18"/>
+          <w:szCs w:val="18"/>
+        </w:rPr>
+      </w:pPr>
+      <w:r>
+        <w:rPr>
+          <w:rFonts w:ascii="Arial" w:hAnsi="Arial" w:cs="Arial"/>
+          <w:b/>
+          <w:sz w:val="18"/>
+          <w:szCs w:val="18"/>
+        </w:rPr>
+        <w:t>EL VENDEDOR</w:t>
+      </w:r>
+      <w:r>
+        <w:rPr>
+          <w:rFonts w:ascii="Arial" w:hAnsi="Arial" w:cs="Arial"/>
+          <w:sz w:val="18"/>
+          <w:szCs w:val="18"/>
+        </w:rPr>
+        <w:t xml:space="preserve"> ES PROPIETARIO DEL</w:t>
+      </w:r>
+      <w:r>
+        <w:rPr>
+          <w:rFonts w:ascii="Arial" w:eastAsia="Calibri" w:hAnsi="Arial" w:cs="Arial"/>
+          <w:sz w:val="18"/>
+          <w:szCs w:val="18"/>
+          <w:lang w:val="es-PE" w:eastAsia="en-US"/>
+        </w:rPr>
+        <w:t xml:space="preserve"> </w:t>
+      </w:r>
+      <w:r>
+        <w:rPr>
+          <w:rFonts w:ascii="Arial" w:hAnsi="Arial" w:cs="Arial"/>
+          <w:b/>
+          <w:bCs/>
+          <w:caps/>
+          <w:sz w:val="18"/>
+          <w:szCs w:val="18"/>
+        </w:rPr>
+        <w:t>PREDIO RURAL DENOMINADO BLOCK “C”, LOTE VD.144-III, DEL DISTRITO DE HUANCHACO, PROVINCIA DE TRUJILLO</w:t>
+      </w:r>
+      <w:r>
+        <w:rPr>
+          <w:rFonts w:ascii="Arial" w:hAnsi="Arial" w:cs="Arial"/>
+          <w:b/>
+          <w:sz w:val="18"/>
+          <w:szCs w:val="18"/>
+        </w:rPr>
+        <w:t>, DEPARTAMENTO DE LA LIBERTAD,</w:t>
+      </w:r>
+      <w:r>
+        <w:rPr>
+          <w:rFonts w:ascii="Arial" w:hAnsi="Arial" w:cs="Arial"/>
+          <w:sz w:val="18"/>
+          <w:szCs w:val="18"/>
+        </w:rPr>
+        <w:t xml:space="preserve"> CON UN AREA DE 2.00 HA (DOS HECTAREAS) CUYO DERECHO DE PROPIEDAD, LINDEROS, MEDIDAS PERIMETRICAS SE ENCUENTRAN INSCRITOS EN LA </w:t>
+      </w:r>
+      <w:r>
+        <w:rPr>
+          <w:rFonts w:ascii="Arial" w:hAnsi="Arial" w:cs="Arial"/>
+          <w:b/>
+          <w:sz w:val="18"/>
+          <w:szCs w:val="18"/>
+        </w:rPr>
+        <w:t xml:space="preserve">PARTIDA ELECTRONICA </w:t>
+      </w:r>
+      <w:proofErr w:type="spellStart"/>
+      <w:r>
+        <w:rPr>
+          <w:rFonts w:ascii="Arial" w:hAnsi="Arial" w:cs="Arial"/>
+          <w:b/>
+          <w:sz w:val="18"/>
+          <w:szCs w:val="18"/>
+        </w:rPr>
+        <w:t>Nº</w:t>
+      </w:r>
+      <w:proofErr w:type="spellEnd"/>
+      <w:r>
+        <w:rPr>
+          <w:rFonts w:ascii="Arial" w:hAnsi="Arial" w:cs="Arial"/>
+          <w:b/>
+          <w:sz w:val="18"/>
+          <w:szCs w:val="18"/>
+        </w:rPr>
+        <w:t xml:space="preserve"> 11095526</w:t>
+      </w:r>
+      <w:r>
+        <w:rPr>
+          <w:rFonts w:ascii="Arial" w:hAnsi="Arial" w:cs="Arial"/>
+          <w:sz w:val="18"/>
+          <w:szCs w:val="18"/>
+        </w:rPr>
+        <w:t>,</w:t>
+      </w:r>
+      <w:r>
+        <w:rPr>
+          <w:rFonts w:ascii="Arial" w:hAnsi="Arial" w:cs="Arial"/>
+          <w:b/>
+          <w:sz w:val="18"/>
+          <w:szCs w:val="18"/>
+        </w:rPr>
+        <w:t xml:space="preserve"> </w:t>
+      </w:r>
+      <w:r>
+        <w:rPr>
+          <w:rFonts w:ascii="Arial" w:hAnsi="Arial" w:cs="Arial"/>
+          <w:sz w:val="18"/>
+          <w:szCs w:val="18"/>
+        </w:rPr>
+        <w:t xml:space="preserve">DEL REGISTRO DE PREDIOS DE LA ZONA REGISTRAL </w:t>
+      </w:r>
+      <w:proofErr w:type="spellStart"/>
+      <w:r>
+        <w:rPr>
+          <w:rFonts w:ascii="Arial" w:hAnsi="Arial" w:cs="Arial"/>
+          <w:sz w:val="18"/>
+          <w:szCs w:val="18"/>
+        </w:rPr>
+        <w:t>Nº</w:t>
+      </w:r>
+      <w:proofErr w:type="spellEnd"/>
+      <w:r>
+        <w:rPr>
+          <w:rFonts w:ascii="Arial" w:hAnsi="Arial" w:cs="Arial"/>
+          <w:sz w:val="18"/>
+          <w:szCs w:val="18"/>
+        </w:rPr>
+        <w:t xml:space="preserve"> V – SEDE TRUJILLO, OFICINA REGISTRAL DE TRUJILLO</w:t>
+      </w:r>
+      <w:r>
+        <w:rPr>
+          <w:rFonts w:ascii="Arial" w:hAnsi="Arial" w:cs="Arial"/>
+          <w:bCs/>
+          <w:caps/>
           <w:sz w:val="18"/>
           <w:szCs w:val="18"/>
         </w:rPr>
@@ -470,8 +611,6 @@
       <w:r>
         <w:rPr>
           <w:rFonts w:ascii="Arial" w:hAnsi="Arial" w:cs="Arial"/>
-          <w:bCs/>
-          <w:color w:val="000000"/>
           <w:sz w:val="18"/>
           <w:szCs w:val="18"/>
         </w:rPr>
@@ -480,54 +619,42 @@
       <w:r>
         <w:rPr>
           <w:rFonts w:ascii="Arial" w:hAnsi="Arial" w:cs="Arial"/>
-          <w:bCs/>
-          <w:color w:val="000000"/>
-          <w:sz w:val="18"/>
-          <w:szCs w:val="18"/>
-        </w:rPr>
-        <w:t>CON DOMICILIO EN «DIRECCION1»</w:t>
-      </w:r>
-      <w:r>
-        <w:rPr>
-          <w:rFonts w:ascii="Arial" w:hAnsi="Arial" w:cs="Arial"/>
-          <w:sz w:val="18"/>
-          <w:szCs w:val="18"/>
-        </w:rPr>
-        <w:t xml:space="preserve">; A QUIEN EN ADELANTE SE LES DENOMINARA </w:t>
-      </w:r>
-      <w:bookmarkStart w:id="0" w:name="_Hlk208824248"/>
-      <w:r>
-        <w:rPr>
-          <w:rFonts w:ascii="Arial" w:hAnsi="Arial" w:cs="Arial"/>
-          <w:b/>
-          <w:bCs/>
-          <w:sz w:val="18"/>
-          <w:szCs w:val="18"/>
-        </w:rPr>
-        <w:t>«_PROMT»</w:t>
-      </w:r>
-      <w:bookmarkEnd w:id="0"/>
-      <w:r>
-        <w:rPr>
-          <w:rFonts w:ascii="Arial" w:hAnsi="Arial" w:cs="Arial"/>
-          <w:sz w:val="18"/>
-          <w:szCs w:val="18"/>
-        </w:rPr>
-        <w:t>;</w:t>
-      </w:r>
-      <w:r>
-        <w:rPr>
-          <w:rFonts w:ascii="Arial" w:hAnsi="Arial" w:cs="Arial"/>
-          <w:sz w:val="18"/>
-          <w:szCs w:val="18"/>
-        </w:rPr>
-        <w:t xml:space="preserve"> EN LOS TÉRMINOS Y CONDICIONES SIGUIENTES: </w:t>
+          <w:sz w:val="18"/>
+          <w:szCs w:val="18"/>
+        </w:rPr>
+        <w:t xml:space="preserve">AL QUE EN ADELANTE SE LE DENOMINARA EL </w:t>
+      </w:r>
+      <w:r>
+        <w:rPr>
+          <w:rFonts w:ascii="Arial" w:hAnsi="Arial" w:cs="Arial"/>
+          <w:b/>
+          <w:bCs/>
+          <w:sz w:val="18"/>
+          <w:szCs w:val="18"/>
+        </w:rPr>
+        <w:t>PREDIO MATRIZ</w:t>
+      </w:r>
+      <w:r>
+        <w:rPr>
+          <w:rFonts w:ascii="Arial" w:hAnsi="Arial" w:cs="Arial"/>
+          <w:sz w:val="18"/>
+          <w:szCs w:val="18"/>
+        </w:rPr>
+        <w:t>.</w:t>
+      </w:r>
+      <w:r>
+        <w:rPr>
+          <w:rFonts w:ascii="Arial" w:hAnsi="Arial" w:cs="Arial"/>
+          <w:sz w:val="18"/>
+          <w:szCs w:val="18"/>
+        </w:rPr>
+        <w:t xml:space="preserve"> </w:t>
       </w:r>
     </w:p>
     <w:p>
       <w:pPr>
         <w:pStyle w:val="NormalWeb"/>
-        <w:spacing w:before="0" w:beforeAutospacing="0" w:after="0" w:afterAutospacing="0" w:line="324" w:lineRule="auto"/>
+        <w:spacing w:before="0" w:beforeAutospacing="0" w:after="0" w:afterAutospacing="0" w:line="348" w:lineRule="auto"/>
         <w:jc w:val="both"/>
         <w:rPr>
           <w:rFonts w:ascii="Arial" w:hAnsi="Arial" w:cs="Arial"/>
@@ -535,7 +662,736 @@
           <w:szCs w:val="18"/>
         </w:rPr>
       </w:pPr>
-      <w:proofErr w:type="gramStart"/>
+      <w:r>
+        <w:rPr>
+          <w:rFonts w:ascii="Arial" w:hAnsi="Arial" w:cs="Arial"/>
+          <w:sz w:val="18"/>
+          <w:szCs w:val="18"/>
+        </w:rPr>
+        <w:t xml:space="preserve">SOBRE EL INMUEBLE ANTES MENCIONADO </w:t>
+      </w:r>
+      <w:r>
+        <w:rPr>
+          <w:rFonts w:ascii="Arial" w:hAnsi="Arial" w:cs="Arial"/>
+          <w:b/>
+          <w:bCs/>
+          <w:sz w:val="18"/>
+          <w:szCs w:val="18"/>
+        </w:rPr>
+        <w:t>LA VENDEDORA</w:t>
+      </w:r>
+      <w:r>
+        <w:rPr>
+          <w:rFonts w:ascii="Arial" w:hAnsi="Arial" w:cs="Arial"/>
+          <w:sz w:val="18"/>
+          <w:szCs w:val="18"/>
+        </w:rPr>
+        <w:t xml:space="preserve"> HA PLANIFICADO EJECUTAR UN PROYECTO INMOBILIARIO </w:t>
+      </w:r>
+      <w:r>
+        <w:rPr>
+          <w:rFonts w:ascii="Arial" w:hAnsi="Arial" w:cs="Arial"/>
+          <w:sz w:val="18"/>
+          <w:szCs w:val="18"/>
+        </w:rPr>
+        <w:t>DE LOTIZACION</w:t>
+      </w:r>
+      <w:r>
+        <w:rPr>
+          <w:rFonts w:ascii="Arial" w:hAnsi="Arial" w:cs="Arial"/>
+          <w:sz w:val="18"/>
+          <w:szCs w:val="18"/>
+        </w:rPr>
+        <w:t xml:space="preserve"> DENOMINADO </w:t>
+      </w:r>
+      <w:r>
+        <w:rPr>
+          <w:rFonts w:ascii="Arial" w:hAnsi="Arial" w:cs="Arial"/>
+          <w:b/>
+          <w:bCs/>
+          <w:sz w:val="18"/>
+          <w:szCs w:val="18"/>
+        </w:rPr>
+        <w:t>“</w:t>
+      </w:r>
+      <w:r>
+        <w:rPr>
+          <w:rFonts w:ascii="Arial" w:hAnsi="Arial" w:cs="Arial"/>
+          <w:b/>
+          <w:bCs/>
+          <w:sz w:val="18"/>
+          <w:szCs w:val="18"/>
+        </w:rPr>
+        <w:t>RESIDENCIAL LOS LAURELES DE CASTILLA</w:t>
+      </w:r>
+      <w:r>
+        <w:rPr>
+          <w:rFonts w:ascii="Arial" w:hAnsi="Arial" w:cs="Arial"/>
+          <w:b/>
+          <w:bCs/>
+          <w:sz w:val="18"/>
+          <w:szCs w:val="18"/>
+        </w:rPr>
+        <w:t>”</w:t>
+      </w:r>
+      <w:r>
+        <w:rPr>
+          <w:rFonts w:ascii="Arial" w:hAnsi="Arial" w:cs="Arial"/>
+          <w:sz w:val="18"/>
+          <w:szCs w:val="18"/>
+        </w:rPr>
+        <w:t xml:space="preserve">, </w:t>
+      </w:r>
+      <w:r>
+        <w:rPr>
+          <w:rFonts w:ascii="Arial" w:hAnsi="Arial" w:cs="Arial"/>
+          <w:sz w:val="18"/>
+          <w:szCs w:val="18"/>
+        </w:rPr>
+        <w:t xml:space="preserve">CUYAS CARACTERISTICAS ESTAN SEÑALADAS EN LA MEMORIA DESCRIPTIVA AL CUAL TIENE LIBRE ACCESO </w:t>
+      </w:r>
+      <w:r>
+        <w:rPr>
+          <w:rFonts w:ascii="Arial" w:hAnsi="Arial" w:cs="Arial"/>
+          <w:b/>
+          <w:bCs/>
+          <w:sz w:val="18"/>
+          <w:szCs w:val="18"/>
+        </w:rPr>
+        <w:t>«COMPRADOR»</w:t>
+      </w:r>
+      <w:r>
+        <w:rPr>
+          <w:rFonts w:ascii="Arial" w:hAnsi="Arial" w:cs="Arial"/>
+          <w:sz w:val="18"/>
+          <w:szCs w:val="18"/>
+        </w:rPr>
+        <w:t xml:space="preserve">; QUE ES MATERIA DE VENTA COMO BIEN FUTURO, Y QUE EN ADELANTE SERÁ DENOMINADO COMO </w:t>
+      </w:r>
+      <w:r>
+        <w:rPr>
+          <w:rFonts w:ascii="Arial" w:hAnsi="Arial" w:cs="Arial"/>
+          <w:b/>
+          <w:bCs/>
+          <w:sz w:val="18"/>
+          <w:szCs w:val="18"/>
+        </w:rPr>
+        <w:t>EL INMUEBLE</w:t>
+      </w:r>
+      <w:r>
+        <w:rPr>
+          <w:rFonts w:ascii="Arial" w:hAnsi="Arial" w:cs="Arial"/>
+          <w:sz w:val="18"/>
+          <w:szCs w:val="18"/>
+        </w:rPr>
+        <w:t xml:space="preserve">. </w:t>
+      </w:r>
+    </w:p>
+    <w:p>
+      <w:pPr>
+        <w:pStyle w:val="NormalWeb"/>
+        <w:spacing w:before="0" w:beforeAutospacing="0" w:after="0" w:afterAutospacing="0" w:line="348" w:lineRule="auto"/>
+        <w:jc w:val="both"/>
+        <w:rPr>
+          <w:rFonts w:ascii="Arial" w:hAnsi="Arial" w:cs="Arial"/>
+          <w:sz w:val="18"/>
+          <w:szCs w:val="18"/>
+        </w:rPr>
+      </w:pPr>
+      <w:r>
+        <w:rPr>
+          <w:rFonts w:ascii="Arial" w:hAnsi="Arial" w:cs="Arial"/>
+          <w:sz w:val="18"/>
+          <w:szCs w:val="18"/>
+        </w:rPr>
+        <w:t xml:space="preserve">AMBAS PARTES CELEBRAN ESTE CONTRATO DE COMPRAVENTA DE BIEN FUTURO, CONFORME A LO ESTABLECIDO POR EL ARTÍCULO </w:t>
+      </w:r>
+      <w:r>
+        <w:rPr>
+          <w:rFonts w:ascii="Arial" w:hAnsi="Arial" w:cs="Arial"/>
+          <w:sz w:val="18"/>
+          <w:szCs w:val="18"/>
+        </w:rPr>
+        <w:t>1534°</w:t>
+      </w:r>
+      <w:r>
+        <w:rPr>
+          <w:rFonts w:ascii="Arial" w:hAnsi="Arial" w:cs="Arial"/>
+          <w:sz w:val="18"/>
+          <w:szCs w:val="18"/>
+        </w:rPr>
+        <w:t xml:space="preserve"> DEL CÓDIGO CIVIL, RESPECTO DE EL INMUEBLE ANTES MENCIONADO, EL MISMO QUE SERA</w:t>
+      </w:r>
+      <w:r>
+        <w:rPr>
+          <w:rFonts w:ascii="Arial" w:hAnsi="Arial" w:cs="Arial"/>
+          <w:sz w:val="18"/>
+          <w:szCs w:val="18"/>
+        </w:rPr>
+        <w:t xml:space="preserve"> </w:t>
+      </w:r>
+      <w:r>
+        <w:rPr>
+          <w:rFonts w:ascii="Arial" w:hAnsi="Arial" w:cs="Arial"/>
+          <w:sz w:val="18"/>
+          <w:szCs w:val="18"/>
+        </w:rPr>
+        <w:t>UN LOTE</w:t>
+      </w:r>
+      <w:r>
+        <w:rPr>
+          <w:rFonts w:ascii="Arial" w:hAnsi="Arial" w:cs="Arial"/>
+          <w:sz w:val="18"/>
+          <w:szCs w:val="18"/>
+        </w:rPr>
+        <w:t xml:space="preserve"> </w:t>
+      </w:r>
+      <w:r>
+        <w:rPr>
+          <w:rFonts w:ascii="Arial" w:hAnsi="Arial" w:cs="Arial"/>
+          <w:sz w:val="18"/>
+          <w:szCs w:val="18"/>
+        </w:rPr>
+        <w:t>D</w:t>
+      </w:r>
+      <w:r>
+        <w:rPr>
+          <w:rFonts w:ascii="Arial" w:hAnsi="Arial" w:cs="Arial"/>
+          <w:sz w:val="18"/>
+          <w:szCs w:val="18"/>
+        </w:rPr>
+        <w:t>EL PREDIO MATRIZ</w:t>
+      </w:r>
+      <w:r>
+        <w:rPr>
+          <w:rFonts w:ascii="Arial" w:hAnsi="Arial" w:cs="Arial"/>
+          <w:sz w:val="18"/>
+          <w:szCs w:val="18"/>
+        </w:rPr>
+        <w:t xml:space="preserve"> </w:t>
+      </w:r>
+      <w:r>
+        <w:rPr>
+          <w:rFonts w:ascii="Arial" w:hAnsi="Arial" w:cs="Arial"/>
+          <w:sz w:val="18"/>
+          <w:szCs w:val="18"/>
+        </w:rPr>
+        <w:t>DESCRITO</w:t>
+      </w:r>
+      <w:r>
+        <w:rPr>
+          <w:rFonts w:ascii="Arial" w:hAnsi="Arial" w:cs="Arial"/>
+          <w:sz w:val="18"/>
+          <w:szCs w:val="18"/>
+        </w:rPr>
+        <w:t xml:space="preserve"> </w:t>
+      </w:r>
+      <w:r>
+        <w:rPr>
+          <w:rFonts w:ascii="Arial" w:hAnsi="Arial" w:cs="Arial"/>
+          <w:sz w:val="18"/>
+          <w:szCs w:val="18"/>
+        </w:rPr>
+        <w:t>EN</w:t>
+      </w:r>
+      <w:r>
+        <w:rPr>
+          <w:rFonts w:ascii="Arial" w:hAnsi="Arial" w:cs="Arial"/>
+          <w:sz w:val="18"/>
+          <w:szCs w:val="18"/>
+        </w:rPr>
+        <w:t xml:space="preserve"> </w:t>
+      </w:r>
+      <w:r>
+        <w:rPr>
+          <w:rFonts w:ascii="Arial" w:hAnsi="Arial" w:cs="Arial"/>
+          <w:sz w:val="18"/>
+          <w:szCs w:val="18"/>
+        </w:rPr>
+        <w:t>EL PRIMER</w:t>
+      </w:r>
+      <w:r>
+        <w:rPr>
+          <w:rFonts w:ascii="Arial" w:hAnsi="Arial" w:cs="Arial"/>
+          <w:sz w:val="18"/>
+          <w:szCs w:val="18"/>
+        </w:rPr>
+        <w:t xml:space="preserve"> </w:t>
+      </w:r>
+      <w:r>
+        <w:rPr>
+          <w:rFonts w:ascii="Arial" w:hAnsi="Arial" w:cs="Arial"/>
+          <w:sz w:val="18"/>
+          <w:szCs w:val="18"/>
+        </w:rPr>
+        <w:t>PARRAFO</w:t>
+      </w:r>
+      <w:r>
+        <w:rPr>
+          <w:rFonts w:ascii="Arial" w:hAnsi="Arial" w:cs="Arial"/>
+          <w:sz w:val="18"/>
+          <w:szCs w:val="18"/>
+        </w:rPr>
+        <w:t xml:space="preserve"> </w:t>
+      </w:r>
+      <w:r>
+        <w:rPr>
+          <w:rFonts w:ascii="Arial" w:hAnsi="Arial" w:cs="Arial"/>
+          <w:sz w:val="18"/>
+          <w:szCs w:val="18"/>
+        </w:rPr>
+        <w:t>DE LA PRESENTE CLAUSULA.</w:t>
+      </w:r>
+      <w:r>
+        <w:rPr>
+          <w:rFonts w:ascii="Arial" w:hAnsi="Arial" w:cs="Arial"/>
+          <w:sz w:val="18"/>
+          <w:szCs w:val="18"/>
+        </w:rPr>
+        <w:t xml:space="preserve"> </w:t>
+      </w:r>
+    </w:p>
+    <w:p>
+      <w:pPr>
+        <w:pStyle w:val="NormalWeb"/>
+        <w:spacing w:before="0" w:beforeAutospacing="0" w:after="0" w:afterAutospacing="0" w:line="348" w:lineRule="auto"/>
+        <w:jc w:val="both"/>
+        <w:rPr>
+          <w:rFonts w:ascii="Arial" w:hAnsi="Arial" w:cs="Arial"/>
+          <w:sz w:val="18"/>
+          <w:szCs w:val="18"/>
+        </w:rPr>
+      </w:pPr>
+      <w:r>
+        <w:rPr>
+          <w:rFonts w:ascii="Arial" w:hAnsi="Arial" w:cs="Arial"/>
+          <w:b/>
+          <w:bCs/>
+          <w:sz w:val="18"/>
+          <w:szCs w:val="18"/>
+          <w:lang w:eastAsia="en-US"/>
+        </w:rPr>
+        <w:t xml:space="preserve">SEGUNDA.- </w:t>
+      </w:r>
+      <w:r>
+        <w:rPr>
+          <w:rFonts w:ascii="Arial" w:hAnsi="Arial" w:cs="Arial"/>
+          <w:sz w:val="18"/>
+          <w:szCs w:val="18"/>
+        </w:rPr>
+        <w:t xml:space="preserve">SOBRE LA CELEBRACIÓN DEL CONTRATO PREPARATORIO DE COMPRAVENTA DE BIEN FUTURO. </w:t>
+      </w:r>
+    </w:p>
+    <w:p>
+      <w:pPr>
+        <w:pStyle w:val="NormalWeb"/>
+        <w:spacing w:before="0" w:beforeAutospacing="0" w:after="0" w:afterAutospacing="0" w:line="348" w:lineRule="auto"/>
+        <w:jc w:val="both"/>
+        <w:rPr>
+          <w:rFonts w:ascii="Arial" w:eastAsia="Times New Roman" w:hAnsi="Arial" w:cs="Arial"/>
+          <w:sz w:val="18"/>
+          <w:szCs w:val="18"/>
+          <w:lang w:eastAsia="en-US"/>
+        </w:rPr>
+      </w:pPr>
+      <w:r>
+        <w:rPr>
+          <w:rFonts w:ascii="Arial" w:eastAsia="Times New Roman" w:hAnsi="Arial" w:cs="Arial"/>
+          <w:sz w:val="18"/>
+          <w:szCs w:val="18"/>
+          <w:lang w:eastAsia="en-US"/>
+        </w:rPr>
+        <w:t>LAS PARTES DECLARAN QUE, CON ANTERIORIDAD A LA SUSCRIPCIÓN DEL PRESENTE CONTRATO, EL COMPRADOR SUSCRIBIÓ CON LA VENDEDORA UNA FICHA DE SEPARACIÓN Y, DE SER EL CASO, UN CONTRATO DE PROMESA DE VENTA RESPECTO DEL BIEN MATERIA DE LA PRESENTE COMPRAVENTA.</w:t>
+      </w:r>
+    </w:p>
+    <w:p>
+      <w:pPr>
+        <w:pStyle w:val="NormalWeb"/>
+        <w:spacing w:before="0" w:beforeAutospacing="0" w:after="0" w:afterAutospacing="0" w:line="348" w:lineRule="auto"/>
+        <w:jc w:val="both"/>
+        <w:rPr>
+          <w:rFonts w:ascii="Arial" w:eastAsia="Times New Roman" w:hAnsi="Arial" w:cs="Arial"/>
+          <w:sz w:val="18"/>
+          <w:szCs w:val="18"/>
+          <w:lang w:eastAsia="en-US"/>
+        </w:rPr>
+      </w:pPr>
+      <w:r>
+        <w:rPr>
+          <w:rFonts w:ascii="Arial" w:eastAsia="Times New Roman" w:hAnsi="Arial" w:cs="Arial"/>
+          <w:sz w:val="18"/>
+          <w:szCs w:val="18"/>
+          <w:lang w:eastAsia="en-US"/>
+        </w:rPr>
+        <w:t>ASIMISMO, LAS PARTES ACUERDAN QUE, EN CASO DE DISCREPANCIA O DISCONFORMIDAD ENTRE LO ESTABLECIDO EN DICHOS DOCUMENTOS Y EL PRESENTE CONTRATO DEFINITIVO DE COMPRAVENTA, PREVALECERÁ LO DISPUESTO EN ESTE ÚLTIMO.</w:t>
+      </w:r>
+    </w:p>
+    <w:p>
+      <w:pPr>
+        <w:pStyle w:val="NormalWeb"/>
+        <w:spacing w:before="0" w:beforeAutospacing="0" w:after="0" w:afterAutospacing="0" w:line="348" w:lineRule="auto"/>
+        <w:jc w:val="both"/>
+        <w:rPr>
+          <w:rFonts w:ascii="Arial" w:hAnsi="Arial" w:cs="Arial"/>
+          <w:sz w:val="18"/>
+          <w:szCs w:val="18"/>
+        </w:rPr>
+      </w:pPr>
+      <w:r>
+        <w:rPr>
+          <w:rFonts w:ascii="Arial" w:hAnsi="Arial" w:cs="Arial"/>
+          <w:b/>
+          <w:bCs/>
+          <w:sz w:val="18"/>
+          <w:szCs w:val="18"/>
+        </w:rPr>
+        <w:t>TERCERA</w:t>
+      </w:r>
+      <w:r>
+        <w:rPr>
+          <w:rFonts w:ascii="Arial" w:hAnsi="Arial" w:cs="Arial"/>
+          <w:sz w:val="18"/>
+          <w:szCs w:val="18"/>
+        </w:rPr>
+        <w:t>.- IMPORTE DE VENTA Y FORMA DE PAGO</w:t>
+      </w:r>
+      <w:r>
+        <w:rPr>
+          <w:rFonts w:ascii="Arial" w:hAnsi="Arial" w:cs="Arial"/>
+          <w:sz w:val="18"/>
+          <w:szCs w:val="18"/>
+        </w:rPr>
+        <w:t xml:space="preserve">: </w:t>
+      </w:r>
+    </w:p>
+    <w:p>
+      <w:pPr>
+        <w:pStyle w:val="NormalWeb"/>
+        <w:spacing w:before="0" w:beforeAutospacing="0" w:after="0" w:afterAutospacing="0" w:line="348" w:lineRule="auto"/>
+        <w:jc w:val="both"/>
+        <w:rPr>
+          <w:rFonts w:ascii="Arial" w:hAnsi="Arial" w:cs="Arial"/>
+          <w:sz w:val="18"/>
+          <w:szCs w:val="18"/>
+        </w:rPr>
+      </w:pPr>
+      <w:r>
+        <w:rPr>
+          <w:rFonts w:ascii="Arial" w:hAnsi="Arial" w:cs="Arial"/>
+          <w:sz w:val="18"/>
+          <w:szCs w:val="18"/>
+        </w:rPr>
+        <w:lastRenderedPageBreak/>
+        <w:t xml:space="preserve">POR INTERMEDIO DEL PRESENTE CONTRATO, </w:t>
+      </w:r>
+      <w:r>
+        <w:rPr>
+          <w:rFonts w:ascii="Arial" w:hAnsi="Arial" w:cs="Arial"/>
+          <w:b/>
+          <w:bCs/>
+          <w:sz w:val="18"/>
+          <w:szCs w:val="18"/>
+        </w:rPr>
+        <w:t>LA VENDEDORA</w:t>
+      </w:r>
+      <w:r>
+        <w:rPr>
+          <w:rFonts w:ascii="Arial" w:hAnsi="Arial" w:cs="Arial"/>
+          <w:sz w:val="18"/>
+          <w:szCs w:val="18"/>
+        </w:rPr>
+        <w:t xml:space="preserve">, TRANSFIERE, EN VENTA REAL Y ENAJENACION PERPETUA, EL </w:t>
+      </w:r>
+      <w:r>
+        <w:rPr>
+          <w:rFonts w:ascii="Arial" w:hAnsi="Arial" w:cs="Arial"/>
+          <w:b/>
+          <w:bCs/>
+          <w:sz w:val="18"/>
+          <w:szCs w:val="18"/>
+        </w:rPr>
+        <w:t xml:space="preserve">LOTE «LOTE», </w:t>
+      </w:r>
+      <w:r>
+        <w:rPr>
+          <w:rFonts w:ascii="Arial" w:hAnsi="Arial" w:cs="Arial"/>
+          <w:sz w:val="18"/>
+          <w:szCs w:val="18"/>
+        </w:rPr>
+        <w:t xml:space="preserve">DE LA </w:t>
+      </w:r>
+      <w:r>
+        <w:rPr>
+          <w:rFonts w:ascii="Arial" w:hAnsi="Arial" w:cs="Arial"/>
+          <w:b/>
+          <w:bCs/>
+          <w:sz w:val="18"/>
+          <w:szCs w:val="18"/>
+        </w:rPr>
+        <w:t xml:space="preserve">MANZANA «MZ», </w:t>
+      </w:r>
+      <w:r>
+        <w:rPr>
+          <w:rFonts w:ascii="Arial" w:hAnsi="Arial" w:cs="Arial"/>
+          <w:sz w:val="18"/>
+          <w:szCs w:val="18"/>
+        </w:rPr>
+        <w:t xml:space="preserve">CON UN AREA DE </w:t>
+      </w:r>
+      <w:r>
+        <w:rPr>
+          <w:rFonts w:ascii="Arial" w:hAnsi="Arial" w:cs="Arial"/>
+          <w:b/>
+          <w:bCs/>
+          <w:sz w:val="18"/>
+          <w:szCs w:val="18"/>
+        </w:rPr>
+        <w:t xml:space="preserve">«AREA» M2 («AREA_TEXTO» METROS CUADRADOS) </w:t>
+      </w:r>
+      <w:r>
+        <w:rPr>
+          <w:rFonts w:ascii="Arial" w:hAnsi="Arial" w:cs="Arial"/>
+          <w:sz w:val="18"/>
+          <w:szCs w:val="18"/>
+        </w:rPr>
+        <w:t>DEL PROYECTO DENOMINADO</w:t>
+      </w:r>
+      <w:r>
+        <w:rPr>
+          <w:rFonts w:ascii="Arial" w:hAnsi="Arial" w:cs="Arial"/>
+          <w:b/>
+          <w:bCs/>
+          <w:sz w:val="18"/>
+          <w:szCs w:val="18"/>
+        </w:rPr>
+        <w:t xml:space="preserve"> </w:t>
+      </w:r>
+      <w:r>
+        <w:rPr>
+          <w:rFonts w:ascii="Arial" w:hAnsi="Arial" w:cs="Arial"/>
+          <w:b/>
+          <w:bCs/>
+          <w:sz w:val="18"/>
+          <w:szCs w:val="18"/>
+        </w:rPr>
+        <w:t>“</w:t>
+      </w:r>
+      <w:r>
+        <w:rPr>
+          <w:rFonts w:ascii="Arial" w:hAnsi="Arial" w:cs="Arial"/>
+          <w:b/>
+          <w:bCs/>
+          <w:sz w:val="18"/>
+          <w:szCs w:val="18"/>
+        </w:rPr>
+        <w:t>RESIDENCIAL LOS LAURELES DE CASTILLA</w:t>
+      </w:r>
+      <w:r>
+        <w:rPr>
+          <w:rFonts w:ascii="Arial" w:hAnsi="Arial" w:cs="Arial"/>
+          <w:b/>
+          <w:bCs/>
+          <w:sz w:val="18"/>
+          <w:szCs w:val="18"/>
+        </w:rPr>
+        <w:t>”</w:t>
+      </w:r>
+      <w:r>
+        <w:rPr>
+          <w:rFonts w:ascii="Arial" w:hAnsi="Arial" w:cs="Arial"/>
+          <w:sz w:val="18"/>
+          <w:szCs w:val="18"/>
+        </w:rPr>
+        <w:t xml:space="preserve"> </w:t>
+      </w:r>
+      <w:r>
+        <w:rPr>
+          <w:rFonts w:ascii="Arial" w:hAnsi="Arial" w:cs="Arial"/>
+          <w:sz w:val="18"/>
+          <w:szCs w:val="18"/>
+        </w:rPr>
+        <w:t xml:space="preserve">A FAVOR DE </w:t>
+      </w:r>
+      <w:r>
+        <w:rPr>
+          <w:rFonts w:ascii="Arial" w:hAnsi="Arial" w:cs="Arial"/>
+          <w:b/>
+          <w:bCs/>
+          <w:sz w:val="18"/>
+          <w:szCs w:val="18"/>
+        </w:rPr>
+        <w:t>«COMPRADOR»</w:t>
+      </w:r>
+      <w:r>
+        <w:rPr>
+          <w:rFonts w:ascii="Arial" w:hAnsi="Arial" w:cs="Arial"/>
+          <w:sz w:val="18"/>
+          <w:szCs w:val="18"/>
+        </w:rPr>
+        <w:t xml:space="preserve">, POR LA SUMA TOTAL DE </w:t>
+      </w:r>
+      <w:r>
+        <w:rPr>
+          <w:rFonts w:ascii="Arial" w:hAnsi="Arial" w:cs="Arial"/>
+          <w:b/>
+          <w:sz w:val="18"/>
+          <w:szCs w:val="18"/>
+        </w:rPr>
+        <w:t>US$«PRECIO» («PRECIO_TEXTO» Y «PRECIO_DECIMAL»/100 DOLARES AMERICANOS)</w:t>
+      </w:r>
+      <w:r>
+        <w:rPr>
+          <w:rFonts w:ascii="Arial" w:hAnsi="Arial" w:cs="Arial"/>
+          <w:sz w:val="18"/>
+          <w:szCs w:val="18"/>
+        </w:rPr>
+        <w:t>.</w:t>
+      </w:r>
+    </w:p>
+    <w:p>
+      <w:pPr>
+        <w:pStyle w:val="NormalWeb"/>
+        <w:spacing w:before="0" w:beforeAutospacing="0" w:after="0" w:afterAutospacing="0" w:line="348" w:lineRule="auto"/>
+        <w:jc w:val="both"/>
+        <w:rPr>
+          <w:rFonts w:ascii="Arial" w:hAnsi="Arial" w:cs="Arial"/>
+          <w:sz w:val="18"/>
+          <w:szCs w:val="18"/>
+        </w:rPr>
+      </w:pPr>
+      <w:r>
+        <w:rPr>
+          <w:rFonts w:ascii="Arial" w:hAnsi="Arial" w:cs="Arial"/>
+          <w:sz w:val="18"/>
+          <w:szCs w:val="18"/>
+        </w:rPr>
+        <w:t xml:space="preserve">LA PRESENTE COMPRAVENTA SE ENCUENTRA SUJETA A LA CONDICIÓN SUSPENSIVA QUE DICHO INMUEBLE LLEGUE A INDEPENDIZARSE, Y TRATANDOSE DE BIEN FUTURO, EL PRECIO TOTAL ANTES INDICADO, HA SIDO CANCELADO DE LA SIGUIENTE MANERA: </w:t>
+      </w:r>
+    </w:p>
+    <w:p>
+      <w:pPr>
+        <w:pStyle w:val="NormalWeb"/>
+        <w:spacing w:before="0" w:beforeAutospacing="0" w:after="0" w:afterAutospacing="0" w:line="348" w:lineRule="auto"/>
+        <w:jc w:val="both"/>
+        <w:rPr>
+          <w:rFonts w:ascii="Arial" w:hAnsi="Arial" w:cs="Arial"/>
+          <w:sz w:val="18"/>
+          <w:szCs w:val="18"/>
+        </w:rPr>
+      </w:pPr>
+      <w:r>
+        <w:rPr>
+          <w:rFonts w:ascii="Arial" w:hAnsi="Arial" w:cs="Arial"/>
+          <w:sz w:val="18"/>
+          <w:szCs w:val="18"/>
+        </w:rPr>
+        <w:t xml:space="preserve">3.1.- UN PAGO INICIAL DE </w:t>
+      </w:r>
+      <w:r>
+        <w:rPr>
+          <w:rFonts w:ascii="Arial" w:hAnsi="Arial" w:cs="Arial"/>
+          <w:bCs/>
+          <w:sz w:val="18"/>
+          <w:szCs w:val="18"/>
+        </w:rPr>
+        <w:t xml:space="preserve">S/«SEP_SOLES» («SEP_SOLES_TEXTO» Y «SEP_SOLES_DECIMAL»/100 SOLES) QUE AL TIPO DE CAMBIO DE S/ «TIPO_CAMBIO» («TC_TEXTO» Y «TC_DECIMAL»/100 SOLES) EQUIVALE A </w:t>
+      </w:r>
+      <w:r>
+        <w:rPr>
+          <w:rFonts w:ascii="Arial" w:hAnsi="Arial" w:cs="Arial"/>
+          <w:b/>
+          <w:sz w:val="18"/>
+          <w:szCs w:val="18"/>
+        </w:rPr>
+        <w:t>US$«SEP» («SEP_TEXTO» Y «SEP_DECIMAL»/100 DOLARES AMERICANOS</w:t>
+      </w:r>
+      <w:r>
+        <w:rPr>
+          <w:rFonts w:ascii="Arial" w:hAnsi="Arial" w:cs="Arial"/>
+          <w:b/>
+          <w:bCs/>
+          <w:sz w:val="18"/>
+          <w:szCs w:val="18"/>
+        </w:rPr>
+        <w:t>)</w:t>
+      </w:r>
+      <w:r>
+        <w:rPr>
+          <w:rFonts w:ascii="Arial" w:hAnsi="Arial" w:cs="Arial"/>
+          <w:sz w:val="18"/>
+          <w:szCs w:val="18"/>
+        </w:rPr>
+        <w:t xml:space="preserve"> QUE HAN SIDO CANCELADOS A FAVOR DE LA VENDEDORA, CON ANTERIORIDAD  A LA FIRMA DEL PRESENTE DOCUMENTO. </w:t>
+      </w:r>
+    </w:p>
+    <w:p>
+      <w:pPr>
+        <w:pStyle w:val="NormalWeb"/>
+        <w:spacing w:before="0" w:beforeAutospacing="0" w:after="0" w:afterAutospacing="0" w:line="348" w:lineRule="auto"/>
+        <w:jc w:val="both"/>
+        <w:rPr>
+          <w:rFonts w:ascii="Arial" w:hAnsi="Arial" w:cs="Arial"/>
+          <w:sz w:val="18"/>
+          <w:szCs w:val="18"/>
+        </w:rPr>
+      </w:pPr>
+      <w:r>
+        <w:rPr>
+          <w:rFonts w:ascii="Arial" w:hAnsi="Arial" w:cs="Arial"/>
+          <w:sz w:val="18"/>
+          <w:szCs w:val="18"/>
+        </w:rPr>
+        <w:t xml:space="preserve">3.2.- EL IMPORTE DE </w:t>
+      </w:r>
+      <w:r>
+        <w:rPr>
+          <w:rFonts w:ascii="Arial" w:hAnsi="Arial" w:cs="Arial"/>
+          <w:b/>
+          <w:bCs/>
+          <w:sz w:val="18"/>
+          <w:szCs w:val="18"/>
+        </w:rPr>
+        <w:t>US$«PAGO» («PAGO_TEXTO» Y «PAGO_DECIMAL»/100 DOLARES AMERICANOS)</w:t>
+      </w:r>
+      <w:r>
+        <w:rPr>
+          <w:rFonts w:ascii="Arial" w:hAnsi="Arial" w:cs="Arial"/>
+          <w:sz w:val="18"/>
+          <w:szCs w:val="18"/>
+        </w:rPr>
+        <w:t xml:space="preserve">, HA SIDO CANCELADO CON RECURSOS PROPIOS DE «COMPRADOR» EN EL CUAL SE INCLUYE LA SUMA ENTREGADA POR «COMPRADOR» A TITULO DE ARRAS AL MOMENTO DE LA CELEBRACION DEL CONTRATO PRIVADO DE PROMESA DE VENTA, DESCRITO EN LA CLAUSULA SEGUNDA, Y QUE LAS PARTES ACUERDAN QUE SEAN IMPUTADAS COMO PAGO DEL PRECIO DE VENTA, SIENDO LA SOLA FIRMA POR PARTE DE LA VENDEDORA EN LA ESCRITURA PUBLICA QUE DE ORIGEN LA PRESENTE MINUTA DE COMPRAVENTA CONSTANCIA SUFICIENTE DE SU CANCELACION TOTAL DEL PRECIO DE VENTA. </w:t>
+      </w:r>
+    </w:p>
+    <w:p>
+      <w:pPr>
+        <w:pStyle w:val="NormalWeb"/>
+        <w:spacing w:before="0" w:beforeAutospacing="0" w:after="0" w:afterAutospacing="0" w:line="348" w:lineRule="auto"/>
+        <w:jc w:val="both"/>
+        <w:rPr>
+          <w:rFonts w:ascii="Arial" w:hAnsi="Arial" w:cs="Arial"/>
+          <w:sz w:val="18"/>
+          <w:szCs w:val="18"/>
+        </w:rPr>
+      </w:pPr>
+      <w:r>
+        <w:rPr>
+          <w:rFonts w:ascii="Arial" w:hAnsi="Arial" w:cs="Arial"/>
+          <w:sz w:val="18"/>
+          <w:szCs w:val="18"/>
+        </w:rPr>
+        <w:t xml:space="preserve">AMBAS PARTES CONTRATANTES DECLARAN QUE EL PRECIO DE VENTA ES EL JUSTO Y LEGAL QUE LE CORRESPONDE A DICHO INMUEBLE, Y QUE SI ALGUNA DIFERENCIA DE MAS O DE MENOS EXISTIERA SE HACEN MUTUA Y RECIPROCA DONACION DEL EXCESO, DECLARANDO ASIMISMO QUE EN EL PRESENTE CONTRATO NO HA MEDIADO DOLO, ERROR, VIOLENCIA, INTIMIDACION NI CUALQUIER OTRO VICIO QUE LO INVALIDE. </w:t>
+      </w:r>
+    </w:p>
+    <w:p>
+      <w:pPr>
+        <w:spacing w:line="348" w:lineRule="auto"/>
+        <w:jc w:val="both"/>
+        <w:rPr>
+          <w:rFonts w:ascii="Arial" w:hAnsi="Arial" w:cs="Arial"/>
+          <w:sz w:val="18"/>
+          <w:szCs w:val="18"/>
+        </w:rPr>
+      </w:pPr>
       <w:r>
         <w:rPr>
           <w:rFonts w:ascii="Arial" w:hAnsi="Arial" w:cs="Arial"/>
@@ -544,1332 +1400,6 @@
           <w:szCs w:val="18"/>
           <w:u w:val="single"/>
         </w:rPr>
-        <w:t>PRIMERA.-</w:t>
-      </w:r>
-      <w:proofErr w:type="gramEnd"/>
-      <w:r>
-        <w:rPr>
-          <w:rFonts w:ascii="Arial" w:hAnsi="Arial" w:cs="Arial"/>
-          <w:b/>
-          <w:sz w:val="18"/>
-          <w:szCs w:val="18"/>
-          <w:u w:val="single"/>
-        </w:rPr>
-        <w:t xml:space="preserve"> ANTECEDENTES </w:t>
-      </w:r>
-    </w:p>
-    <w:p>
-      <w:pPr>
-        <w:pStyle w:val="NormalWeb"/>
-        <w:spacing w:before="0" w:beforeAutospacing="0" w:after="0" w:afterAutospacing="0" w:line="324" w:lineRule="auto"/>
-        <w:jc w:val="both"/>
-        <w:rPr>
-          <w:rFonts w:ascii="Arial" w:hAnsi="Arial" w:cs="Arial"/>
-          <w:sz w:val="18"/>
-          <w:szCs w:val="18"/>
-        </w:rPr>
-      </w:pPr>
-      <w:r>
-        <w:rPr>
-          <w:rFonts w:ascii="Arial" w:hAnsi="Arial" w:cs="Arial"/>
-          <w:b/>
-          <w:sz w:val="18"/>
-          <w:szCs w:val="18"/>
-        </w:rPr>
-        <w:t>EL VENDEDOR</w:t>
-      </w:r>
-      <w:r>
-        <w:rPr>
-          <w:rFonts w:ascii="Arial" w:hAnsi="Arial" w:cs="Arial"/>
-          <w:sz w:val="18"/>
-          <w:szCs w:val="18"/>
-        </w:rPr>
-        <w:t xml:space="preserve"> ES PROPIETARIO DEL</w:t>
-      </w:r>
-      <w:r>
-        <w:rPr>
-          <w:rFonts w:ascii="Arial" w:eastAsia="Calibri" w:hAnsi="Arial" w:cs="Arial"/>
-          <w:sz w:val="18"/>
-          <w:szCs w:val="18"/>
-          <w:lang w:val="es-PE" w:eastAsia="en-US"/>
-        </w:rPr>
-        <w:t xml:space="preserve"> </w:t>
-      </w:r>
-      <w:r>
-        <w:rPr>
-          <w:rFonts w:ascii="Arial" w:hAnsi="Arial" w:cs="Arial"/>
-          <w:b/>
-          <w:bCs/>
-          <w:caps/>
-          <w:sz w:val="18"/>
-          <w:szCs w:val="18"/>
-        </w:rPr>
-        <w:t>PREDIO RURAL DENOMINADO BLOCK “C”, LOTE VD.144-III, DEL DISTRITO DE HUANCHACO, PROVINCIA DE TRUJILLO</w:t>
-      </w:r>
-      <w:r>
-        <w:rPr>
-          <w:rFonts w:ascii="Arial" w:hAnsi="Arial" w:cs="Arial"/>
-          <w:b/>
-          <w:sz w:val="18"/>
-          <w:szCs w:val="18"/>
-        </w:rPr>
-        <w:t>, DEPARTAMENTO DE LA LIBERTAD,</w:t>
-      </w:r>
-      <w:r>
-        <w:rPr>
-          <w:rFonts w:ascii="Arial" w:hAnsi="Arial" w:cs="Arial"/>
-          <w:sz w:val="18"/>
-          <w:szCs w:val="18"/>
-        </w:rPr>
-        <w:t xml:space="preserve"> CON UN AREA DE 2.00 HA (DOS HECTAREAS) CUYO DERECHO DE PROPIEDAD, LINDEROS, MEDIDAS PERIMETRICAS SE ENCUENTRAN INSCRITOS EN LA </w:t>
-      </w:r>
-      <w:r>
-        <w:rPr>
-          <w:rFonts w:ascii="Arial" w:hAnsi="Arial" w:cs="Arial"/>
-          <w:b/>
-          <w:sz w:val="18"/>
-          <w:szCs w:val="18"/>
-        </w:rPr>
-        <w:t xml:space="preserve">PARTIDA ELECTRONICA </w:t>
-      </w:r>
-      <w:proofErr w:type="spellStart"/>
-      <w:r>
-        <w:rPr>
-          <w:rFonts w:ascii="Arial" w:hAnsi="Arial" w:cs="Arial"/>
-          <w:b/>
-          <w:sz w:val="18"/>
-          <w:szCs w:val="18"/>
-        </w:rPr>
-        <w:t>Nº</w:t>
-      </w:r>
-      <w:proofErr w:type="spellEnd"/>
-      <w:r>
-        <w:rPr>
-          <w:rFonts w:ascii="Arial" w:hAnsi="Arial" w:cs="Arial"/>
-          <w:b/>
-          <w:sz w:val="18"/>
-          <w:szCs w:val="18"/>
-        </w:rPr>
-        <w:t xml:space="preserve"> 11095526</w:t>
-      </w:r>
-      <w:r>
-        <w:rPr>
-          <w:rFonts w:ascii="Arial" w:hAnsi="Arial" w:cs="Arial"/>
-          <w:sz w:val="18"/>
-          <w:szCs w:val="18"/>
-        </w:rPr>
-        <w:t>,</w:t>
-      </w:r>
-      <w:r>
-        <w:rPr>
-          <w:rFonts w:ascii="Arial" w:hAnsi="Arial" w:cs="Arial"/>
-          <w:b/>
-          <w:sz w:val="18"/>
-          <w:szCs w:val="18"/>
-        </w:rPr>
-        <w:t xml:space="preserve"> </w:t>
-      </w:r>
-      <w:r>
-        <w:rPr>
-          <w:rFonts w:ascii="Arial" w:hAnsi="Arial" w:cs="Arial"/>
-          <w:sz w:val="18"/>
-          <w:szCs w:val="18"/>
-        </w:rPr>
-        <w:t xml:space="preserve">DEL REGISTRO DE PREDIOS DE LA ZONA REGISTRAL </w:t>
-      </w:r>
-      <w:proofErr w:type="spellStart"/>
-      <w:r>
-        <w:rPr>
-          <w:rFonts w:ascii="Arial" w:hAnsi="Arial" w:cs="Arial"/>
-          <w:sz w:val="18"/>
-          <w:szCs w:val="18"/>
-        </w:rPr>
-        <w:t>Nº</w:t>
-      </w:r>
-      <w:proofErr w:type="spellEnd"/>
-      <w:r>
-        <w:rPr>
-          <w:rFonts w:ascii="Arial" w:hAnsi="Arial" w:cs="Arial"/>
-          <w:sz w:val="18"/>
-          <w:szCs w:val="18"/>
-        </w:rPr>
-        <w:t xml:space="preserve"> V – SEDE TRUJILLO, OFICINA REGISTRAL DE TRUJILLO</w:t>
-      </w:r>
-      <w:r>
-        <w:rPr>
-          <w:rFonts w:ascii="Arial" w:hAnsi="Arial" w:cs="Arial"/>
-          <w:bCs/>
-          <w:caps/>
-          <w:sz w:val="18"/>
-          <w:szCs w:val="18"/>
-        </w:rPr>
-        <w:t>;</w:t>
-      </w:r>
-      <w:r>
-        <w:rPr>
-          <w:rFonts w:ascii="Arial" w:hAnsi="Arial" w:cs="Arial"/>
-          <w:sz w:val="18"/>
-          <w:szCs w:val="18"/>
-        </w:rPr>
-        <w:t xml:space="preserve"> </w:t>
-      </w:r>
-      <w:r>
-        <w:rPr>
-          <w:rFonts w:ascii="Arial" w:hAnsi="Arial" w:cs="Arial"/>
-          <w:sz w:val="18"/>
-          <w:szCs w:val="18"/>
-        </w:rPr>
-        <w:t xml:space="preserve">AL QUE EN ADELANTE SE LE DENOMINARA EL </w:t>
-      </w:r>
-      <w:r>
-        <w:rPr>
-          <w:rFonts w:ascii="Arial" w:hAnsi="Arial" w:cs="Arial"/>
-          <w:b/>
-          <w:bCs/>
-          <w:sz w:val="18"/>
-          <w:szCs w:val="18"/>
-        </w:rPr>
-        <w:t>PREDIO MATRIZ</w:t>
-      </w:r>
-      <w:r>
-        <w:rPr>
-          <w:rFonts w:ascii="Arial" w:hAnsi="Arial" w:cs="Arial"/>
-          <w:sz w:val="18"/>
-          <w:szCs w:val="18"/>
-        </w:rPr>
-        <w:t>.</w:t>
-      </w:r>
-      <w:r>
-        <w:rPr>
-          <w:rFonts w:ascii="Arial" w:hAnsi="Arial" w:cs="Arial"/>
-          <w:sz w:val="18"/>
-          <w:szCs w:val="18"/>
-        </w:rPr>
-        <w:t xml:space="preserve"> </w:t>
-      </w:r>
-    </w:p>
-    <w:p>
-      <w:pPr>
-        <w:pStyle w:val="NormalWeb"/>
-        <w:spacing w:before="0" w:beforeAutospacing="0" w:after="0" w:afterAutospacing="0" w:line="324" w:lineRule="auto"/>
-        <w:jc w:val="both"/>
-        <w:rPr>
-          <w:rFonts w:ascii="Arial" w:hAnsi="Arial" w:cs="Arial"/>
-          <w:sz w:val="18"/>
-          <w:szCs w:val="18"/>
-        </w:rPr>
-      </w:pPr>
-      <w:r>
-        <w:rPr>
-          <w:rFonts w:ascii="Arial" w:hAnsi="Arial" w:cs="Arial"/>
-          <w:sz w:val="18"/>
-          <w:szCs w:val="18"/>
-        </w:rPr>
-        <w:t xml:space="preserve">SOBRE EL INMUEBLE ANTES MENCIONADO </w:t>
-      </w:r>
-      <w:r>
-        <w:rPr>
-          <w:rFonts w:ascii="Arial" w:hAnsi="Arial" w:cs="Arial"/>
-          <w:b/>
-          <w:bCs/>
-          <w:sz w:val="18"/>
-          <w:szCs w:val="18"/>
-        </w:rPr>
-        <w:t>LA VENDEDORA</w:t>
-      </w:r>
-      <w:r>
-        <w:rPr>
-          <w:rFonts w:ascii="Arial" w:hAnsi="Arial" w:cs="Arial"/>
-          <w:sz w:val="18"/>
-          <w:szCs w:val="18"/>
-        </w:rPr>
-        <w:t xml:space="preserve"> HA PLANIFICADO EJECUTAR UN PROYECTO INMOBILIARIO </w:t>
-      </w:r>
-      <w:r>
-        <w:rPr>
-          <w:rFonts w:ascii="Arial" w:hAnsi="Arial" w:cs="Arial"/>
-          <w:sz w:val="18"/>
-          <w:szCs w:val="18"/>
-        </w:rPr>
-        <w:t>DE LOTIZACION</w:t>
-      </w:r>
-      <w:r>
-        <w:rPr>
-          <w:rFonts w:ascii="Arial" w:hAnsi="Arial" w:cs="Arial"/>
-          <w:sz w:val="18"/>
-          <w:szCs w:val="18"/>
-        </w:rPr>
-        <w:t xml:space="preserve"> DENOMINADO </w:t>
-      </w:r>
-      <w:r>
-        <w:rPr>
-          <w:rFonts w:ascii="Arial" w:hAnsi="Arial" w:cs="Arial"/>
-          <w:b/>
-          <w:bCs/>
-          <w:sz w:val="18"/>
-          <w:szCs w:val="18"/>
-        </w:rPr>
-        <w:t>“</w:t>
-      </w:r>
-      <w:r>
-        <w:rPr>
-          <w:rFonts w:ascii="Arial" w:hAnsi="Arial" w:cs="Arial"/>
-          <w:b/>
-          <w:bCs/>
-          <w:sz w:val="18"/>
-          <w:szCs w:val="18"/>
-        </w:rPr>
-        <w:t>RESIDENCIAL LOS LAURELES DE CASTILLA</w:t>
-      </w:r>
-      <w:r>
-        <w:rPr>
-          <w:rFonts w:ascii="Arial" w:hAnsi="Arial" w:cs="Arial"/>
-          <w:b/>
-          <w:bCs/>
-          <w:sz w:val="18"/>
-          <w:szCs w:val="18"/>
-        </w:rPr>
-        <w:t>”</w:t>
-      </w:r>
-      <w:r>
-        <w:rPr>
-          <w:rFonts w:ascii="Arial" w:hAnsi="Arial" w:cs="Arial"/>
-          <w:sz w:val="18"/>
-          <w:szCs w:val="18"/>
-        </w:rPr>
-        <w:t xml:space="preserve">, </w:t>
-      </w:r>
-      <w:r>
-        <w:rPr>
-          <w:rFonts w:ascii="Arial" w:hAnsi="Arial" w:cs="Arial"/>
-          <w:sz w:val="18"/>
-          <w:szCs w:val="18"/>
-        </w:rPr>
-        <w:t>CUYAS</w:t>
-      </w:r>
-      <w:r>
-        <w:rPr>
-          <w:rFonts w:ascii="Arial" w:hAnsi="Arial" w:cs="Arial"/>
-          <w:sz w:val="18"/>
-          <w:szCs w:val="18"/>
-        </w:rPr>
-        <w:t xml:space="preserve"> CARACTERISTICAS ESTAN SEÑALADAS EN LA MEMORIA DESCRIPTIVA QUE OBRA ADJUNTA AL PRESENTE CONTRATO COMO ANEXO 01; QUE ES MATERIA DE VENTA COMO BIEN FUTURO, Y QUE EN ADELANTE SERÁ DENOMINADO COMO </w:t>
-      </w:r>
-      <w:r>
-        <w:rPr>
-          <w:rFonts w:ascii="Arial" w:hAnsi="Arial" w:cs="Arial"/>
-          <w:b/>
-          <w:bCs/>
-          <w:sz w:val="18"/>
-          <w:szCs w:val="18"/>
-        </w:rPr>
-        <w:t>EL INMUEBLE</w:t>
-      </w:r>
-      <w:r>
-        <w:rPr>
-          <w:rFonts w:ascii="Arial" w:hAnsi="Arial" w:cs="Arial"/>
-          <w:sz w:val="18"/>
-          <w:szCs w:val="18"/>
-        </w:rPr>
-        <w:t>.</w:t>
-      </w:r>
-      <w:r>
-        <w:rPr>
-          <w:rFonts w:ascii="Arial" w:hAnsi="Arial" w:cs="Arial"/>
-          <w:sz w:val="18"/>
-          <w:szCs w:val="18"/>
-        </w:rPr>
-        <w:t xml:space="preserve"> </w:t>
-      </w:r>
-    </w:p>
-    <w:p>
-      <w:pPr>
-        <w:pStyle w:val="NormalWeb"/>
-        <w:spacing w:before="0" w:beforeAutospacing="0" w:after="0" w:afterAutospacing="0" w:line="324" w:lineRule="auto"/>
-        <w:jc w:val="both"/>
-        <w:rPr>
-          <w:rFonts w:ascii="Arial" w:hAnsi="Arial" w:cs="Arial"/>
-          <w:sz w:val="18"/>
-          <w:szCs w:val="18"/>
-        </w:rPr>
-      </w:pPr>
-      <w:r>
-        <w:rPr>
-          <w:rFonts w:ascii="Arial" w:hAnsi="Arial" w:cs="Arial"/>
-          <w:sz w:val="18"/>
-          <w:szCs w:val="18"/>
-        </w:rPr>
-        <w:t>AMBAS PARTES CELEBRAN ESTE CONTRATO DE COMPRAVENTA DE BIEN FUTURO, CONFORME A LO ESTABLECIDO POR EL ARTÍCULO 1534 DEL CÓDIGO CIVIL, RESPECTO DE EL INMUEBLE ANTES MENCIONADO, EL MISMO QUE SERA</w:t>
-      </w:r>
-      <w:r>
-        <w:rPr>
-          <w:rFonts w:ascii="Arial" w:hAnsi="Arial" w:cs="Arial"/>
-          <w:sz w:val="18"/>
-          <w:szCs w:val="18"/>
-        </w:rPr>
-        <w:t xml:space="preserve"> </w:t>
-      </w:r>
-      <w:r>
-        <w:rPr>
-          <w:rFonts w:ascii="Arial" w:hAnsi="Arial" w:cs="Arial"/>
-          <w:sz w:val="18"/>
-          <w:szCs w:val="18"/>
-        </w:rPr>
-        <w:t>UN LOTE</w:t>
-      </w:r>
-      <w:r>
-        <w:rPr>
-          <w:rFonts w:ascii="Arial" w:hAnsi="Arial" w:cs="Arial"/>
-          <w:sz w:val="18"/>
-          <w:szCs w:val="18"/>
-        </w:rPr>
-        <w:t xml:space="preserve"> </w:t>
-      </w:r>
-      <w:r>
-        <w:rPr>
-          <w:rFonts w:ascii="Arial" w:hAnsi="Arial" w:cs="Arial"/>
-          <w:sz w:val="18"/>
-          <w:szCs w:val="18"/>
-        </w:rPr>
-        <w:t>D</w:t>
-      </w:r>
-      <w:r>
-        <w:rPr>
-          <w:rFonts w:ascii="Arial" w:hAnsi="Arial" w:cs="Arial"/>
-          <w:sz w:val="18"/>
-          <w:szCs w:val="18"/>
-        </w:rPr>
-        <w:t>EL PREDIO MATRIZ</w:t>
-      </w:r>
-      <w:r>
-        <w:rPr>
-          <w:rFonts w:ascii="Arial" w:hAnsi="Arial" w:cs="Arial"/>
-          <w:sz w:val="18"/>
-          <w:szCs w:val="18"/>
-        </w:rPr>
-        <w:t xml:space="preserve"> </w:t>
-      </w:r>
-      <w:r>
-        <w:rPr>
-          <w:rFonts w:ascii="Arial" w:hAnsi="Arial" w:cs="Arial"/>
-          <w:sz w:val="18"/>
-          <w:szCs w:val="18"/>
-        </w:rPr>
-        <w:t>DESCRITO</w:t>
-      </w:r>
-      <w:r>
-        <w:rPr>
-          <w:rFonts w:ascii="Arial" w:hAnsi="Arial" w:cs="Arial"/>
-          <w:sz w:val="18"/>
-          <w:szCs w:val="18"/>
-        </w:rPr>
-        <w:t xml:space="preserve"> </w:t>
-      </w:r>
-      <w:r>
-        <w:rPr>
-          <w:rFonts w:ascii="Arial" w:hAnsi="Arial" w:cs="Arial"/>
-          <w:sz w:val="18"/>
-          <w:szCs w:val="18"/>
-        </w:rPr>
-        <w:t>EN</w:t>
-      </w:r>
-      <w:r>
-        <w:rPr>
-          <w:rFonts w:ascii="Arial" w:hAnsi="Arial" w:cs="Arial"/>
-          <w:sz w:val="18"/>
-          <w:szCs w:val="18"/>
-        </w:rPr>
-        <w:t xml:space="preserve"> </w:t>
-      </w:r>
-      <w:r>
-        <w:rPr>
-          <w:rFonts w:ascii="Arial" w:hAnsi="Arial" w:cs="Arial"/>
-          <w:sz w:val="18"/>
-          <w:szCs w:val="18"/>
-        </w:rPr>
-        <w:t>EL PRIMER</w:t>
-      </w:r>
-      <w:r>
-        <w:rPr>
-          <w:rFonts w:ascii="Arial" w:hAnsi="Arial" w:cs="Arial"/>
-          <w:sz w:val="18"/>
-          <w:szCs w:val="18"/>
-        </w:rPr>
-        <w:t xml:space="preserve"> </w:t>
-      </w:r>
-      <w:r>
-        <w:rPr>
-          <w:rFonts w:ascii="Arial" w:hAnsi="Arial" w:cs="Arial"/>
-          <w:sz w:val="18"/>
-          <w:szCs w:val="18"/>
-        </w:rPr>
-        <w:t>PARRAFO</w:t>
-      </w:r>
-      <w:r>
-        <w:rPr>
-          <w:rFonts w:ascii="Arial" w:hAnsi="Arial" w:cs="Arial"/>
-          <w:sz w:val="18"/>
-          <w:szCs w:val="18"/>
-        </w:rPr>
-        <w:t xml:space="preserve"> </w:t>
-      </w:r>
-      <w:r>
-        <w:rPr>
-          <w:rFonts w:ascii="Arial" w:hAnsi="Arial" w:cs="Arial"/>
-          <w:sz w:val="18"/>
-          <w:szCs w:val="18"/>
-        </w:rPr>
-        <w:t>DE LA PRESENTE CLAUSULA.</w:t>
-      </w:r>
-      <w:r>
-        <w:rPr>
-          <w:rFonts w:ascii="Arial" w:hAnsi="Arial" w:cs="Arial"/>
-          <w:sz w:val="18"/>
-          <w:szCs w:val="18"/>
-        </w:rPr>
-        <w:t xml:space="preserve"> </w:t>
-      </w:r>
-    </w:p>
-    <w:p>
-      <w:pPr>
-        <w:pStyle w:val="NormalWeb"/>
-        <w:spacing w:before="0" w:beforeAutospacing="0" w:after="0" w:afterAutospacing="0" w:line="324" w:lineRule="auto"/>
-        <w:jc w:val="both"/>
-        <w:rPr>
-          <w:rFonts w:ascii="Arial" w:hAnsi="Arial" w:cs="Arial"/>
-          <w:sz w:val="18"/>
-          <w:szCs w:val="18"/>
-        </w:rPr>
-      </w:pPr>
-      <w:proofErr w:type="gramStart"/>
-      <w:r>
-        <w:rPr>
-          <w:rFonts w:ascii="Arial" w:hAnsi="Arial" w:cs="Arial"/>
-          <w:b/>
-          <w:bCs/>
-          <w:sz w:val="18"/>
-          <w:szCs w:val="18"/>
-        </w:rPr>
-        <w:t>SEGUNDA</w:t>
-      </w:r>
-      <w:r>
-        <w:rPr>
-          <w:rFonts w:ascii="Arial" w:hAnsi="Arial" w:cs="Arial"/>
-          <w:sz w:val="18"/>
-          <w:szCs w:val="18"/>
-        </w:rPr>
-        <w:t>.-</w:t>
-      </w:r>
-      <w:proofErr w:type="gramEnd"/>
-      <w:r>
-        <w:rPr>
-          <w:rFonts w:ascii="Arial" w:hAnsi="Arial" w:cs="Arial"/>
-          <w:sz w:val="18"/>
-          <w:szCs w:val="18"/>
-        </w:rPr>
-        <w:t xml:space="preserve"> SOBRE LA CELEBRACIÓN DEL CONTRATO PREPARATORIO DE COMPRAVENTA DE BIEN FUTURO.</w:t>
-      </w:r>
-      <w:r>
-        <w:rPr>
-          <w:rFonts w:ascii="Arial" w:hAnsi="Arial" w:cs="Arial"/>
-          <w:sz w:val="18"/>
-          <w:szCs w:val="18"/>
-        </w:rPr>
-        <w:t xml:space="preserve"> </w:t>
-      </w:r>
-    </w:p>
-    <w:p>
-      <w:pPr>
-        <w:pStyle w:val="NormalWeb"/>
-        <w:spacing w:before="0" w:beforeAutospacing="0" w:after="0" w:afterAutospacing="0" w:line="324" w:lineRule="auto"/>
-        <w:jc w:val="both"/>
-        <w:rPr>
-          <w:rFonts w:ascii="Arial" w:hAnsi="Arial" w:cs="Arial"/>
-          <w:sz w:val="18"/>
-          <w:szCs w:val="18"/>
-        </w:rPr>
-      </w:pPr>
-      <w:r>
-        <w:rPr>
-          <w:rFonts w:ascii="Arial" w:hAnsi="Arial" w:cs="Arial"/>
-          <w:sz w:val="18"/>
-          <w:szCs w:val="18"/>
-        </w:rPr>
-        <w:t xml:space="preserve">LAS PARTES RECONOCEN Y DECLARAN QUE </w:t>
-      </w:r>
-      <w:r>
-        <w:rPr>
-          <w:rFonts w:ascii="Arial" w:hAnsi="Arial" w:cs="Arial"/>
-          <w:sz w:val="18"/>
-          <w:szCs w:val="18"/>
-        </w:rPr>
-        <w:t>ANTERIOR A ESTA MINUTA,</w:t>
-      </w:r>
-      <w:r>
-        <w:rPr>
-          <w:rFonts w:ascii="Arial" w:hAnsi="Arial" w:cs="Arial"/>
-          <w:sz w:val="18"/>
-          <w:szCs w:val="18"/>
-        </w:rPr>
-        <w:t xml:space="preserve"> CELEBRARON Y SUSCRIBIERON UN CONTRATO </w:t>
-      </w:r>
-      <w:r>
-        <w:rPr>
-          <w:rFonts w:ascii="Arial" w:hAnsi="Arial" w:cs="Arial"/>
-          <w:sz w:val="18"/>
-          <w:szCs w:val="18"/>
-        </w:rPr>
-        <w:t>DE PROMESA DE VENTA</w:t>
-      </w:r>
-      <w:r>
-        <w:rPr>
-          <w:rFonts w:ascii="Arial" w:hAnsi="Arial" w:cs="Arial"/>
-          <w:sz w:val="18"/>
-          <w:szCs w:val="18"/>
-        </w:rPr>
-        <w:t xml:space="preserve">, EN CONSECUENCIA, CON LA CELEBRACION DEL PRESENTE CONTRATO DEFINITIVO DE COMPRAVENTA, DENTRO DEL PLAZO PACTADO, SE ESTA CUMPLIENDO CON LOS COMPROMISOS Y ACUERDOS CONTENIDOS EN EL MENCIONADO CONTRATO </w:t>
-      </w:r>
-      <w:r>
-        <w:rPr>
-          <w:rFonts w:ascii="Arial" w:hAnsi="Arial" w:cs="Arial"/>
-          <w:sz w:val="18"/>
-          <w:szCs w:val="18"/>
-        </w:rPr>
-        <w:t>PRIVADO DE PROMESA DE VENTA</w:t>
-      </w:r>
-      <w:r>
-        <w:rPr>
-          <w:rFonts w:ascii="Arial" w:hAnsi="Arial" w:cs="Arial"/>
-          <w:sz w:val="18"/>
-          <w:szCs w:val="18"/>
-        </w:rPr>
-        <w:t>.</w:t>
-      </w:r>
-      <w:r>
-        <w:rPr>
-          <w:rFonts w:ascii="Arial" w:hAnsi="Arial" w:cs="Arial"/>
-          <w:sz w:val="18"/>
-          <w:szCs w:val="18"/>
-        </w:rPr>
-        <w:t xml:space="preserve"> </w:t>
-      </w:r>
-    </w:p>
-    <w:p>
-      <w:pPr>
-        <w:pStyle w:val="NormalWeb"/>
-        <w:spacing w:before="0" w:beforeAutospacing="0" w:after="0" w:afterAutospacing="0" w:line="324" w:lineRule="auto"/>
-        <w:jc w:val="both"/>
-        <w:rPr>
-          <w:rFonts w:ascii="Arial" w:hAnsi="Arial" w:cs="Arial"/>
-          <w:sz w:val="18"/>
-          <w:szCs w:val="18"/>
-        </w:rPr>
-      </w:pPr>
-      <w:r>
-        <w:rPr>
-          <w:rFonts w:ascii="Arial" w:hAnsi="Arial" w:cs="Arial"/>
-          <w:sz w:val="18"/>
-          <w:szCs w:val="18"/>
-        </w:rPr>
-        <w:t xml:space="preserve">ASIMISMO, LAS PARTES RECONOCEN Y DECLARAN QUE EN CASO DE DISCREPANCIA O DISCONFORMIDAD ENTRE LOS ACUERDOS ADOPTADOS EN EL CONTRATO </w:t>
-      </w:r>
-      <w:r>
-        <w:rPr>
-          <w:rFonts w:ascii="Arial" w:hAnsi="Arial" w:cs="Arial"/>
-          <w:sz w:val="18"/>
-          <w:szCs w:val="18"/>
-        </w:rPr>
-        <w:t>PRIVADO</w:t>
-      </w:r>
-      <w:r>
-        <w:rPr>
-          <w:rFonts w:ascii="Arial" w:hAnsi="Arial" w:cs="Arial"/>
-          <w:sz w:val="18"/>
-          <w:szCs w:val="18"/>
-        </w:rPr>
-        <w:t xml:space="preserve"> Y EL PRESENTE CONTRATO DEFINITIVO, PREVALECEN LOS ACUERDOS DEL CONTRATO DEFINITIVO.</w:t>
-      </w:r>
-      <w:r>
-        <w:rPr>
-          <w:rFonts w:ascii="Arial" w:hAnsi="Arial" w:cs="Arial"/>
-          <w:sz w:val="18"/>
-          <w:szCs w:val="18"/>
-        </w:rPr>
-        <w:t xml:space="preserve"> </w:t>
-      </w:r>
-    </w:p>
-    <w:p>
-      <w:pPr>
-        <w:pStyle w:val="NormalWeb"/>
-        <w:spacing w:before="0" w:beforeAutospacing="0" w:after="0" w:afterAutospacing="0" w:line="324" w:lineRule="auto"/>
-        <w:jc w:val="both"/>
-        <w:rPr>
-          <w:rFonts w:ascii="Arial" w:hAnsi="Arial" w:cs="Arial"/>
-          <w:sz w:val="18"/>
-          <w:szCs w:val="18"/>
-        </w:rPr>
-      </w:pPr>
-      <w:proofErr w:type="gramStart"/>
-      <w:r>
-        <w:rPr>
-          <w:rFonts w:ascii="Arial" w:hAnsi="Arial" w:cs="Arial"/>
-          <w:b/>
-          <w:bCs/>
-          <w:sz w:val="18"/>
-          <w:szCs w:val="18"/>
-        </w:rPr>
-        <w:t>TERCERA</w:t>
-      </w:r>
-      <w:r>
-        <w:rPr>
-          <w:rFonts w:ascii="Arial" w:hAnsi="Arial" w:cs="Arial"/>
-          <w:sz w:val="18"/>
-          <w:szCs w:val="18"/>
-        </w:rPr>
-        <w:t>.-</w:t>
-      </w:r>
-      <w:proofErr w:type="gramEnd"/>
-      <w:r>
-        <w:rPr>
-          <w:rFonts w:ascii="Arial" w:hAnsi="Arial" w:cs="Arial"/>
-          <w:sz w:val="18"/>
-          <w:szCs w:val="18"/>
-        </w:rPr>
-        <w:t xml:space="preserve"> IMPORTE DE VENTA Y FORMA DE PAGO</w:t>
-      </w:r>
-      <w:r>
-        <w:rPr>
-          <w:rFonts w:ascii="Arial" w:hAnsi="Arial" w:cs="Arial"/>
-          <w:sz w:val="18"/>
-          <w:szCs w:val="18"/>
-        </w:rPr>
-        <w:t xml:space="preserve">: </w:t>
-      </w:r>
-    </w:p>
-    <w:p>
-      <w:pPr>
-        <w:pStyle w:val="NormalWeb"/>
-        <w:spacing w:before="0" w:beforeAutospacing="0" w:after="0" w:afterAutospacing="0" w:line="324" w:lineRule="auto"/>
-        <w:jc w:val="both"/>
-        <w:rPr>
-          <w:rFonts w:ascii="Arial" w:hAnsi="Arial" w:cs="Arial"/>
-          <w:sz w:val="18"/>
-          <w:szCs w:val="18"/>
-        </w:rPr>
-      </w:pPr>
-      <w:r>
-        <w:rPr>
-          <w:rFonts w:ascii="Arial" w:hAnsi="Arial" w:cs="Arial"/>
-          <w:sz w:val="18"/>
-          <w:szCs w:val="18"/>
-        </w:rPr>
-        <w:t xml:space="preserve">POR INTERMEDIO DEL PRESENTE CONTRATO, </w:t>
-      </w:r>
-      <w:r>
-        <w:rPr>
-          <w:rFonts w:ascii="Arial" w:hAnsi="Arial" w:cs="Arial"/>
-          <w:b/>
-          <w:bCs/>
-          <w:sz w:val="18"/>
-          <w:szCs w:val="18"/>
-        </w:rPr>
-        <w:t>LA VENDEDORA</w:t>
-      </w:r>
-      <w:r>
-        <w:rPr>
-          <w:rFonts w:ascii="Arial" w:hAnsi="Arial" w:cs="Arial"/>
-          <w:sz w:val="18"/>
-          <w:szCs w:val="18"/>
-        </w:rPr>
-        <w:t xml:space="preserve">, TRANSFIERE, EN VENTA REAL Y ENAJENACION PERPETUA, </w:t>
-      </w:r>
-      <w:r>
-        <w:rPr>
-          <w:rFonts w:ascii="Arial" w:hAnsi="Arial" w:cs="Arial"/>
-          <w:sz w:val="18"/>
-          <w:szCs w:val="18"/>
-        </w:rPr>
-        <w:t xml:space="preserve">EL </w:t>
-      </w:r>
-      <w:r>
-        <w:rPr>
-          <w:rFonts w:ascii="Arial" w:hAnsi="Arial" w:cs="Arial"/>
-          <w:b/>
-          <w:bCs/>
-          <w:sz w:val="18"/>
-          <w:szCs w:val="18"/>
-        </w:rPr>
-        <w:t xml:space="preserve">LOTE </w:t>
-      </w:r>
-      <w:r>
-        <w:rPr>
-          <w:rFonts w:ascii="Arial" w:hAnsi="Arial" w:cs="Arial"/>
-          <w:b/>
-          <w:bCs/>
-          <w:sz w:val="18"/>
-          <w:szCs w:val="18"/>
-        </w:rPr>
-        <w:t>«LOTE»</w:t>
-      </w:r>
-      <w:r>
-        <w:rPr>
-          <w:rFonts w:ascii="Arial" w:hAnsi="Arial" w:cs="Arial"/>
-          <w:b/>
-          <w:bCs/>
-          <w:sz w:val="18"/>
-          <w:szCs w:val="18"/>
-        </w:rPr>
-        <w:t xml:space="preserve">, </w:t>
-      </w:r>
-      <w:r>
-        <w:rPr>
-          <w:rFonts w:ascii="Arial" w:hAnsi="Arial" w:cs="Arial"/>
-          <w:sz w:val="18"/>
-          <w:szCs w:val="18"/>
-        </w:rPr>
-        <w:t xml:space="preserve">DE LA </w:t>
-      </w:r>
-      <w:r>
-        <w:rPr>
-          <w:rFonts w:ascii="Arial" w:hAnsi="Arial" w:cs="Arial"/>
-          <w:b/>
-          <w:bCs/>
-          <w:sz w:val="18"/>
-          <w:szCs w:val="18"/>
-        </w:rPr>
-        <w:t xml:space="preserve">MANZANA </w:t>
-      </w:r>
-      <w:r>
-        <w:rPr>
-          <w:rFonts w:ascii="Arial" w:hAnsi="Arial" w:cs="Arial"/>
-          <w:b/>
-          <w:bCs/>
-          <w:sz w:val="18"/>
-          <w:szCs w:val="18"/>
-        </w:rPr>
-        <w:t>«MZ»</w:t>
-      </w:r>
-      <w:r>
-        <w:rPr>
-          <w:rFonts w:ascii="Arial" w:hAnsi="Arial" w:cs="Arial"/>
-          <w:b/>
-          <w:bCs/>
-          <w:sz w:val="18"/>
-          <w:szCs w:val="18"/>
-        </w:rPr>
-        <w:t xml:space="preserve">, </w:t>
-      </w:r>
-      <w:r>
-        <w:rPr>
-          <w:rFonts w:ascii="Arial" w:hAnsi="Arial" w:cs="Arial"/>
-          <w:sz w:val="18"/>
-          <w:szCs w:val="18"/>
-        </w:rPr>
-        <w:t xml:space="preserve">CON UN AREA DE </w:t>
-      </w:r>
-      <w:r>
-        <w:rPr>
-          <w:rFonts w:ascii="Arial" w:hAnsi="Arial" w:cs="Arial"/>
-          <w:b/>
-          <w:bCs/>
-          <w:sz w:val="18"/>
-          <w:szCs w:val="18"/>
-        </w:rPr>
-        <w:t xml:space="preserve">«_AREA» M2 </w:t>
-      </w:r>
-      <w:r>
-        <w:rPr>
-          <w:rFonts w:ascii="Arial" w:hAnsi="Arial" w:cs="Arial"/>
-          <w:b/>
-          <w:bCs/>
-          <w:sz w:val="18"/>
-          <w:szCs w:val="18"/>
-        </w:rPr>
-        <w:lastRenderedPageBreak/>
-        <w:t>(«_AREA_TEXTO» METROS CUADRADOS</w:t>
-      </w:r>
-      <w:r>
-        <w:rPr>
-          <w:rFonts w:ascii="Arial" w:hAnsi="Arial" w:cs="Arial"/>
-          <w:b/>
-          <w:bCs/>
-          <w:sz w:val="18"/>
-          <w:szCs w:val="18"/>
-        </w:rPr>
-        <w:t>)</w:t>
-      </w:r>
-      <w:r>
-        <w:rPr>
-          <w:rFonts w:ascii="Arial" w:hAnsi="Arial" w:cs="Arial"/>
-          <w:b/>
-          <w:bCs/>
-          <w:sz w:val="18"/>
-          <w:szCs w:val="18"/>
-        </w:rPr>
-        <w:t xml:space="preserve"> </w:t>
-      </w:r>
-      <w:r>
-        <w:rPr>
-          <w:rFonts w:ascii="Arial" w:hAnsi="Arial" w:cs="Arial"/>
-          <w:sz w:val="18"/>
-          <w:szCs w:val="18"/>
-        </w:rPr>
-        <w:t xml:space="preserve">DEL PROYECTO DENOMINADO </w:t>
-      </w:r>
-      <w:r>
-        <w:rPr>
-          <w:rFonts w:ascii="Arial" w:hAnsi="Arial" w:cs="Arial"/>
-          <w:b/>
-          <w:bCs/>
-          <w:sz w:val="18"/>
-          <w:szCs w:val="18"/>
-        </w:rPr>
-        <w:t>“</w:t>
-      </w:r>
-      <w:r>
-        <w:rPr>
-          <w:rFonts w:ascii="Arial" w:hAnsi="Arial" w:cs="Arial"/>
-          <w:b/>
-          <w:bCs/>
-          <w:sz w:val="18"/>
-          <w:szCs w:val="18"/>
-        </w:rPr>
-        <w:t>RESIDENCIAL LOS LAURELES DE CASTILLA</w:t>
-      </w:r>
-      <w:r>
-        <w:rPr>
-          <w:rFonts w:ascii="Arial" w:hAnsi="Arial" w:cs="Arial"/>
-          <w:b/>
-          <w:bCs/>
-          <w:sz w:val="18"/>
-          <w:szCs w:val="18"/>
-        </w:rPr>
-        <w:t>”</w:t>
-      </w:r>
-      <w:r>
-        <w:rPr>
-          <w:rFonts w:ascii="Arial" w:hAnsi="Arial" w:cs="Arial"/>
-          <w:sz w:val="18"/>
-          <w:szCs w:val="18"/>
-        </w:rPr>
-        <w:t xml:space="preserve"> A FAVOR DE </w:t>
-      </w:r>
-      <w:r>
-        <w:rPr>
-          <w:rFonts w:ascii="Arial" w:hAnsi="Arial" w:cs="Arial"/>
-          <w:b/>
-          <w:bCs/>
-          <w:sz w:val="18"/>
-          <w:szCs w:val="18"/>
-        </w:rPr>
-        <w:t>«_PROMT»</w:t>
-      </w:r>
-      <w:r>
-        <w:rPr>
-          <w:rFonts w:ascii="Arial" w:hAnsi="Arial" w:cs="Arial"/>
-          <w:sz w:val="18"/>
-          <w:szCs w:val="18"/>
-        </w:rPr>
-        <w:t xml:space="preserve">, POR LA SUMA TOTAL DE </w:t>
-      </w:r>
-      <w:r>
-        <w:rPr>
-          <w:rFonts w:ascii="Arial" w:hAnsi="Arial" w:cs="Arial"/>
-          <w:b/>
-          <w:sz w:val="18"/>
-          <w:szCs w:val="18"/>
-        </w:rPr>
-        <w:t>US$«_</w:t>
-      </w:r>
-      <w:proofErr w:type="gramStart"/>
-      <w:r>
-        <w:rPr>
-          <w:rFonts w:ascii="Arial" w:hAnsi="Arial" w:cs="Arial"/>
-          <w:b/>
-          <w:sz w:val="18"/>
-          <w:szCs w:val="18"/>
-        </w:rPr>
-        <w:t>PRECIO»(</w:t>
-      </w:r>
-      <w:proofErr w:type="gramEnd"/>
-      <w:r>
-        <w:rPr>
-          <w:rFonts w:ascii="Arial" w:hAnsi="Arial" w:cs="Arial"/>
-          <w:b/>
-          <w:sz w:val="18"/>
-          <w:szCs w:val="18"/>
-        </w:rPr>
-        <w:t>«_PRECIO_TEXTO» Y «_PRECIO_DECIMAL»/100 DOLARES AMERICANOS</w:t>
-      </w:r>
-      <w:r>
-        <w:rPr>
-          <w:rFonts w:ascii="Arial" w:hAnsi="Arial" w:cs="Arial"/>
-          <w:b/>
-          <w:sz w:val="18"/>
-          <w:szCs w:val="18"/>
-        </w:rPr>
-        <w:t>)</w:t>
-      </w:r>
-      <w:r>
-        <w:rPr>
-          <w:rFonts w:ascii="Arial" w:hAnsi="Arial" w:cs="Arial"/>
-          <w:sz w:val="18"/>
-          <w:szCs w:val="18"/>
-        </w:rPr>
-        <w:t>.</w:t>
-      </w:r>
-      <w:r>
-        <w:rPr>
-          <w:rFonts w:ascii="Arial" w:hAnsi="Arial" w:cs="Arial"/>
-          <w:sz w:val="18"/>
-          <w:szCs w:val="18"/>
-        </w:rPr>
-        <w:t xml:space="preserve"> </w:t>
-      </w:r>
-    </w:p>
-    <w:p>
-      <w:pPr>
-        <w:pStyle w:val="NormalWeb"/>
-        <w:spacing w:before="0" w:beforeAutospacing="0" w:after="0" w:afterAutospacing="0" w:line="324" w:lineRule="auto"/>
-        <w:jc w:val="both"/>
-        <w:rPr>
-          <w:rFonts w:ascii="Arial" w:hAnsi="Arial" w:cs="Arial"/>
-          <w:sz w:val="18"/>
-          <w:szCs w:val="18"/>
-        </w:rPr>
-      </w:pPr>
-      <w:r>
-        <w:rPr>
-          <w:rFonts w:ascii="Arial" w:hAnsi="Arial" w:cs="Arial"/>
-          <w:sz w:val="18"/>
-          <w:szCs w:val="18"/>
-        </w:rPr>
-        <w:t xml:space="preserve">LA PRESENTE COMPRAVENTA SE ENCUENTRA SUJETA A LA CONDICIÓN SUSPENSIVA QUE DICHO INMUEBLE LLEGUE A </w:t>
-      </w:r>
-      <w:r>
-        <w:rPr>
-          <w:rFonts w:ascii="Arial" w:hAnsi="Arial" w:cs="Arial"/>
-          <w:sz w:val="18"/>
-          <w:szCs w:val="18"/>
-        </w:rPr>
-        <w:t>INDEPENDIZARSE</w:t>
-      </w:r>
-      <w:r>
-        <w:rPr>
-          <w:rFonts w:ascii="Arial" w:hAnsi="Arial" w:cs="Arial"/>
-          <w:sz w:val="18"/>
-          <w:szCs w:val="18"/>
-        </w:rPr>
-        <w:t>, Y TRATANDOSE DE BIEN FUTURO, EL PRECIO TOTAL ANTES INDICADO,</w:t>
-      </w:r>
-      <w:r>
-        <w:rPr>
-          <w:rFonts w:ascii="Arial" w:hAnsi="Arial" w:cs="Arial"/>
-          <w:sz w:val="18"/>
-          <w:szCs w:val="18"/>
-        </w:rPr>
-        <w:t xml:space="preserve"> </w:t>
-      </w:r>
-      <w:r>
-        <w:rPr>
-          <w:rFonts w:ascii="Arial" w:hAnsi="Arial" w:cs="Arial"/>
-          <w:sz w:val="18"/>
-          <w:szCs w:val="18"/>
-        </w:rPr>
-        <w:t xml:space="preserve">SE CANCELARA DE LA SIGUIENTE MANERA: </w:t>
-      </w:r>
-    </w:p>
-    <w:p>
-      <w:pPr>
-        <w:pStyle w:val="NormalWeb"/>
-        <w:spacing w:before="0" w:beforeAutospacing="0" w:after="0" w:afterAutospacing="0" w:line="324" w:lineRule="auto"/>
-        <w:jc w:val="both"/>
-        <w:rPr>
-          <w:rFonts w:ascii="Arial" w:hAnsi="Arial" w:cs="Arial"/>
-          <w:sz w:val="18"/>
-          <w:szCs w:val="18"/>
-        </w:rPr>
-      </w:pPr>
-      <w:r>
-        <w:rPr>
-          <w:rFonts w:ascii="Arial" w:hAnsi="Arial" w:cs="Arial"/>
-          <w:sz w:val="18"/>
-          <w:szCs w:val="18"/>
-        </w:rPr>
-        <w:t xml:space="preserve">3.1.- UN PAGO INICIAL DE </w:t>
-      </w:r>
-      <w:r>
-        <w:rPr>
-          <w:rFonts w:ascii="Arial" w:hAnsi="Arial" w:cs="Arial"/>
-          <w:bCs/>
-          <w:sz w:val="18"/>
-          <w:szCs w:val="18"/>
-        </w:rPr>
-        <w:t>S</w:t>
-      </w:r>
-      <w:proofErr w:type="gramStart"/>
-      <w:r>
-        <w:rPr>
-          <w:rFonts w:ascii="Arial" w:hAnsi="Arial" w:cs="Arial"/>
-          <w:bCs/>
-          <w:sz w:val="18"/>
-          <w:szCs w:val="18"/>
-        </w:rPr>
-        <w:t>/«</w:t>
-      </w:r>
-      <w:proofErr w:type="gramEnd"/>
-      <w:r>
-        <w:rPr>
-          <w:rFonts w:ascii="Arial" w:hAnsi="Arial" w:cs="Arial"/>
-          <w:bCs/>
-          <w:sz w:val="18"/>
-          <w:szCs w:val="18"/>
-        </w:rPr>
-        <w:t>_SEP_SOLES»(«_SEP_SOLES_TEXTO» Y «_SEP_SOLES_DECIMAL»/100 SOLES</w:t>
-      </w:r>
-      <w:r>
-        <w:rPr>
-          <w:rFonts w:ascii="Arial" w:hAnsi="Arial" w:cs="Arial"/>
-          <w:bCs/>
-          <w:sz w:val="18"/>
-          <w:szCs w:val="18"/>
-        </w:rPr>
-        <w:t>)</w:t>
-      </w:r>
-      <w:r>
-        <w:rPr>
-          <w:rFonts w:ascii="Arial" w:hAnsi="Arial" w:cs="Arial"/>
-          <w:bCs/>
-          <w:sz w:val="18"/>
-          <w:szCs w:val="18"/>
-        </w:rPr>
-        <w:t xml:space="preserve"> QUE AL TIPO DE CAMBIO DE S/ 4.00 (CUATRO Y 00/100 SOLES) EQUIVALE A </w:t>
-      </w:r>
-      <w:r>
-        <w:rPr>
-          <w:rFonts w:ascii="Arial" w:hAnsi="Arial" w:cs="Arial"/>
-          <w:b/>
-          <w:sz w:val="18"/>
-          <w:szCs w:val="18"/>
-        </w:rPr>
-        <w:t>US$«_SEPARACION»(«_SEPARACION_TEXTO» Y «_SEPARACION_DECIMAL»/100 DOLARES AMERICANOS</w:t>
-      </w:r>
-      <w:r>
-        <w:rPr>
-          <w:rFonts w:ascii="Arial" w:hAnsi="Arial" w:cs="Arial"/>
-          <w:b/>
-          <w:bCs/>
-          <w:sz w:val="18"/>
-          <w:szCs w:val="18"/>
-        </w:rPr>
-        <w:t>)</w:t>
-      </w:r>
-      <w:r>
-        <w:rPr>
-          <w:rFonts w:ascii="Arial" w:hAnsi="Arial" w:cs="Arial"/>
-          <w:sz w:val="18"/>
-          <w:szCs w:val="18"/>
-        </w:rPr>
-        <w:t xml:space="preserve"> QUE HAN SIDO CANCELADOS</w:t>
-      </w:r>
-      <w:r>
-        <w:rPr>
-          <w:rFonts w:ascii="Arial" w:hAnsi="Arial" w:cs="Arial"/>
-          <w:sz w:val="18"/>
-          <w:szCs w:val="18"/>
-        </w:rPr>
-        <w:t xml:space="preserve"> A FAVOR DE LA VENDEDORA,</w:t>
-      </w:r>
-      <w:r>
-        <w:rPr>
-          <w:rFonts w:ascii="Arial" w:hAnsi="Arial" w:cs="Arial"/>
-          <w:sz w:val="18"/>
-          <w:szCs w:val="18"/>
-        </w:rPr>
-        <w:t xml:space="preserve"> CON </w:t>
-      </w:r>
-      <w:r>
-        <w:rPr>
-          <w:rFonts w:ascii="Arial" w:hAnsi="Arial" w:cs="Arial"/>
-          <w:sz w:val="18"/>
-          <w:szCs w:val="18"/>
-        </w:rPr>
-        <w:t xml:space="preserve">ANTERIORIDAD  A LA FIRMA DEL PRESENTE DOCUMENTO. </w:t>
-      </w:r>
-    </w:p>
-    <w:p>
-      <w:pPr>
-        <w:pStyle w:val="NormalWeb"/>
-        <w:spacing w:before="0" w:beforeAutospacing="0" w:after="0" w:afterAutospacing="0" w:line="324" w:lineRule="auto"/>
-        <w:jc w:val="both"/>
-        <w:rPr>
-          <w:rFonts w:ascii="Arial" w:hAnsi="Arial" w:cs="Arial"/>
-          <w:sz w:val="18"/>
-          <w:szCs w:val="18"/>
-        </w:rPr>
-      </w:pPr>
-      <w:r>
-        <w:rPr>
-          <w:rFonts w:ascii="Arial" w:hAnsi="Arial" w:cs="Arial"/>
-          <w:sz w:val="18"/>
-          <w:szCs w:val="18"/>
-        </w:rPr>
-        <w:t xml:space="preserve">3.2.- </w:t>
-      </w:r>
-      <w:r>
-        <w:rPr>
-          <w:rFonts w:ascii="Arial" w:hAnsi="Arial" w:cs="Arial"/>
-          <w:sz w:val="18"/>
-          <w:szCs w:val="18"/>
-        </w:rPr>
-        <w:t xml:space="preserve">EL IMPORTE DE </w:t>
-      </w:r>
-      <w:r>
-        <w:rPr>
-          <w:rFonts w:ascii="Arial" w:hAnsi="Arial" w:cs="Arial"/>
-          <w:b/>
-          <w:bCs/>
-          <w:sz w:val="18"/>
-          <w:szCs w:val="18"/>
-        </w:rPr>
-        <w:t>US$«_PAGO»(«_PAGO_TEXTO» Y «_PAGO_DECIMAL»/100 DOLARES AMERICANOS)</w:t>
-      </w:r>
-      <w:r>
-        <w:rPr>
-          <w:rFonts w:ascii="Arial" w:hAnsi="Arial" w:cs="Arial"/>
-          <w:sz w:val="18"/>
-          <w:szCs w:val="18"/>
-        </w:rPr>
-        <w:t xml:space="preserve">, HAN SIDO CANCELADOS </w:t>
-      </w:r>
-      <w:r>
-        <w:rPr>
-          <w:rFonts w:ascii="Arial" w:hAnsi="Arial" w:cs="Arial"/>
-          <w:sz w:val="18"/>
-          <w:szCs w:val="18"/>
-        </w:rPr>
-        <w:t xml:space="preserve">CON RECURSOS PROPIOS DE </w:t>
-      </w:r>
-      <w:r>
-        <w:rPr>
-          <w:rFonts w:ascii="Arial" w:hAnsi="Arial" w:cs="Arial"/>
-          <w:sz w:val="18"/>
-          <w:szCs w:val="18"/>
-        </w:rPr>
-        <w:t xml:space="preserve">«_PROMT» </w:t>
-      </w:r>
-      <w:r>
-        <w:rPr>
-          <w:rFonts w:ascii="Arial" w:hAnsi="Arial" w:cs="Arial"/>
-          <w:sz w:val="18"/>
-          <w:szCs w:val="18"/>
-        </w:rPr>
-        <w:t xml:space="preserve">EN EL CUAL SE INCLUYE LA SUMA ENTREGADA POR </w:t>
-      </w:r>
-      <w:r>
-        <w:rPr>
-          <w:rFonts w:ascii="Arial" w:hAnsi="Arial" w:cs="Arial"/>
-          <w:sz w:val="18"/>
-          <w:szCs w:val="18"/>
-        </w:rPr>
-        <w:t>«_PROMT»</w:t>
-      </w:r>
-      <w:r>
-        <w:rPr>
-          <w:rFonts w:ascii="Arial" w:hAnsi="Arial" w:cs="Arial"/>
-          <w:sz w:val="18"/>
-          <w:szCs w:val="18"/>
-        </w:rPr>
-        <w:t xml:space="preserve"> A TITULO DE ARRAS AL MOMENTO DE LA CELEBRACION DEL CONTRATO PRIVADO DE PROMESA DE VENTA, DESCRITO EN LA CLAUSULA SEGUNDA, Y QUE LAS PARTES ACUERDAN QUE SEAN IMPUTADAS COMO PAGO DEL PRECIO DE VENTA</w:t>
-      </w:r>
-      <w:r>
-        <w:rPr>
-          <w:rFonts w:ascii="Arial" w:hAnsi="Arial" w:cs="Arial"/>
-          <w:sz w:val="18"/>
-          <w:szCs w:val="18"/>
-        </w:rPr>
-        <w:t xml:space="preserve">, </w:t>
-      </w:r>
-      <w:r>
-        <w:rPr>
-          <w:rFonts w:ascii="Arial" w:hAnsi="Arial" w:cs="Arial"/>
-          <w:sz w:val="18"/>
-          <w:szCs w:val="18"/>
-        </w:rPr>
-        <w:t xml:space="preserve">SIENDO LA SOLA FIRMA POR PARTE DE LA VENDEDORA EN </w:t>
-      </w:r>
-      <w:r>
-        <w:rPr>
-          <w:rFonts w:ascii="Arial" w:hAnsi="Arial" w:cs="Arial"/>
-          <w:sz w:val="18"/>
-          <w:szCs w:val="18"/>
-        </w:rPr>
-        <w:t>LA ESCRITURA PUBLICA QUE DE ORIGEN LA PRESENTE MINUTA DE COMPRAVENTA</w:t>
-      </w:r>
-      <w:r>
-        <w:rPr>
-          <w:rFonts w:ascii="Arial" w:hAnsi="Arial" w:cs="Arial"/>
-          <w:sz w:val="18"/>
-          <w:szCs w:val="18"/>
-        </w:rPr>
-        <w:t xml:space="preserve"> CONSTANCIA SUFICIENTE DE SU CANCELACION TOTAL DEL PRECIO DE VENTA</w:t>
-      </w:r>
-      <w:r>
-        <w:rPr>
-          <w:rFonts w:ascii="Arial" w:hAnsi="Arial" w:cs="Arial"/>
-          <w:sz w:val="18"/>
-          <w:szCs w:val="18"/>
-        </w:rPr>
-        <w:t>.</w:t>
-      </w:r>
-      <w:r>
-        <w:rPr>
-          <w:rFonts w:ascii="Arial" w:hAnsi="Arial" w:cs="Arial"/>
-          <w:sz w:val="18"/>
-          <w:szCs w:val="18"/>
-        </w:rPr>
-        <w:t xml:space="preserve"> </w:t>
-      </w:r>
-    </w:p>
-    <w:p>
-      <w:pPr>
-        <w:pStyle w:val="NormalWeb"/>
-        <w:spacing w:before="0" w:beforeAutospacing="0" w:after="0" w:afterAutospacing="0" w:line="324" w:lineRule="auto"/>
-        <w:jc w:val="both"/>
-        <w:rPr>
-          <w:rFonts w:ascii="Arial" w:hAnsi="Arial" w:cs="Arial"/>
-          <w:sz w:val="18"/>
-          <w:szCs w:val="18"/>
-        </w:rPr>
-      </w:pPr>
-      <w:r>
-        <w:rPr>
-          <w:rFonts w:ascii="Arial" w:hAnsi="Arial" w:cs="Arial"/>
-          <w:sz w:val="18"/>
-          <w:szCs w:val="18"/>
-        </w:rPr>
-        <w:t xml:space="preserve">AMBAS PARTES CONTRATANTES DECLARAN QUE EL PRECIO DE VENTA ES EL JUSTO Y LEGAL QUE LE CORRESPONDE A DICHO INMUEBLE, Y QUE SI ALGUNA DIFERENCIA DE MAS O DE MENOS EXISTIERA SE HACEN MUTUA Y RECIPROCA DONACION DEL EXCESO, DECLARANDO ASIMISMO QUE EN EL PRESENTE CONTRATO NO HA MEDIADO DOLO, ERROR, VIOLENCIA, INTIMIDACION NI CUALQUIER OTRO VICIO QUE LO INVALIDE. </w:t>
-      </w:r>
-    </w:p>
-    <w:p>
-      <w:pPr>
-        <w:spacing w:line="324" w:lineRule="auto"/>
-        <w:jc w:val="both"/>
-        <w:rPr>
-          <w:rFonts w:ascii="Arial" w:hAnsi="Arial" w:cs="Arial"/>
-          <w:sz w:val="18"/>
-          <w:szCs w:val="18"/>
-        </w:rPr>
-      </w:pPr>
-      <w:proofErr w:type="gramStart"/>
-      <w:r>
-        <w:rPr>
-          <w:rFonts w:ascii="Arial" w:hAnsi="Arial" w:cs="Arial"/>
-          <w:b/>
-          <w:sz w:val="18"/>
-          <w:szCs w:val="18"/>
-          <w:u w:val="single"/>
-        </w:rPr>
         <w:t>CUARTA</w:t>
       </w:r>
       <w:r>
@@ -1878,16 +1408,7 @@
           <w:sz w:val="18"/>
           <w:szCs w:val="18"/>
         </w:rPr>
-        <w:t>.-</w:t>
-      </w:r>
-      <w:proofErr w:type="gramEnd"/>
-      <w:r>
-        <w:rPr>
-          <w:rFonts w:ascii="Arial" w:hAnsi="Arial" w:cs="Arial"/>
-          <w:sz w:val="18"/>
-          <w:szCs w:val="18"/>
-        </w:rPr>
-        <w:t xml:space="preserve"> AMBAS PARTES ACUERDAN LO SIGUIENTE</w:t>
+        <w:t>.- AMBAS PARTES ACUERDAN LO SIGUIENTE</w:t>
       </w:r>
       <w:r>
         <w:rPr>
@@ -1918,7 +1439,7 @@
           <w:tab w:val="left" w:pos="283"/>
         </w:tabs>
         <w:suppressAutoHyphens/>
-        <w:spacing w:line="324" w:lineRule="auto"/>
+        <w:spacing w:line="348" w:lineRule="auto"/>
         <w:ind w:left="0" w:firstLine="0"/>
         <w:jc w:val="both"/>
         <w:rPr>
@@ -1961,7 +1482,25 @@
           <w:sz w:val="18"/>
           <w:szCs w:val="18"/>
         </w:rPr>
-        <w:t>«_PROMT»</w:t>
+        <w:t>«</w:t>
+      </w:r>
+      <w:r>
+        <w:rPr>
+          <w:rFonts w:ascii="Arial" w:hAnsi="Arial" w:cs="Arial"/>
+          <w:b/>
+          <w:sz w:val="18"/>
+          <w:szCs w:val="18"/>
+        </w:rPr>
+        <w:t>COMPRADOR</w:t>
+      </w:r>
+      <w:r>
+        <w:rPr>
+          <w:rFonts w:ascii="Arial" w:hAnsi="Arial" w:cs="Arial"/>
+          <w:b/>
+          <w:sz w:val="18"/>
+          <w:szCs w:val="18"/>
+        </w:rPr>
+        <w:t>»</w:t>
       </w:r>
       <w:r>
         <w:rPr>
@@ -1998,7 +1537,25 @@
           <w:sz w:val="18"/>
           <w:szCs w:val="18"/>
         </w:rPr>
-        <w:t>«_PROMT»</w:t>
+        <w:t>«</w:t>
+      </w:r>
+      <w:r>
+        <w:rPr>
+          <w:rFonts w:ascii="Arial" w:hAnsi="Arial" w:cs="Arial"/>
+          <w:bCs/>
+          <w:sz w:val="18"/>
+          <w:szCs w:val="18"/>
+        </w:rPr>
+        <w:t>COMPRADOR</w:t>
+      </w:r>
+      <w:r>
+        <w:rPr>
+          <w:rFonts w:ascii="Arial" w:hAnsi="Arial" w:cs="Arial"/>
+          <w:bCs/>
+          <w:sz w:val="18"/>
+          <w:szCs w:val="18"/>
+        </w:rPr>
+        <w:t>»</w:t>
       </w:r>
       <w:r>
         <w:rPr>
@@ -2068,7 +1625,25 @@
           <w:sz w:val="18"/>
           <w:szCs w:val="18"/>
         </w:rPr>
-        <w:t>«_PROMT»</w:t>
+        <w:t>«</w:t>
+      </w:r>
+      <w:r>
+        <w:rPr>
+          <w:rFonts w:ascii="Arial" w:hAnsi="Arial" w:cs="Arial"/>
+          <w:b/>
+          <w:sz w:val="18"/>
+          <w:szCs w:val="18"/>
+        </w:rPr>
+        <w:t>COMPRADOR</w:t>
+      </w:r>
+      <w:r>
+        <w:rPr>
+          <w:rFonts w:ascii="Arial" w:hAnsi="Arial" w:cs="Arial"/>
+          <w:b/>
+          <w:sz w:val="18"/>
+          <w:szCs w:val="18"/>
+        </w:rPr>
+        <w:t>»</w:t>
       </w:r>
       <w:r>
         <w:rPr>
@@ -2145,7 +1720,7 @@
     </w:p>
     <w:p>
       <w:pPr>
-        <w:spacing w:line="324" w:lineRule="auto"/>
+        <w:spacing w:line="348" w:lineRule="auto"/>
         <w:jc w:val="both"/>
         <w:rPr>
           <w:rFonts w:ascii="Arial" w:hAnsi="Arial" w:cs="Arial"/>
@@ -2154,7 +1729,6 @@
           <w:szCs w:val="18"/>
         </w:rPr>
       </w:pPr>
-      <w:proofErr w:type="gramStart"/>
       <w:r>
         <w:rPr>
           <w:rFonts w:ascii="Arial" w:hAnsi="Arial" w:cs="Arial"/>
@@ -2172,9 +1746,240 @@
           <w:sz w:val="18"/>
           <w:szCs w:val="18"/>
         </w:rPr>
+        <w:t xml:space="preserve">.- </w:t>
+      </w:r>
+      <w:r>
+        <w:rPr>
+          <w:rFonts w:ascii="Arial" w:hAnsi="Arial" w:cs="Arial"/>
+          <w:b/>
+          <w:sz w:val="18"/>
+          <w:szCs w:val="18"/>
+        </w:rPr>
+        <w:t xml:space="preserve">LA VENDEDORA </w:t>
+      </w:r>
+      <w:r>
+        <w:rPr>
+          <w:rFonts w:ascii="Arial" w:hAnsi="Arial" w:cs="Arial"/>
+          <w:bCs/>
+          <w:sz w:val="18"/>
+          <w:szCs w:val="18"/>
+        </w:rPr>
+        <w:t xml:space="preserve">SE COMPROMETE A REALIZAR LA EJECUCION DE LA RESIDENCIAL LOS LAURELES DE CASTILLA, ASI COMO LA INSTALACION DE LOS SERVICIOS BASICOS COMO ELECTRIFICACIÓN, AGUA Y ALCANTARILLADO; POR TANTO LA EMPRESA SE OBLIGA A LO SIGUIENTE: </w:t>
+      </w:r>
+    </w:p>
+    <w:p>
+      <w:pPr>
+        <w:pStyle w:val="NormalWeb"/>
+        <w:spacing w:before="0" w:beforeAutospacing="0" w:after="0" w:afterAutospacing="0" w:line="348" w:lineRule="auto"/>
+        <w:rPr>
+          <w:rFonts w:ascii="Arial" w:eastAsia="Times New Roman" w:hAnsi="Arial" w:cs="Arial"/>
+          <w:bCs/>
+          <w:sz w:val="18"/>
+          <w:szCs w:val="18"/>
+        </w:rPr>
+      </w:pPr>
+      <w:r>
+        <w:rPr>
+          <w:rFonts w:ascii="Arial" w:eastAsia="Times New Roman" w:hAnsi="Arial" w:cs="Arial"/>
+          <w:bCs/>
+          <w:sz w:val="18"/>
+          <w:szCs w:val="18"/>
+        </w:rPr>
+        <w:t xml:space="preserve">- ENTREGAR LA PARTIDA INDEPENDIZADA DE CADA LOTE MATERIA DE VENTA. </w:t>
+      </w:r>
+    </w:p>
+    <w:p>
+      <w:pPr>
+        <w:pStyle w:val="NormalWeb"/>
+        <w:spacing w:before="0" w:beforeAutospacing="0" w:after="0" w:afterAutospacing="0" w:line="348" w:lineRule="auto"/>
+        <w:rPr>
+          <w:rFonts w:ascii="Arial" w:eastAsia="Times New Roman" w:hAnsi="Arial" w:cs="Arial"/>
+          <w:bCs/>
+          <w:sz w:val="18"/>
+          <w:szCs w:val="18"/>
+        </w:rPr>
+      </w:pPr>
+      <w:r>
+        <w:rPr>
+          <w:rFonts w:ascii="Arial" w:eastAsia="Times New Roman" w:hAnsi="Arial" w:cs="Arial"/>
+          <w:bCs/>
+          <w:sz w:val="18"/>
+          <w:szCs w:val="18"/>
+        </w:rPr>
+        <w:t xml:space="preserve">- CONSTRUCCIÓN DE UN CERCO PERIMETRICO CON PORTICO DE INGRESO. </w:t>
+      </w:r>
+    </w:p>
+    <w:p>
+      <w:pPr>
+        <w:pStyle w:val="NormalWeb"/>
+        <w:spacing w:before="0" w:beforeAutospacing="0" w:after="0" w:afterAutospacing="0" w:line="348" w:lineRule="auto"/>
+        <w:rPr>
+          <w:rFonts w:ascii="Arial" w:eastAsia="Times New Roman" w:hAnsi="Arial" w:cs="Arial"/>
+          <w:bCs/>
+          <w:sz w:val="18"/>
+          <w:szCs w:val="18"/>
+        </w:rPr>
+      </w:pPr>
+      <w:r>
+        <w:rPr>
+          <w:rFonts w:ascii="Arial" w:eastAsia="Times New Roman" w:hAnsi="Arial" w:cs="Arial"/>
+          <w:bCs/>
+          <w:sz w:val="18"/>
+          <w:szCs w:val="18"/>
+        </w:rPr>
+        <w:t>-</w:t>
+      </w:r>
+      <w:r>
+        <w:rPr>
+          <w:rFonts w:ascii="Arial" w:eastAsia="Times New Roman" w:hAnsi="Arial" w:cs="Arial"/>
+          <w:bCs/>
+          <w:sz w:val="18"/>
+          <w:szCs w:val="18"/>
+        </w:rPr>
+        <w:t xml:space="preserve"> </w:t>
+      </w:r>
+      <w:r>
+        <w:rPr>
+          <w:rFonts w:ascii="Arial" w:eastAsia="Times New Roman" w:hAnsi="Arial" w:cs="Arial"/>
+          <w:bCs/>
+          <w:sz w:val="18"/>
+          <w:szCs w:val="18"/>
+        </w:rPr>
+        <w:t xml:space="preserve">CONSTRUCCION DE SARDINELES Y VEREDAS. </w:t>
+      </w:r>
+    </w:p>
+    <w:p>
+      <w:pPr>
+        <w:pStyle w:val="NormalWeb"/>
+        <w:spacing w:before="0" w:beforeAutospacing="0" w:after="0" w:afterAutospacing="0" w:line="348" w:lineRule="auto"/>
+        <w:rPr>
+          <w:rFonts w:ascii="Arial" w:eastAsia="Times New Roman" w:hAnsi="Arial" w:cs="Arial"/>
+          <w:bCs/>
+          <w:sz w:val="18"/>
+          <w:szCs w:val="18"/>
+        </w:rPr>
+      </w:pPr>
+      <w:r>
+        <w:rPr>
+          <w:rFonts w:ascii="Arial" w:eastAsia="Times New Roman" w:hAnsi="Arial" w:cs="Arial"/>
+          <w:bCs/>
+          <w:sz w:val="18"/>
+          <w:szCs w:val="18"/>
+        </w:rPr>
+        <w:t>- CONSTRUCCIÓN DE</w:t>
+      </w:r>
+      <w:r>
+        <w:rPr>
+          <w:rFonts w:ascii="Arial" w:eastAsia="Times New Roman" w:hAnsi="Arial" w:cs="Arial"/>
+          <w:bCs/>
+          <w:sz w:val="18"/>
+          <w:szCs w:val="18"/>
+        </w:rPr>
+        <w:t xml:space="preserve"> 2 (DOS)</w:t>
+      </w:r>
+      <w:r>
+        <w:rPr>
+          <w:rFonts w:ascii="Arial" w:eastAsia="Times New Roman" w:hAnsi="Arial" w:cs="Arial"/>
+          <w:bCs/>
+          <w:sz w:val="18"/>
+          <w:szCs w:val="18"/>
+        </w:rPr>
+        <w:t xml:space="preserve"> PARQUES CON ZONA DE RECREACIÓN, JARDINERÍA Y JUEGOS INFANTILES. </w:t>
+      </w:r>
+    </w:p>
+    <w:p>
+      <w:pPr>
+        <w:pStyle w:val="NormalWeb"/>
+        <w:spacing w:before="0" w:beforeAutospacing="0" w:after="0" w:afterAutospacing="0" w:line="348" w:lineRule="auto"/>
+        <w:rPr>
+          <w:rFonts w:ascii="Arial" w:eastAsia="Times New Roman" w:hAnsi="Arial" w:cs="Arial"/>
+          <w:bCs/>
+          <w:sz w:val="18"/>
+          <w:szCs w:val="18"/>
+        </w:rPr>
+      </w:pPr>
+      <w:r>
+        <w:rPr>
+          <w:rFonts w:ascii="Arial" w:eastAsia="Times New Roman" w:hAnsi="Arial" w:cs="Arial"/>
+          <w:bCs/>
+          <w:sz w:val="18"/>
+          <w:szCs w:val="18"/>
+        </w:rPr>
+        <w:t xml:space="preserve">- PISTAS ASFALTADAS. </w:t>
+      </w:r>
+    </w:p>
+    <w:p>
+      <w:pPr>
+        <w:pStyle w:val="NormalWeb"/>
+        <w:spacing w:before="0" w:beforeAutospacing="0" w:after="0" w:afterAutospacing="0" w:line="348" w:lineRule="auto"/>
+        <w:rPr>
+          <w:rFonts w:ascii="Arial" w:eastAsia="Times New Roman" w:hAnsi="Arial" w:cs="Arial"/>
+          <w:bCs/>
+          <w:sz w:val="18"/>
+          <w:szCs w:val="18"/>
+        </w:rPr>
+      </w:pPr>
+      <w:r>
+        <w:rPr>
+          <w:rFonts w:ascii="Arial" w:eastAsia="Times New Roman" w:hAnsi="Arial" w:cs="Arial"/>
+          <w:bCs/>
+          <w:sz w:val="18"/>
+          <w:szCs w:val="18"/>
+        </w:rPr>
+        <w:t xml:space="preserve">- COLOCACION Y HABILITACION DE POSTES DE ALUMBRADO PUBLICO. </w:t>
+      </w:r>
+    </w:p>
+    <w:p>
+      <w:pPr>
+        <w:pStyle w:val="NormalWeb"/>
+        <w:spacing w:before="0" w:beforeAutospacing="0" w:after="0" w:afterAutospacing="0" w:line="348" w:lineRule="auto"/>
+        <w:jc w:val="both"/>
+        <w:rPr>
+          <w:rFonts w:ascii="Arial" w:hAnsi="Arial" w:cs="Arial"/>
+          <w:sz w:val="18"/>
+          <w:szCs w:val="18"/>
+        </w:rPr>
+      </w:pPr>
+      <w:r>
+        <w:rPr>
+          <w:rFonts w:ascii="Arial" w:eastAsia="Times New Roman" w:hAnsi="Arial" w:cs="Arial"/>
+          <w:bCs/>
+          <w:sz w:val="18"/>
+          <w:szCs w:val="18"/>
+        </w:rPr>
+        <w:lastRenderedPageBreak/>
+        <w:t xml:space="preserve">- CONSTRUCCIÓN Y HABILITACION DEL SERVICIO DE AGUA Y ALCANTARILLADO. </w:t>
+      </w:r>
+    </w:p>
+    <w:p>
+      <w:pPr>
+        <w:pStyle w:val="NormalWeb"/>
+        <w:spacing w:before="0" w:beforeAutospacing="0" w:after="0" w:afterAutospacing="0" w:line="348" w:lineRule="auto"/>
+        <w:jc w:val="both"/>
+        <w:rPr>
+          <w:rFonts w:ascii="Arial" w:hAnsi="Arial" w:cs="Arial"/>
+          <w:sz w:val="18"/>
+          <w:szCs w:val="18"/>
+        </w:rPr>
+      </w:pPr>
+      <w:r>
+        <w:rPr>
+          <w:rFonts w:ascii="Arial" w:hAnsi="Arial" w:cs="Arial"/>
+          <w:b/>
+          <w:bCs/>
+          <w:sz w:val="18"/>
+          <w:szCs w:val="18"/>
+        </w:rPr>
+        <w:t>SEXTA</w:t>
+      </w:r>
+      <w:r>
+        <w:rPr>
+          <w:rFonts w:ascii="Arial" w:hAnsi="Arial" w:cs="Arial"/>
+          <w:sz w:val="18"/>
+          <w:szCs w:val="18"/>
+        </w:rPr>
         <w:t>.-</w:t>
       </w:r>
-      <w:proofErr w:type="gramEnd"/>
       <w:r>
         <w:rPr>
           <w:rFonts w:ascii="Arial" w:hAnsi="Arial" w:cs="Arial"/>
@@ -2186,88 +1991,362 @@
       <w:r>
         <w:rPr>
           <w:rFonts w:ascii="Arial" w:hAnsi="Arial" w:cs="Arial"/>
-          <w:b/>
-          <w:sz w:val="18"/>
-          <w:szCs w:val="18"/>
-        </w:rPr>
-        <w:t xml:space="preserve">LA VENDEDORA </w:t>
-      </w:r>
-      <w:r>
-        <w:rPr>
-          <w:rFonts w:ascii="Arial" w:hAnsi="Arial" w:cs="Arial"/>
-          <w:bCs/>
-          <w:sz w:val="18"/>
-          <w:szCs w:val="18"/>
-        </w:rPr>
-        <w:t xml:space="preserve">SE COMPROMETE A REALIZAR LA EJECUCION DE LA RESIDENCIAL LOS LAURELES DE CASTILLA, ASI COMO LA INSTALACION DE LOS SERVICIOS BASICOS COMO ELECTRIFICACIÓN, AGUA Y ALCANTARILLADO EN CADA UNIDAD INDEPENDIZADA; POR TANTO LA EMPRESA SE OBLIGA A LO SIGUIENTE: </w:t>
+          <w:sz w:val="18"/>
+          <w:szCs w:val="18"/>
+        </w:rPr>
+        <w:t>DE</w:t>
+      </w:r>
+      <w:r>
+        <w:rPr>
+          <w:rFonts w:ascii="Arial" w:hAnsi="Arial" w:cs="Arial"/>
+          <w:sz w:val="18"/>
+          <w:szCs w:val="18"/>
+        </w:rPr>
+        <w:t xml:space="preserve"> </w:t>
+      </w:r>
+      <w:r>
+        <w:rPr>
+          <w:rFonts w:ascii="Arial" w:hAnsi="Arial" w:cs="Arial"/>
+          <w:sz w:val="18"/>
+          <w:szCs w:val="18"/>
+        </w:rPr>
+        <w:t>LA</w:t>
+      </w:r>
+      <w:r>
+        <w:rPr>
+          <w:rFonts w:ascii="Arial" w:hAnsi="Arial" w:cs="Arial"/>
+          <w:sz w:val="18"/>
+          <w:szCs w:val="18"/>
+        </w:rPr>
+        <w:t xml:space="preserve"> </w:t>
+      </w:r>
+      <w:r>
+        <w:rPr>
+          <w:rFonts w:ascii="Arial" w:hAnsi="Arial" w:cs="Arial"/>
+          <w:sz w:val="18"/>
+          <w:szCs w:val="18"/>
+        </w:rPr>
+        <w:t>ENTREGA</w:t>
+      </w:r>
+      <w:r>
+        <w:rPr>
+          <w:rFonts w:ascii="Arial" w:hAnsi="Arial" w:cs="Arial"/>
+          <w:sz w:val="18"/>
+          <w:szCs w:val="18"/>
+        </w:rPr>
+        <w:t xml:space="preserve"> </w:t>
+      </w:r>
+      <w:r>
+        <w:rPr>
+          <w:rFonts w:ascii="Arial" w:hAnsi="Arial" w:cs="Arial"/>
+          <w:sz w:val="18"/>
+          <w:szCs w:val="18"/>
+        </w:rPr>
+        <w:t>DE</w:t>
+      </w:r>
+      <w:r>
+        <w:rPr>
+          <w:rFonts w:ascii="Arial" w:hAnsi="Arial" w:cs="Arial"/>
+          <w:sz w:val="18"/>
+          <w:szCs w:val="18"/>
+        </w:rPr>
+        <w:t xml:space="preserve"> </w:t>
+      </w:r>
+      <w:r>
+        <w:rPr>
+          <w:rFonts w:ascii="Arial" w:hAnsi="Arial" w:cs="Arial"/>
+          <w:sz w:val="18"/>
+          <w:szCs w:val="18"/>
+        </w:rPr>
+        <w:t>LOS</w:t>
+      </w:r>
+      <w:r>
+        <w:rPr>
+          <w:rFonts w:ascii="Arial" w:hAnsi="Arial" w:cs="Arial"/>
+          <w:sz w:val="18"/>
+          <w:szCs w:val="18"/>
+        </w:rPr>
+        <w:t xml:space="preserve"> </w:t>
+      </w:r>
+      <w:r>
+        <w:rPr>
+          <w:rFonts w:ascii="Arial" w:hAnsi="Arial" w:cs="Arial"/>
+          <w:sz w:val="18"/>
+          <w:szCs w:val="18"/>
+        </w:rPr>
+        <w:t>INMUEBLES</w:t>
+      </w:r>
+      <w:r>
+        <w:rPr>
+          <w:rFonts w:ascii="Arial" w:hAnsi="Arial" w:cs="Arial"/>
+          <w:sz w:val="18"/>
+          <w:szCs w:val="18"/>
+        </w:rPr>
+        <w:t xml:space="preserve"> Y</w:t>
+      </w:r>
+      <w:r>
+        <w:rPr>
+          <w:rFonts w:ascii="Arial" w:hAnsi="Arial" w:cs="Arial"/>
+          <w:sz w:val="18"/>
+          <w:szCs w:val="18"/>
+        </w:rPr>
+        <w:t xml:space="preserve"> </w:t>
+      </w:r>
+      <w:r>
+        <w:rPr>
+          <w:rFonts w:ascii="Arial" w:hAnsi="Arial" w:cs="Arial"/>
+          <w:sz w:val="18"/>
+          <w:szCs w:val="18"/>
+        </w:rPr>
+        <w:t>LA INDEPENDIZACION:</w:t>
+      </w:r>
+      <w:r>
+        <w:rPr>
+          <w:rFonts w:ascii="Arial" w:hAnsi="Arial" w:cs="Arial"/>
+          <w:sz w:val="18"/>
+          <w:szCs w:val="18"/>
+        </w:rPr>
+        <w:t xml:space="preserve"> </w:t>
       </w:r>
     </w:p>
     <w:p>
       <w:pPr>
         <w:pStyle w:val="NormalWeb"/>
-        <w:spacing w:before="0" w:beforeAutospacing="0" w:after="0" w:afterAutospacing="0" w:line="324" w:lineRule="auto"/>
-        <w:rPr>
-          <w:rFonts w:ascii="Arial" w:eastAsia="Times New Roman" w:hAnsi="Arial" w:cs="Arial"/>
-          <w:bCs/>
-          <w:sz w:val="18"/>
-          <w:szCs w:val="18"/>
-        </w:rPr>
-      </w:pPr>
-      <w:r>
-        <w:rPr>
-          <w:rFonts w:ascii="Arial" w:eastAsia="Times New Roman" w:hAnsi="Arial" w:cs="Arial"/>
-          <w:bCs/>
-          <w:sz w:val="18"/>
-          <w:szCs w:val="18"/>
-        </w:rPr>
-        <w:t xml:space="preserve">- ENTREGAR LA PARTIDA INDEPENDIZADA DE CADA LOTE MATERIA DE VENTA. </w:t>
+        <w:spacing w:before="0" w:beforeAutospacing="0" w:after="0" w:afterAutospacing="0" w:line="348" w:lineRule="auto"/>
+        <w:jc w:val="both"/>
+        <w:rPr>
+          <w:rFonts w:ascii="Arial" w:hAnsi="Arial" w:cs="Arial"/>
+          <w:sz w:val="18"/>
+          <w:szCs w:val="18"/>
+        </w:rPr>
+      </w:pPr>
+      <w:r>
+        <w:rPr>
+          <w:rFonts w:ascii="Arial" w:hAnsi="Arial" w:cs="Arial"/>
+          <w:sz w:val="18"/>
+          <w:szCs w:val="18"/>
+        </w:rPr>
+        <w:t xml:space="preserve">- </w:t>
+      </w:r>
+      <w:r>
+        <w:rPr>
+          <w:rFonts w:ascii="Arial" w:hAnsi="Arial" w:cs="Arial"/>
+          <w:b/>
+          <w:bCs/>
+          <w:sz w:val="18"/>
+          <w:szCs w:val="18"/>
+        </w:rPr>
+        <w:t>LA VENDEDORA</w:t>
+      </w:r>
+      <w:r>
+        <w:rPr>
+          <w:rFonts w:ascii="Arial" w:hAnsi="Arial" w:cs="Arial"/>
+          <w:sz w:val="18"/>
+          <w:szCs w:val="18"/>
+        </w:rPr>
+        <w:t xml:space="preserve"> SE OBLIGA A ENTREGAR EL INMUEBLE OBJETO DEL PRESENTE CONTRATO A</w:t>
+      </w:r>
+      <w:r>
+        <w:rPr>
+          <w:rFonts w:ascii="Arial" w:hAnsi="Arial" w:cs="Arial"/>
+          <w:sz w:val="18"/>
+          <w:szCs w:val="18"/>
+        </w:rPr>
+        <w:t xml:space="preserve"> FAVOR DE</w:t>
+      </w:r>
+      <w:r>
+        <w:rPr>
+          <w:rFonts w:ascii="Arial" w:hAnsi="Arial" w:cs="Arial"/>
+          <w:sz w:val="18"/>
+          <w:szCs w:val="18"/>
+        </w:rPr>
+        <w:t xml:space="preserve"> </w:t>
+      </w:r>
+      <w:r>
+        <w:rPr>
+          <w:rFonts w:ascii="Arial" w:hAnsi="Arial" w:cs="Arial"/>
+          <w:sz w:val="18"/>
+          <w:szCs w:val="18"/>
+        </w:rPr>
+        <w:t>«</w:t>
+      </w:r>
+      <w:r>
+        <w:rPr>
+          <w:rFonts w:ascii="Arial" w:hAnsi="Arial" w:cs="Arial"/>
+          <w:sz w:val="18"/>
+          <w:szCs w:val="18"/>
+        </w:rPr>
+        <w:t>COMPRADOR</w:t>
+      </w:r>
+      <w:r>
+        <w:rPr>
+          <w:rFonts w:ascii="Arial" w:hAnsi="Arial" w:cs="Arial"/>
+          <w:sz w:val="18"/>
+          <w:szCs w:val="18"/>
+        </w:rPr>
+        <w:t>»</w:t>
+      </w:r>
+      <w:r>
+        <w:rPr>
+          <w:rFonts w:ascii="Arial" w:hAnsi="Arial" w:cs="Arial"/>
+          <w:sz w:val="18"/>
+          <w:szCs w:val="18"/>
+        </w:rPr>
+        <w:t xml:space="preserve">, UNA VEZ REALIZADA LA INDEPENDIZACIÓN DE EL INMUEBLE OBJETO DEL PRESENTE CONTRATO EN EL REGISTRO PÚBLICO PERTINENTE, Y TOTALMENTE SANEADO, PARA CUYOS EFECTOS, LAS PARTES ACUERDAN </w:t>
+      </w:r>
+      <w:r>
+        <w:rPr>
+          <w:rFonts w:ascii="Arial" w:hAnsi="Arial" w:cs="Arial"/>
+          <w:sz w:val="18"/>
+          <w:szCs w:val="18"/>
+        </w:rPr>
+        <w:t>PRELIMINARMENTE</w:t>
+      </w:r>
+      <w:r>
+        <w:rPr>
+          <w:rFonts w:ascii="Arial" w:hAnsi="Arial" w:cs="Arial"/>
+          <w:sz w:val="18"/>
+          <w:szCs w:val="18"/>
+        </w:rPr>
+        <w:t xml:space="preserve"> COMO FECHA DE ENTREGA </w:t>
+      </w:r>
+      <w:r>
+        <w:rPr>
+          <w:rFonts w:ascii="Arial" w:hAnsi="Arial" w:cs="Arial"/>
+          <w:sz w:val="18"/>
+          <w:szCs w:val="18"/>
+        </w:rPr>
+        <w:t xml:space="preserve">EN </w:t>
+      </w:r>
+      <w:r>
+        <w:rPr>
+          <w:rFonts w:ascii="Arial" w:hAnsi="Arial" w:cs="Arial"/>
+          <w:b/>
+          <w:bCs/>
+          <w:sz w:val="18"/>
+          <w:szCs w:val="18"/>
+        </w:rPr>
+        <w:t>«ENTREGA» («ENTREGA_TEXTO»)</w:t>
+      </w:r>
+      <w:r>
+        <w:rPr>
+          <w:rFonts w:ascii="Arial" w:hAnsi="Arial" w:cs="Arial"/>
+          <w:b/>
+          <w:bCs/>
+          <w:sz w:val="18"/>
+          <w:szCs w:val="18"/>
+        </w:rPr>
+        <w:t xml:space="preserve"> </w:t>
+      </w:r>
+      <w:r>
+        <w:rPr>
+          <w:rFonts w:ascii="Arial" w:hAnsi="Arial" w:cs="Arial"/>
+          <w:sz w:val="18"/>
+          <w:szCs w:val="18"/>
+        </w:rPr>
+        <w:t>MESES CONTADOS A PARTIR DE LA SUSCRIPCION DE LA PRESENTE MINUTA</w:t>
+      </w:r>
+      <w:r>
+        <w:rPr>
+          <w:rFonts w:ascii="Arial" w:hAnsi="Arial" w:cs="Arial"/>
+          <w:sz w:val="18"/>
+          <w:szCs w:val="18"/>
+        </w:rPr>
+        <w:t xml:space="preserve">. </w:t>
       </w:r>
     </w:p>
     <w:p>
       <w:pPr>
         <w:pStyle w:val="NormalWeb"/>
-        <w:spacing w:before="0" w:beforeAutospacing="0" w:after="0" w:afterAutospacing="0" w:line="324" w:lineRule="auto"/>
-        <w:rPr>
-          <w:rFonts w:ascii="Arial" w:eastAsia="Times New Roman" w:hAnsi="Arial" w:cs="Arial"/>
-          <w:bCs/>
-          <w:sz w:val="18"/>
-          <w:szCs w:val="18"/>
-        </w:rPr>
-      </w:pPr>
-      <w:r>
-        <w:rPr>
-          <w:rFonts w:ascii="Arial" w:eastAsia="Times New Roman" w:hAnsi="Arial" w:cs="Arial"/>
-          <w:bCs/>
-          <w:sz w:val="18"/>
-          <w:szCs w:val="18"/>
-        </w:rPr>
-        <w:t xml:space="preserve">- CONSTRUCCIÓN DE UN CERCO PERIMETRICO CON PORTICO DE INGRESO. </w:t>
+        <w:spacing w:before="0" w:beforeAutospacing="0" w:after="0" w:afterAutospacing="0" w:line="348" w:lineRule="auto"/>
+        <w:jc w:val="both"/>
+        <w:rPr>
+          <w:rFonts w:ascii="Arial" w:hAnsi="Arial" w:cs="Arial"/>
+          <w:sz w:val="18"/>
+          <w:szCs w:val="18"/>
+        </w:rPr>
+      </w:pPr>
+      <w:r>
+        <w:rPr>
+          <w:rFonts w:ascii="Arial" w:hAnsi="Arial" w:cs="Arial"/>
+          <w:sz w:val="18"/>
+          <w:szCs w:val="18"/>
+        </w:rPr>
+        <w:t>SIN PERJUICIO DE LO ANTERIOR, LAS PARTES ACUERDAN QUE EXCEPCIONALMENTE, LA FECHA MAXIMA DE ENTREGA PUEDE SER PRORROGADA O AMPLIADA HASTA POR TRES (03) MESES</w:t>
+      </w:r>
+      <w:r>
+        <w:rPr>
+          <w:rFonts w:ascii="Arial" w:hAnsi="Arial" w:cs="Arial"/>
+          <w:sz w:val="18"/>
+          <w:szCs w:val="18"/>
+        </w:rPr>
+        <w:t xml:space="preserve"> MÁS,</w:t>
+      </w:r>
+      <w:r>
+        <w:rPr>
+          <w:rFonts w:ascii="Arial" w:hAnsi="Arial" w:cs="Arial"/>
+          <w:sz w:val="18"/>
+          <w:szCs w:val="18"/>
+        </w:rPr>
+        <w:t xml:space="preserve"> CONTADOS A PARTIR DEL DÍA SIGUIENTE DE VENCIDO EL PLAZO SEÑALADO EN EL PÁRRAFO</w:t>
+      </w:r>
+      <w:r>
+        <w:rPr>
+          <w:rFonts w:ascii="Arial" w:hAnsi="Arial" w:cs="Arial"/>
+          <w:sz w:val="18"/>
+          <w:szCs w:val="18"/>
+        </w:rPr>
+        <w:t xml:space="preserve"> </w:t>
+      </w:r>
+      <w:r>
+        <w:rPr>
+          <w:rFonts w:ascii="Arial" w:hAnsi="Arial" w:cs="Arial"/>
+          <w:sz w:val="18"/>
+          <w:szCs w:val="18"/>
+        </w:rPr>
+        <w:t>ANTERIOR.</w:t>
+      </w:r>
+      <w:r>
+        <w:rPr>
+          <w:rFonts w:ascii="Arial" w:hAnsi="Arial" w:cs="Arial"/>
+          <w:sz w:val="18"/>
+          <w:szCs w:val="18"/>
+        </w:rPr>
+        <w:t xml:space="preserve"> </w:t>
       </w:r>
     </w:p>
     <w:p>
       <w:pPr>
         <w:pStyle w:val="NormalWeb"/>
-        <w:spacing w:before="0" w:beforeAutospacing="0" w:after="0" w:afterAutospacing="0" w:line="324" w:lineRule="auto"/>
-        <w:rPr>
-          <w:rFonts w:ascii="Arial" w:eastAsia="Times New Roman" w:hAnsi="Arial" w:cs="Arial"/>
-          <w:bCs/>
-          <w:sz w:val="18"/>
-          <w:szCs w:val="18"/>
-        </w:rPr>
-      </w:pPr>
-      <w:r>
-        <w:rPr>
-          <w:rFonts w:ascii="Arial" w:eastAsia="Times New Roman" w:hAnsi="Arial" w:cs="Arial"/>
-          <w:bCs/>
-          <w:sz w:val="18"/>
-          <w:szCs w:val="18"/>
-        </w:rPr>
-        <w:t>-</w:t>
-      </w:r>
-      <w:r>
-        <w:rPr>
-          <w:rFonts w:ascii="Arial" w:eastAsia="Times New Roman" w:hAnsi="Arial" w:cs="Arial"/>
-          <w:bCs/>
+        <w:spacing w:before="0" w:beforeAutospacing="0" w:after="0" w:afterAutospacing="0" w:line="348" w:lineRule="auto"/>
+        <w:jc w:val="both"/>
+        <w:rPr>
+          <w:rFonts w:ascii="Arial" w:hAnsi="Arial" w:cs="Arial"/>
+          <w:sz w:val="18"/>
+          <w:szCs w:val="18"/>
+        </w:rPr>
+      </w:pPr>
+      <w:r>
+        <w:rPr>
+          <w:rFonts w:ascii="Arial" w:hAnsi="Arial" w:cs="Arial"/>
+          <w:b/>
+          <w:bCs/>
+          <w:sz w:val="18"/>
+          <w:szCs w:val="18"/>
+        </w:rPr>
+        <w:t>SETIMA</w:t>
+      </w:r>
+      <w:r>
+        <w:rPr>
+          <w:rFonts w:ascii="Arial" w:hAnsi="Arial" w:cs="Arial"/>
+          <w:sz w:val="18"/>
+          <w:szCs w:val="18"/>
+        </w:rPr>
+        <w:t>.-</w:t>
+      </w:r>
+      <w:r>
+        <w:rPr>
+          <w:rFonts w:ascii="Arial" w:hAnsi="Arial" w:cs="Arial"/>
           <w:sz w:val="18"/>
           <w:szCs w:val="18"/>
         </w:rPr>
@@ -2275,99 +2354,279 @@
       </w:r>
       <w:r>
         <w:rPr>
-          <w:rFonts w:ascii="Arial" w:eastAsia="Times New Roman" w:hAnsi="Arial" w:cs="Arial"/>
-          <w:bCs/>
-          <w:sz w:val="18"/>
-          <w:szCs w:val="18"/>
-        </w:rPr>
-        <w:t xml:space="preserve">CONSTRUCCION DE SARDINELES Y VEREDAS. </w:t>
+          <w:rFonts w:ascii="Arial" w:hAnsi="Arial" w:cs="Arial"/>
+          <w:sz w:val="18"/>
+          <w:szCs w:val="18"/>
+        </w:rPr>
+        <w:t xml:space="preserve">AL MOMENTO DE CELEBRAR EL PRESENTE CONTRATO, </w:t>
+      </w:r>
+      <w:r>
+        <w:rPr>
+          <w:rFonts w:ascii="Arial" w:hAnsi="Arial" w:cs="Arial"/>
+          <w:b/>
+          <w:bCs/>
+          <w:sz w:val="18"/>
+          <w:szCs w:val="18"/>
+        </w:rPr>
+        <w:t>«</w:t>
+      </w:r>
+      <w:r>
+        <w:rPr>
+          <w:rFonts w:ascii="Arial" w:hAnsi="Arial" w:cs="Arial"/>
+          <w:b/>
+          <w:bCs/>
+          <w:sz w:val="18"/>
+          <w:szCs w:val="18"/>
+        </w:rPr>
+        <w:t>COMPRADOR</w:t>
+      </w:r>
+      <w:r>
+        <w:rPr>
+          <w:rFonts w:ascii="Arial" w:hAnsi="Arial" w:cs="Arial"/>
+          <w:b/>
+          <w:bCs/>
+          <w:sz w:val="18"/>
+          <w:szCs w:val="18"/>
+        </w:rPr>
+        <w:t>»</w:t>
+      </w:r>
+      <w:r>
+        <w:rPr>
+          <w:rFonts w:ascii="Arial" w:hAnsi="Arial" w:cs="Arial"/>
+          <w:sz w:val="18"/>
+          <w:szCs w:val="18"/>
+        </w:rPr>
+        <w:t xml:space="preserve"> DECLARA EN FORMA EXPRESA TENER PERFECTO CONOCIMIENTO DEL ESTADO Y SITUACIÓN EN LA QUE SE ENCUENTRA EL TÍTULO DE PROPIEDAD DEL INMUEBLE MATERIA DE VENTA.</w:t>
+      </w:r>
+      <w:r>
+        <w:rPr>
+          <w:rFonts w:ascii="Arial" w:hAnsi="Arial" w:cs="Arial"/>
+          <w:sz w:val="18"/>
+          <w:szCs w:val="18"/>
+        </w:rPr>
+        <w:t xml:space="preserve"> </w:t>
       </w:r>
     </w:p>
     <w:p>
       <w:pPr>
         <w:pStyle w:val="NormalWeb"/>
-        <w:spacing w:before="0" w:beforeAutospacing="0" w:after="0" w:afterAutospacing="0" w:line="324" w:lineRule="auto"/>
-        <w:rPr>
-          <w:rFonts w:ascii="Arial" w:eastAsia="Times New Roman" w:hAnsi="Arial" w:cs="Arial"/>
-          <w:bCs/>
-          <w:sz w:val="18"/>
-          <w:szCs w:val="18"/>
-        </w:rPr>
-      </w:pPr>
-      <w:r>
-        <w:rPr>
-          <w:rFonts w:ascii="Arial" w:eastAsia="Times New Roman" w:hAnsi="Arial" w:cs="Arial"/>
-          <w:bCs/>
-          <w:sz w:val="18"/>
-          <w:szCs w:val="18"/>
-        </w:rPr>
-        <w:t>- CONSTRUCCIÓN DE</w:t>
-      </w:r>
-      <w:r>
-        <w:rPr>
-          <w:rFonts w:ascii="Arial" w:eastAsia="Times New Roman" w:hAnsi="Arial" w:cs="Arial"/>
-          <w:bCs/>
-          <w:sz w:val="18"/>
-          <w:szCs w:val="18"/>
-        </w:rPr>
-        <w:t xml:space="preserve"> 2 (DOS)</w:t>
-      </w:r>
-      <w:r>
-        <w:rPr>
-          <w:rFonts w:ascii="Arial" w:eastAsia="Times New Roman" w:hAnsi="Arial" w:cs="Arial"/>
-          <w:bCs/>
-          <w:sz w:val="18"/>
-          <w:szCs w:val="18"/>
-        </w:rPr>
-        <w:t xml:space="preserve"> PARQUES CON ZONA DE RECREACIÓN, JARDINERÍA Y JUEGOS INFANTILES. </w:t>
+        <w:spacing w:before="0" w:beforeAutospacing="0" w:after="0" w:afterAutospacing="0" w:line="348" w:lineRule="auto"/>
+        <w:jc w:val="both"/>
+        <w:rPr>
+          <w:rFonts w:ascii="Arial" w:hAnsi="Arial" w:cs="Arial"/>
+          <w:sz w:val="18"/>
+          <w:szCs w:val="18"/>
+        </w:rPr>
+      </w:pPr>
+      <w:r>
+        <w:rPr>
+          <w:rFonts w:ascii="Arial" w:hAnsi="Arial" w:cs="Arial"/>
+          <w:b/>
+          <w:bCs/>
+          <w:sz w:val="18"/>
+          <w:szCs w:val="18"/>
+        </w:rPr>
+        <w:t>OCTAVA</w:t>
+      </w:r>
+      <w:r>
+        <w:rPr>
+          <w:rFonts w:ascii="Arial" w:hAnsi="Arial" w:cs="Arial"/>
+          <w:sz w:val="18"/>
+          <w:szCs w:val="18"/>
+        </w:rPr>
+        <w:t>.-</w:t>
+      </w:r>
+      <w:r>
+        <w:rPr>
+          <w:rFonts w:ascii="Arial" w:hAnsi="Arial" w:cs="Arial"/>
+          <w:sz w:val="18"/>
+          <w:szCs w:val="18"/>
+        </w:rPr>
+        <w:t xml:space="preserve"> </w:t>
+      </w:r>
+      <w:r>
+        <w:rPr>
+          <w:rFonts w:ascii="Arial" w:hAnsi="Arial" w:cs="Arial"/>
+          <w:sz w:val="18"/>
+          <w:szCs w:val="18"/>
+        </w:rPr>
+        <w:t>DEL CUMPLIMIENTO DE LA CONDICION Y DERECHOS QUE COMPRENDEN LA VENTA.</w:t>
+      </w:r>
+      <w:r>
+        <w:rPr>
+          <w:rFonts w:ascii="Arial" w:hAnsi="Arial" w:cs="Arial"/>
+          <w:sz w:val="18"/>
+          <w:szCs w:val="18"/>
+        </w:rPr>
+        <w:t xml:space="preserve"> </w:t>
+      </w:r>
+      <w:r>
+        <w:rPr>
+          <w:rFonts w:ascii="Arial" w:hAnsi="Arial" w:cs="Arial"/>
+          <w:sz w:val="18"/>
+          <w:szCs w:val="18"/>
+        </w:rPr>
+        <w:t>LA COMPRAVENTA</w:t>
+      </w:r>
+      <w:r>
+        <w:rPr>
+          <w:rFonts w:ascii="Arial" w:hAnsi="Arial" w:cs="Arial"/>
+          <w:sz w:val="18"/>
+          <w:szCs w:val="18"/>
+        </w:rPr>
+        <w:t xml:space="preserve"> SURTIRÁ TODOS SUS EFECTOS, UNA VEZ ACREDITADA LA </w:t>
+      </w:r>
+      <w:r>
+        <w:rPr>
+          <w:rFonts w:ascii="Arial" w:hAnsi="Arial" w:cs="Arial"/>
+          <w:sz w:val="18"/>
+          <w:szCs w:val="18"/>
+        </w:rPr>
+        <w:t xml:space="preserve">INDEPENDIZACION </w:t>
+      </w:r>
+      <w:r>
+        <w:rPr>
+          <w:rFonts w:ascii="Arial" w:hAnsi="Arial" w:cs="Arial"/>
+          <w:sz w:val="18"/>
+          <w:szCs w:val="18"/>
+        </w:rPr>
+        <w:t>DEL INMUEBLE EN LOS REGISTROS PUBLICOS</w:t>
+      </w:r>
+      <w:r>
+        <w:rPr>
+          <w:rFonts w:ascii="Arial" w:hAnsi="Arial" w:cs="Arial"/>
+          <w:sz w:val="18"/>
+          <w:szCs w:val="18"/>
+        </w:rPr>
+        <w:t>;</w:t>
+      </w:r>
+      <w:r>
+        <w:rPr>
+          <w:rFonts w:ascii="Arial" w:hAnsi="Arial" w:cs="Arial"/>
+          <w:sz w:val="18"/>
+          <w:szCs w:val="18"/>
+        </w:rPr>
+        <w:t xml:space="preserve"> DICHA TRANSFERENCIA DE PROPIEDAD, COMPRENDERA TODOS LOS DERECHOS INHERENTES A ÉSTA (ENTRADAS, SALIDAS, </w:t>
+      </w:r>
+      <w:r>
+        <w:rPr>
+          <w:rFonts w:ascii="Arial" w:hAnsi="Arial" w:cs="Arial"/>
+          <w:sz w:val="18"/>
+          <w:szCs w:val="18"/>
+        </w:rPr>
+        <w:t xml:space="preserve">AIRES, </w:t>
+      </w:r>
+      <w:r>
+        <w:rPr>
+          <w:rFonts w:ascii="Arial" w:hAnsi="Arial" w:cs="Arial"/>
+          <w:sz w:val="18"/>
+          <w:szCs w:val="18"/>
+        </w:rPr>
+        <w:t>USOS, COSTUMBRES, SERVIDUMBRES) Y TODO CUANTO DE HECHO O POR DERECHO LE CORRESPONDE Y ES INHERENTE A AQUELLO QUE SE VENDE, SIN RESERVA NI LIMITACIÓN ALGUNA.</w:t>
+      </w:r>
+      <w:r>
+        <w:rPr>
+          <w:rFonts w:ascii="Arial" w:hAnsi="Arial" w:cs="Arial"/>
+          <w:sz w:val="18"/>
+          <w:szCs w:val="18"/>
+        </w:rPr>
+        <w:t xml:space="preserve"> </w:t>
       </w:r>
     </w:p>
     <w:p>
       <w:pPr>
         <w:pStyle w:val="NormalWeb"/>
-        <w:spacing w:before="0" w:beforeAutospacing="0" w:after="0" w:afterAutospacing="0" w:line="324" w:lineRule="auto"/>
-        <w:rPr>
-          <w:rFonts w:ascii="Arial" w:eastAsia="Times New Roman" w:hAnsi="Arial" w:cs="Arial"/>
-          <w:bCs/>
-          <w:sz w:val="18"/>
-          <w:szCs w:val="18"/>
-        </w:rPr>
-      </w:pPr>
-      <w:r>
-        <w:rPr>
-          <w:rFonts w:ascii="Arial" w:eastAsia="Times New Roman" w:hAnsi="Arial" w:cs="Arial"/>
-          <w:bCs/>
-          <w:sz w:val="18"/>
-          <w:szCs w:val="18"/>
-        </w:rPr>
-        <w:t xml:space="preserve">- PISTAS ASFALTADAS. </w:t>
+        <w:spacing w:before="0" w:beforeAutospacing="0" w:after="0" w:afterAutospacing="0" w:line="348" w:lineRule="auto"/>
+        <w:jc w:val="both"/>
+        <w:rPr>
+          <w:rFonts w:ascii="Arial" w:hAnsi="Arial" w:cs="Arial"/>
+          <w:sz w:val="18"/>
+          <w:szCs w:val="18"/>
+        </w:rPr>
+      </w:pPr>
+      <w:r>
+        <w:rPr>
+          <w:rFonts w:ascii="Arial" w:hAnsi="Arial" w:cs="Arial"/>
+          <w:b/>
+          <w:bCs/>
+          <w:sz w:val="18"/>
+          <w:szCs w:val="18"/>
+        </w:rPr>
+        <w:t>NOVENA</w:t>
+      </w:r>
+      <w:r>
+        <w:rPr>
+          <w:rFonts w:ascii="Arial" w:hAnsi="Arial" w:cs="Arial"/>
+          <w:sz w:val="18"/>
+          <w:szCs w:val="18"/>
+        </w:rPr>
+        <w:t xml:space="preserve">.- EQUIVALENCIA ENTRE EL PRECIO Y EL BIEN MATERIA DE VENTA: </w:t>
       </w:r>
     </w:p>
     <w:p>
       <w:pPr>
         <w:pStyle w:val="NormalWeb"/>
-        <w:spacing w:before="0" w:beforeAutospacing="0" w:after="0" w:afterAutospacing="0" w:line="324" w:lineRule="auto"/>
-        <w:rPr>
-          <w:rFonts w:ascii="Arial" w:eastAsia="Times New Roman" w:hAnsi="Arial" w:cs="Arial"/>
-          <w:bCs/>
-          <w:sz w:val="18"/>
-          <w:szCs w:val="18"/>
-        </w:rPr>
-      </w:pPr>
-      <w:r>
-        <w:rPr>
-          <w:rFonts w:ascii="Arial" w:eastAsia="Times New Roman" w:hAnsi="Arial" w:cs="Arial"/>
-          <w:bCs/>
-          <w:sz w:val="18"/>
-          <w:szCs w:val="18"/>
-        </w:rPr>
-        <w:t xml:space="preserve">- COLOCACION Y HABILITACION DE POSTES DE ALUMBRADO PUBLICO. </w:t>
+        <w:spacing w:before="0" w:beforeAutospacing="0" w:after="0" w:afterAutospacing="0" w:line="348" w:lineRule="auto"/>
+        <w:jc w:val="both"/>
+        <w:rPr>
+          <w:rFonts w:ascii="Arial" w:hAnsi="Arial" w:cs="Arial"/>
+          <w:sz w:val="18"/>
+          <w:szCs w:val="18"/>
+        </w:rPr>
+      </w:pPr>
+      <w:r>
+        <w:rPr>
+          <w:rFonts w:ascii="Arial" w:hAnsi="Arial" w:cs="Arial"/>
+          <w:sz w:val="18"/>
+          <w:szCs w:val="18"/>
+        </w:rPr>
+        <w:t>AMBAS PARTES DECLARAN QUE EL PRECIO</w:t>
+      </w:r>
+      <w:r>
+        <w:rPr>
+          <w:rFonts w:ascii="Arial" w:hAnsi="Arial" w:cs="Arial"/>
+          <w:sz w:val="18"/>
+          <w:szCs w:val="18"/>
+        </w:rPr>
+        <w:t xml:space="preserve"> </w:t>
+      </w:r>
+      <w:r>
+        <w:rPr>
+          <w:rFonts w:ascii="Arial" w:hAnsi="Arial" w:cs="Arial"/>
+          <w:sz w:val="18"/>
+          <w:szCs w:val="18"/>
+        </w:rPr>
+        <w:t>ES EL JUSTO Y EQUIVALENTE AL BIEN FUTURO MATERIA DE VENTA, POR LO QUE SE EFECTUAN MUTUA Y RECIPROCA DONACION EN CASO DE EXISTIR EXCESO,</w:t>
+      </w:r>
+      <w:r>
+        <w:rPr>
+          <w:rFonts w:ascii="Arial" w:hAnsi="Arial" w:cs="Arial"/>
+          <w:sz w:val="18"/>
+          <w:szCs w:val="18"/>
+        </w:rPr>
+        <w:t xml:space="preserve"> </w:t>
+      </w:r>
+      <w:r>
+        <w:rPr>
+          <w:rFonts w:ascii="Arial" w:hAnsi="Arial" w:cs="Arial"/>
+          <w:sz w:val="18"/>
+          <w:szCs w:val="18"/>
+        </w:rPr>
+        <w:t>EN ESE SENTIDO NO HABRÁ LUGAR A REEMBOLSO NI COMPENSACIÓN POR NINGUNA DE LAS PARTES SI EL INMUEBLE DE QUE SE TRATA TUVIERE DENTRO DE SUS LINDEROS MAYOR O MENOR EXTENSIÓN/ES DE LO QUE SE INDIQUE EN LA PARTIDA REGISTRAL DONDE SE INSCRIBA EL MISMO UNA VEZ CONCLUIDA LA EDIFICACIÓN. LAS PARTES ACUERDAN QUE LA VARIACIÓN DEL AREA DE EL INMUEBLE SE REALIZARÁ Y REGULARÁ CONFORME AL ORDENAMIENTO JURÍDICO NACIONAL.</w:t>
+      </w:r>
+      <w:r>
+        <w:rPr>
+          <w:rFonts w:ascii="Arial" w:hAnsi="Arial" w:cs="Arial"/>
+          <w:sz w:val="18"/>
+          <w:szCs w:val="18"/>
+        </w:rPr>
+        <w:t xml:space="preserve"> </w:t>
       </w:r>
     </w:p>
     <w:p>
       <w:pPr>
         <w:pStyle w:val="NormalWeb"/>
-        <w:spacing w:before="0" w:beforeAutospacing="0" w:after="0" w:afterAutospacing="0" w:line="324" w:lineRule="auto"/>
+        <w:spacing w:before="0" w:beforeAutospacing="0" w:after="0" w:afterAutospacing="0" w:line="348" w:lineRule="auto"/>
         <w:jc w:val="both"/>
         <w:rPr>
           <w:rFonts w:ascii="Arial" w:hAnsi="Arial" w:cs="Arial"/>
@@ -2377,18 +2636,43 @@
       </w:pPr>
       <w:r>
         <w:rPr>
-          <w:rFonts w:ascii="Arial" w:eastAsia="Times New Roman" w:hAnsi="Arial" w:cs="Arial"/>
-          <w:bCs/>
-          <w:sz w:val="18"/>
-          <w:szCs w:val="18"/>
-        </w:rPr>
-        <w:t xml:space="preserve">- CONSTRUCCIÓN Y HABILITACION DEL SERVICIO DE AGUA Y ALCANTARILLADO. </w:t>
+          <w:rFonts w:ascii="Arial" w:hAnsi="Arial" w:cs="Arial"/>
+          <w:b/>
+          <w:bCs/>
+          <w:sz w:val="18"/>
+          <w:szCs w:val="18"/>
+        </w:rPr>
+        <w:t>DECIMA</w:t>
+      </w:r>
+      <w:r>
+        <w:rPr>
+          <w:rFonts w:ascii="Arial" w:hAnsi="Arial" w:cs="Arial"/>
+          <w:sz w:val="18"/>
+          <w:szCs w:val="18"/>
+        </w:rPr>
+        <w:t>.- DECLARACION DE LAS PARTES:</w:t>
+      </w:r>
+      <w:r>
+        <w:rPr>
+          <w:rFonts w:ascii="Arial" w:hAnsi="Arial" w:cs="Arial"/>
+          <w:sz w:val="18"/>
+          <w:szCs w:val="18"/>
+        </w:rPr>
+        <w:t xml:space="preserve"> </w:t>
+      </w:r>
+      <w:r>
+        <w:rPr>
+          <w:rFonts w:ascii="Arial" w:hAnsi="Arial" w:cs="Arial"/>
+          <w:sz w:val="18"/>
+          <w:szCs w:val="18"/>
+        </w:rPr>
+        <w:t xml:space="preserve"> </w:t>
       </w:r>
     </w:p>
     <w:p>
       <w:pPr>
         <w:pStyle w:val="NormalWeb"/>
-        <w:spacing w:before="0" w:beforeAutospacing="0" w:after="0" w:afterAutospacing="0" w:line="324" w:lineRule="auto"/>
+        <w:spacing w:before="0" w:beforeAutospacing="0" w:after="0" w:afterAutospacing="0" w:line="348" w:lineRule="auto"/>
         <w:jc w:val="both"/>
         <w:rPr>
           <w:rFonts w:ascii="Arial" w:hAnsi="Arial" w:cs="Arial"/>
@@ -2396,26 +2680,22 @@
           <w:szCs w:val="18"/>
         </w:rPr>
       </w:pPr>
-      <w:proofErr w:type="gramStart"/>
-      <w:r>
-        <w:rPr>
-          <w:rFonts w:ascii="Arial" w:hAnsi="Arial" w:cs="Arial"/>
-          <w:b/>
-          <w:bCs/>
-          <w:sz w:val="18"/>
-          <w:szCs w:val="18"/>
-        </w:rPr>
-        <w:t>SEXTA</w:t>
-      </w:r>
-      <w:r>
-        <w:rPr>
-          <w:rFonts w:ascii="Arial" w:hAnsi="Arial" w:cs="Arial"/>
-          <w:sz w:val="18"/>
-          <w:szCs w:val="18"/>
-        </w:rPr>
-        <w:t>.-</w:t>
-      </w:r>
-      <w:proofErr w:type="gramEnd"/>
+      <w:r>
+        <w:rPr>
+          <w:rFonts w:ascii="Arial" w:hAnsi="Arial" w:cs="Arial"/>
+          <w:sz w:val="18"/>
+          <w:szCs w:val="18"/>
+        </w:rPr>
+        <w:t>10</w:t>
+      </w:r>
+      <w:r>
+        <w:rPr>
+          <w:rFonts w:ascii="Arial" w:hAnsi="Arial" w:cs="Arial"/>
+          <w:sz w:val="18"/>
+          <w:szCs w:val="18"/>
+        </w:rPr>
+        <w:t>.1.- LAS PARTES DECLARAN CONOCER Y RESPETAR LO PREVISTO Y DISPUESTO EN EL DECRETO LEGISLATIVO N°776 PUBLICADO EL DÍA 31 DE DICIEMBRE DE 1993 EN EL DIARIO OFICIAL EL PERUANO, EN TAL SENTIDO DEJAN</w:t>
+      </w:r>
       <w:r>
         <w:rPr>
           <w:rFonts w:ascii="Arial" w:hAnsi="Arial" w:cs="Arial"/>
@@ -2430,7 +2710,7 @@
           <w:sz w:val="18"/>
           <w:szCs w:val="18"/>
         </w:rPr>
-        <w:t>DE</w:t>
+        <w:t>CONSTANCIA QUE.</w:t>
       </w:r>
       <w:r>
         <w:rPr>
@@ -2440,13 +2720,65 @@
         </w:rPr>
         <w:t xml:space="preserve"> </w:t>
       </w:r>
-      <w:r>
-        <w:rPr>
-          <w:rFonts w:ascii="Arial" w:hAnsi="Arial" w:cs="Arial"/>
-          <w:sz w:val="18"/>
-          <w:szCs w:val="18"/>
-        </w:rPr>
-        <w:t>LA</w:t>
+    </w:p>
+    <w:p>
+      <w:pPr>
+        <w:pStyle w:val="NormalWeb"/>
+        <w:spacing w:before="0" w:beforeAutospacing="0" w:after="0" w:afterAutospacing="0" w:line="348" w:lineRule="auto"/>
+        <w:jc w:val="both"/>
+        <w:rPr>
+          <w:rFonts w:ascii="Arial" w:hAnsi="Arial" w:cs="Arial"/>
+          <w:sz w:val="18"/>
+          <w:szCs w:val="18"/>
+        </w:rPr>
+      </w:pPr>
+      <w:r>
+        <w:rPr>
+          <w:rFonts w:ascii="Arial" w:hAnsi="Arial" w:cs="Arial"/>
+          <w:sz w:val="18"/>
+          <w:szCs w:val="18"/>
+        </w:rPr>
+        <w:t>10</w:t>
+      </w:r>
+      <w:r>
+        <w:rPr>
+          <w:rFonts w:ascii="Arial" w:hAnsi="Arial" w:cs="Arial"/>
+          <w:sz w:val="18"/>
+          <w:szCs w:val="18"/>
+        </w:rPr>
+        <w:t xml:space="preserve">.1.1- CON RELACIÓN AL IMPUESTO PREDIAL </w:t>
+      </w:r>
+      <w:r>
+        <w:rPr>
+          <w:rFonts w:ascii="Arial" w:hAnsi="Arial" w:cs="Arial"/>
+          <w:sz w:val="18"/>
+          <w:szCs w:val="18"/>
+        </w:rPr>
+        <w:t>«</w:t>
+      </w:r>
+      <w:r>
+        <w:rPr>
+          <w:rFonts w:ascii="Arial" w:hAnsi="Arial" w:cs="Arial"/>
+          <w:sz w:val="18"/>
+          <w:szCs w:val="18"/>
+        </w:rPr>
+        <w:t>COMPRADOR</w:t>
+      </w:r>
+      <w:r>
+        <w:rPr>
+          <w:rFonts w:ascii="Arial" w:hAnsi="Arial" w:cs="Arial"/>
+          <w:sz w:val="18"/>
+          <w:szCs w:val="18"/>
+        </w:rPr>
+        <w:t>»</w:t>
+      </w:r>
+      <w:r>
+        <w:rPr>
+          <w:rFonts w:ascii="Arial" w:hAnsi="Arial" w:cs="Arial"/>
+          <w:sz w:val="18"/>
+          <w:szCs w:val="18"/>
+        </w:rPr>
+        <w:t xml:space="preserve"> ASUMIRÁ LA CONDICIÓN DE CONTRIBUYENTE A PARTIR DEL AÑO SIGUIENTE DE CELEBRADO EL PRESENTE CONTRATO DEFINITIVO, SIENDO CUALQUIER MONTO CORRESPONDIENTE A ESTE IMPUESTO POR PERIODOS ANTERIORES RESPONSABILIDAD DE LA VENDEDORA.</w:t>
       </w:r>
       <w:r>
         <w:rPr>
@@ -2456,13 +2788,153 @@
         </w:rPr>
         <w:t xml:space="preserve"> </w:t>
       </w:r>
-      <w:r>
-        <w:rPr>
-          <w:rFonts w:ascii="Arial" w:hAnsi="Arial" w:cs="Arial"/>
-          <w:sz w:val="18"/>
-          <w:szCs w:val="18"/>
-        </w:rPr>
-        <w:t>ENTREGA</w:t>
+    </w:p>
+    <w:p>
+      <w:pPr>
+        <w:pStyle w:val="NormalWeb"/>
+        <w:spacing w:before="0" w:beforeAutospacing="0" w:after="0" w:afterAutospacing="0" w:line="348" w:lineRule="auto"/>
+        <w:jc w:val="both"/>
+        <w:rPr>
+          <w:rFonts w:ascii="Arial" w:hAnsi="Arial" w:cs="Arial"/>
+          <w:sz w:val="18"/>
+          <w:szCs w:val="18"/>
+        </w:rPr>
+      </w:pPr>
+      <w:r>
+        <w:rPr>
+          <w:rFonts w:ascii="Arial" w:hAnsi="Arial" w:cs="Arial"/>
+          <w:sz w:val="18"/>
+          <w:szCs w:val="18"/>
+        </w:rPr>
+        <w:t>10</w:t>
+      </w:r>
+      <w:r>
+        <w:rPr>
+          <w:rFonts w:ascii="Arial" w:hAnsi="Arial" w:cs="Arial"/>
+          <w:sz w:val="18"/>
+          <w:szCs w:val="18"/>
+        </w:rPr>
+        <w:t xml:space="preserve">.1.2.- CORRESPONDE A </w:t>
+      </w:r>
+      <w:r>
+        <w:rPr>
+          <w:rFonts w:ascii="Arial" w:hAnsi="Arial" w:cs="Arial"/>
+          <w:sz w:val="18"/>
+          <w:szCs w:val="18"/>
+        </w:rPr>
+        <w:t>«</w:t>
+      </w:r>
+      <w:r>
+        <w:rPr>
+          <w:rFonts w:ascii="Arial" w:hAnsi="Arial" w:cs="Arial"/>
+          <w:sz w:val="18"/>
+          <w:szCs w:val="18"/>
+        </w:rPr>
+        <w:t>COMPRADOR</w:t>
+      </w:r>
+      <w:r>
+        <w:rPr>
+          <w:rFonts w:ascii="Arial" w:hAnsi="Arial" w:cs="Arial"/>
+          <w:sz w:val="18"/>
+          <w:szCs w:val="18"/>
+        </w:rPr>
+        <w:t>»</w:t>
+      </w:r>
+      <w:r>
+        <w:rPr>
+          <w:rFonts w:ascii="Arial" w:hAnsi="Arial" w:cs="Arial"/>
+          <w:sz w:val="18"/>
+          <w:szCs w:val="18"/>
+        </w:rPr>
+        <w:t xml:space="preserve"> EL PAGO DE IMPUESTO DE ALCABALA AL QUE HUBIERE LUGAR</w:t>
+      </w:r>
+      <w:r>
+        <w:rPr>
+          <w:rFonts w:ascii="Arial" w:hAnsi="Arial" w:cs="Arial"/>
+          <w:sz w:val="18"/>
+          <w:szCs w:val="18"/>
+        </w:rPr>
+        <w:t xml:space="preserve">. </w:t>
+      </w:r>
+    </w:p>
+    <w:p>
+      <w:pPr>
+        <w:pStyle w:val="NormalWeb"/>
+        <w:spacing w:before="0" w:beforeAutospacing="0" w:after="0" w:afterAutospacing="0" w:line="348" w:lineRule="auto"/>
+        <w:jc w:val="both"/>
+        <w:rPr>
+          <w:rFonts w:ascii="Arial" w:hAnsi="Arial" w:cs="Arial"/>
+          <w:sz w:val="18"/>
+          <w:szCs w:val="18"/>
+        </w:rPr>
+      </w:pPr>
+      <w:r>
+        <w:rPr>
+          <w:rFonts w:ascii="Arial" w:hAnsi="Arial" w:cs="Arial"/>
+          <w:sz w:val="18"/>
+          <w:szCs w:val="18"/>
+        </w:rPr>
+        <w:t>10</w:t>
+      </w:r>
+      <w:r>
+        <w:rPr>
+          <w:rFonts w:ascii="Arial" w:hAnsi="Arial" w:cs="Arial"/>
+          <w:sz w:val="18"/>
+          <w:szCs w:val="18"/>
+        </w:rPr>
+        <w:t>.2.- LA VENDEDORA SE OBLIGA TRAMITAR LAS CONSTANCIAS DE NO ADEUDOS DEL IMPUESTO PREDIAL CORRESPONDIENTE AL AÑO DE LA TRANSFERENCIA</w:t>
+      </w:r>
+      <w:r>
+        <w:rPr>
+          <w:rFonts w:ascii="Arial" w:hAnsi="Arial" w:cs="Arial"/>
+          <w:sz w:val="18"/>
+          <w:szCs w:val="18"/>
+        </w:rPr>
+        <w:t xml:space="preserve">. </w:t>
+      </w:r>
+    </w:p>
+    <w:p>
+      <w:pPr>
+        <w:pStyle w:val="NormalWeb"/>
+        <w:spacing w:before="0" w:beforeAutospacing="0" w:after="0" w:afterAutospacing="0" w:line="348" w:lineRule="auto"/>
+        <w:jc w:val="both"/>
+        <w:rPr>
+          <w:rFonts w:ascii="Arial" w:hAnsi="Arial" w:cs="Arial"/>
+          <w:sz w:val="18"/>
+          <w:szCs w:val="18"/>
+        </w:rPr>
+      </w:pPr>
+      <w:r>
+        <w:rPr>
+          <w:rFonts w:ascii="Arial" w:hAnsi="Arial" w:cs="Arial"/>
+          <w:sz w:val="18"/>
+          <w:szCs w:val="18"/>
+        </w:rPr>
+        <w:t>10</w:t>
+      </w:r>
+      <w:r>
+        <w:rPr>
+          <w:rFonts w:ascii="Arial" w:hAnsi="Arial" w:cs="Arial"/>
+          <w:sz w:val="18"/>
+          <w:szCs w:val="18"/>
+        </w:rPr>
+        <w:t xml:space="preserve">.3.- LA VENDEDORA, DECLARA QUE SOBRE EL INMUEBLE QUE ENAJENA NO PESA HIPOTECA, CARGA, GRAVAMEN, MEDIDA JUDICIAL O EXTRAJUDICIAL QUE LIMITE SU LIBRE DISPOSICIÓN, NO </w:t>
+      </w:r>
+      <w:r>
+        <w:rPr>
+          <w:rFonts w:ascii="Arial" w:hAnsi="Arial" w:cs="Arial"/>
+          <w:sz w:val="18"/>
+          <w:szCs w:val="18"/>
+        </w:rPr>
+        <w:t>OBSTANTE,</w:t>
+      </w:r>
+      <w:r>
+        <w:rPr>
+          <w:rFonts w:ascii="Arial" w:hAnsi="Arial" w:cs="Arial"/>
+          <w:sz w:val="18"/>
+          <w:szCs w:val="18"/>
+        </w:rPr>
+        <w:t xml:space="preserve"> ELLO SE OBLIGA AL</w:t>
       </w:r>
       <w:r>
         <w:rPr>
@@ -2478,7 +2950,44 @@
           <w:sz w:val="18"/>
           <w:szCs w:val="18"/>
         </w:rPr>
-        <w:t>DE</w:t>
+        <w:t>SANEAMIENTO DE LEY</w:t>
+      </w:r>
+      <w:r>
+        <w:rPr>
+          <w:rFonts w:ascii="Arial" w:hAnsi="Arial" w:cs="Arial"/>
+          <w:sz w:val="18"/>
+          <w:szCs w:val="18"/>
+        </w:rPr>
+        <w:t xml:space="preserve">. </w:t>
+      </w:r>
+    </w:p>
+    <w:p>
+      <w:pPr>
+        <w:pStyle w:val="NormalWeb"/>
+        <w:spacing w:before="0" w:beforeAutospacing="0" w:after="0" w:afterAutospacing="0" w:line="348" w:lineRule="auto"/>
+        <w:jc w:val="both"/>
+        <w:rPr>
+          <w:rFonts w:ascii="Arial" w:hAnsi="Arial" w:cs="Arial"/>
+          <w:sz w:val="18"/>
+          <w:szCs w:val="18"/>
+        </w:rPr>
+      </w:pPr>
+      <w:r>
+        <w:rPr>
+          <w:rFonts w:ascii="Arial" w:hAnsi="Arial" w:cs="Arial"/>
+          <w:sz w:val="18"/>
+          <w:szCs w:val="18"/>
+        </w:rPr>
+        <w:lastRenderedPageBreak/>
+        <w:t>10</w:t>
+      </w:r>
+      <w:r>
+        <w:rPr>
+          <w:rFonts w:ascii="Arial" w:hAnsi="Arial" w:cs="Arial"/>
+          <w:sz w:val="18"/>
+          <w:szCs w:val="18"/>
+        </w:rPr>
+        <w:t>.4.- AMBAS PARTES, DECLARAN QUE CELEBRAN EL PRESENTE CONTRATO VOLUNTARIAMENTE Y SIN COACCION ALGUNA Y QUE NO HA MEDIADO ERROR, DOLO, SIMULACION O VICIO ALGUNO QUE PUDIERA INVALIDAR EL ACTO.</w:t>
       </w:r>
       <w:r>
         <w:rPr>
@@ -2488,67 +2997,11 @@
         </w:rPr>
         <w:t xml:space="preserve"> </w:t>
       </w:r>
-      <w:r>
-        <w:rPr>
-          <w:rFonts w:ascii="Arial" w:hAnsi="Arial" w:cs="Arial"/>
-          <w:sz w:val="18"/>
-          <w:szCs w:val="18"/>
-        </w:rPr>
-        <w:t>LOS</w:t>
-      </w:r>
-      <w:r>
-        <w:rPr>
-          <w:rFonts w:ascii="Arial" w:hAnsi="Arial" w:cs="Arial"/>
-          <w:sz w:val="18"/>
-          <w:szCs w:val="18"/>
-        </w:rPr>
-        <w:t xml:space="preserve"> </w:t>
-      </w:r>
-      <w:r>
-        <w:rPr>
-          <w:rFonts w:ascii="Arial" w:hAnsi="Arial" w:cs="Arial"/>
-          <w:sz w:val="18"/>
-          <w:szCs w:val="18"/>
-        </w:rPr>
-        <w:t>INMUEBLES</w:t>
-      </w:r>
-      <w:r>
-        <w:rPr>
-          <w:rFonts w:ascii="Arial" w:hAnsi="Arial" w:cs="Arial"/>
-          <w:sz w:val="18"/>
-          <w:szCs w:val="18"/>
-        </w:rPr>
-        <w:t xml:space="preserve"> Y</w:t>
-      </w:r>
-      <w:r>
-        <w:rPr>
-          <w:rFonts w:ascii="Arial" w:hAnsi="Arial" w:cs="Arial"/>
-          <w:sz w:val="18"/>
-          <w:szCs w:val="18"/>
-        </w:rPr>
-        <w:t xml:space="preserve"> </w:t>
-      </w:r>
-      <w:r>
-        <w:rPr>
-          <w:rFonts w:ascii="Arial" w:hAnsi="Arial" w:cs="Arial"/>
-          <w:sz w:val="18"/>
-          <w:szCs w:val="18"/>
-        </w:rPr>
-        <w:t>LA INDEPENDIZACION:</w:t>
-      </w:r>
-      <w:r>
-        <w:rPr>
-          <w:rFonts w:ascii="Arial" w:hAnsi="Arial" w:cs="Arial"/>
-          <w:sz w:val="18"/>
-          <w:szCs w:val="18"/>
-        </w:rPr>
-        <w:t xml:space="preserve"> </w:t>
-      </w:r>
     </w:p>
     <w:p>
       <w:pPr>
         <w:pStyle w:val="NormalWeb"/>
-        <w:spacing w:before="0" w:beforeAutospacing="0" w:after="0" w:afterAutospacing="0" w:line="324" w:lineRule="auto"/>
+        <w:spacing w:before="0" w:beforeAutospacing="0" w:after="0" w:afterAutospacing="0" w:line="348" w:lineRule="auto"/>
         <w:jc w:val="both"/>
         <w:rPr>
           <w:rFonts w:ascii="Arial" w:hAnsi="Arial" w:cs="Arial"/>
@@ -2559,111 +3012,44 @@
       <w:r>
         <w:rPr>
           <w:rFonts w:ascii="Arial" w:hAnsi="Arial" w:cs="Arial"/>
-          <w:sz w:val="18"/>
-          <w:szCs w:val="18"/>
-        </w:rPr>
-        <w:t xml:space="preserve">- </w:t>
-      </w:r>
-      <w:r>
-        <w:rPr>
-          <w:rFonts w:ascii="Arial" w:hAnsi="Arial" w:cs="Arial"/>
-          <w:b/>
-          <w:bCs/>
-          <w:sz w:val="18"/>
-          <w:szCs w:val="18"/>
-        </w:rPr>
-        <w:t>LA VENDEDORA</w:t>
-      </w:r>
-      <w:r>
-        <w:rPr>
-          <w:rFonts w:ascii="Arial" w:hAnsi="Arial" w:cs="Arial"/>
-          <w:sz w:val="18"/>
-          <w:szCs w:val="18"/>
-        </w:rPr>
-        <w:t xml:space="preserve"> SE OBLIGA A ENTREGAR EL INMUEBLE OBJETO DEL PRESENTE CONTRATO A</w:t>
-      </w:r>
-      <w:r>
-        <w:rPr>
-          <w:rFonts w:ascii="Arial" w:hAnsi="Arial" w:cs="Arial"/>
-          <w:sz w:val="18"/>
-          <w:szCs w:val="18"/>
-        </w:rPr>
-        <w:t xml:space="preserve"> FAVOR DE</w:t>
-      </w:r>
-      <w:r>
-        <w:rPr>
-          <w:rFonts w:ascii="Arial" w:hAnsi="Arial" w:cs="Arial"/>
-          <w:sz w:val="18"/>
-          <w:szCs w:val="18"/>
-        </w:rPr>
-        <w:t xml:space="preserve"> </w:t>
-      </w:r>
-      <w:r>
-        <w:rPr>
-          <w:rFonts w:ascii="Arial" w:hAnsi="Arial" w:cs="Arial"/>
-          <w:sz w:val="18"/>
-          <w:szCs w:val="18"/>
-        </w:rPr>
-        <w:t>«_PROMT»</w:t>
-      </w:r>
-      <w:r>
-        <w:rPr>
-          <w:rFonts w:ascii="Arial" w:hAnsi="Arial" w:cs="Arial"/>
-          <w:sz w:val="18"/>
-          <w:szCs w:val="18"/>
-        </w:rPr>
-        <w:t xml:space="preserve">, UNA VEZ REALIZADA LA INDEPENDIZACIÓN DE EL INMUEBLE OBJETO DEL PRESENTE CONTRATO EN EL REGISTRO PÚBLICO PERTINENTE, Y TOTALMENTE SANEADO, PARA </w:t>
-      </w:r>
-      <w:r>
-        <w:rPr>
-          <w:rFonts w:ascii="Arial" w:hAnsi="Arial" w:cs="Arial"/>
-          <w:sz w:val="18"/>
-          <w:szCs w:val="18"/>
-        </w:rPr>
-        <w:lastRenderedPageBreak/>
-        <w:t xml:space="preserve">CUYOS EFECTOS, LAS PARTES ACUERDAN </w:t>
-      </w:r>
-      <w:r>
-        <w:rPr>
-          <w:rFonts w:ascii="Arial" w:hAnsi="Arial" w:cs="Arial"/>
-          <w:sz w:val="18"/>
-          <w:szCs w:val="18"/>
-        </w:rPr>
-        <w:t>PRELIMINARMENTE</w:t>
-      </w:r>
-      <w:r>
-        <w:rPr>
-          <w:rFonts w:ascii="Arial" w:hAnsi="Arial" w:cs="Arial"/>
-          <w:sz w:val="18"/>
-          <w:szCs w:val="18"/>
-        </w:rPr>
-        <w:t xml:space="preserve"> COMO FECHA DE ENTREGA </w:t>
-      </w:r>
-      <w:r>
-        <w:rPr>
-          <w:rFonts w:ascii="Arial" w:hAnsi="Arial" w:cs="Arial"/>
-          <w:sz w:val="18"/>
-          <w:szCs w:val="18"/>
-        </w:rPr>
-        <w:t xml:space="preserve">EN </w:t>
-      </w:r>
-      <w:r>
-        <w:rPr>
-          <w:rFonts w:ascii="Arial" w:hAnsi="Arial" w:cs="Arial"/>
-          <w:b/>
-          <w:bCs/>
-          <w:sz w:val="18"/>
-          <w:szCs w:val="18"/>
-        </w:rPr>
-        <w:t xml:space="preserve">20 (VEINTE) </w:t>
-      </w:r>
-      <w:r>
-        <w:rPr>
-          <w:rFonts w:ascii="Arial" w:hAnsi="Arial" w:cs="Arial"/>
-          <w:sz w:val="18"/>
-          <w:szCs w:val="18"/>
-        </w:rPr>
-        <w:t>MESES CONTADOS A PARTIR DE LA SUSCRIPCION DE LA PRESENTE MINUTA</w:t>
+          <w:b/>
+          <w:bCs/>
+          <w:sz w:val="18"/>
+          <w:szCs w:val="18"/>
+        </w:rPr>
+        <w:t>DECIMA PRIMERA</w:t>
+      </w:r>
+      <w:r>
+        <w:rPr>
+          <w:rFonts w:ascii="Arial" w:hAnsi="Arial" w:cs="Arial"/>
+          <w:sz w:val="18"/>
+          <w:szCs w:val="18"/>
+        </w:rPr>
+        <w:t xml:space="preserve">.- LOS GASTOS NOTARIALES, REGISTRALES QUE ORIGINE EL PERFECCIONAMIENTO DE ESTE CONTRATO, SERÁN DE CUENTA EXCLUSIVA DE </w:t>
+      </w:r>
+      <w:r>
+        <w:rPr>
+          <w:rFonts w:ascii="Arial" w:hAnsi="Arial" w:cs="Arial"/>
+          <w:sz w:val="18"/>
+          <w:szCs w:val="18"/>
+        </w:rPr>
+        <w:t>«</w:t>
+      </w:r>
+      <w:r>
+        <w:rPr>
+          <w:rFonts w:ascii="Arial" w:hAnsi="Arial" w:cs="Arial"/>
+          <w:sz w:val="18"/>
+          <w:szCs w:val="18"/>
+        </w:rPr>
+        <w:t>COMPRADOR</w:t>
+      </w:r>
+      <w:r>
+        <w:rPr>
+          <w:rFonts w:ascii="Arial" w:hAnsi="Arial" w:cs="Arial"/>
+          <w:sz w:val="18"/>
+          <w:szCs w:val="18"/>
+        </w:rPr>
+        <w:t>»</w:t>
       </w:r>
       <w:r>
         <w:rPr>
@@ -2677,67 +3063,59 @@
     <w:p>
       <w:pPr>
         <w:pStyle w:val="NormalWeb"/>
-        <w:spacing w:before="0" w:beforeAutospacing="0" w:after="0" w:afterAutospacing="0" w:line="324" w:lineRule="auto"/>
+        <w:spacing w:before="0" w:beforeAutospacing="0" w:after="0" w:afterAutospacing="0" w:line="348" w:lineRule="auto"/>
         <w:jc w:val="both"/>
         <w:rPr>
           <w:rFonts w:ascii="Arial" w:hAnsi="Arial" w:cs="Arial"/>
-          <w:sz w:val="18"/>
-          <w:szCs w:val="18"/>
-        </w:rPr>
-      </w:pPr>
-      <w:r>
-        <w:rPr>
-          <w:rFonts w:ascii="Arial" w:hAnsi="Arial" w:cs="Arial"/>
-          <w:sz w:val="18"/>
-          <w:szCs w:val="18"/>
-        </w:rPr>
-        <w:t>SIN PERJUICIO DE LO ANTERIOR, LAS PARTES ACUERDAN QUE EXCEPCIONALMENTE, LA FECHA MAXIMA DE ENTREGA PUEDE SER PRORROGADA O AMPLIADA HASTA POR TRES (03) MESES</w:t>
-      </w:r>
-      <w:r>
-        <w:rPr>
-          <w:rFonts w:ascii="Arial" w:hAnsi="Arial" w:cs="Arial"/>
-          <w:sz w:val="18"/>
-          <w:szCs w:val="18"/>
-        </w:rPr>
-        <w:t xml:space="preserve"> MÁS,</w:t>
-      </w:r>
-      <w:r>
-        <w:rPr>
-          <w:rFonts w:ascii="Arial" w:hAnsi="Arial" w:cs="Arial"/>
-          <w:sz w:val="18"/>
-          <w:szCs w:val="18"/>
-        </w:rPr>
-        <w:t xml:space="preserve"> CONTADOS A PARTIR DEL DÍA SIGUIENTE DE VENCIDO EL PLAZO SEÑALADO EN EL PÁRRAFO</w:t>
-      </w:r>
-      <w:r>
-        <w:rPr>
-          <w:rFonts w:ascii="Arial" w:hAnsi="Arial" w:cs="Arial"/>
-          <w:sz w:val="18"/>
-          <w:szCs w:val="18"/>
-        </w:rPr>
-        <w:t xml:space="preserve"> </w:t>
-      </w:r>
-      <w:r>
-        <w:rPr>
-          <w:rFonts w:ascii="Arial" w:hAnsi="Arial" w:cs="Arial"/>
-          <w:sz w:val="18"/>
-          <w:szCs w:val="18"/>
-        </w:rPr>
-        <w:t>ANTERIOR.</w:t>
-      </w:r>
-      <w:r>
-        <w:rPr>
-          <w:rFonts w:ascii="Arial" w:hAnsi="Arial" w:cs="Arial"/>
-          <w:sz w:val="18"/>
-          <w:szCs w:val="18"/>
-        </w:rPr>
-        <w:t xml:space="preserve"> </w:t>
+          <w:bCs/>
+          <w:sz w:val="18"/>
+          <w:szCs w:val="18"/>
+        </w:rPr>
+      </w:pPr>
+      <w:r>
+        <w:rPr>
+          <w:rFonts w:ascii="Arial" w:hAnsi="Arial" w:cs="Arial"/>
+          <w:b/>
+          <w:bCs/>
+          <w:sz w:val="18"/>
+          <w:szCs w:val="18"/>
+        </w:rPr>
+        <w:t>DECIM</w:t>
+      </w:r>
+      <w:r>
+        <w:rPr>
+          <w:rFonts w:ascii="Arial" w:hAnsi="Arial" w:cs="Arial"/>
+          <w:b/>
+          <w:bCs/>
+          <w:sz w:val="18"/>
+          <w:szCs w:val="18"/>
+        </w:rPr>
+        <w:t>A SEGUNDA</w:t>
+      </w:r>
+      <w:r>
+        <w:rPr>
+          <w:rFonts w:ascii="Arial" w:hAnsi="Arial" w:cs="Arial"/>
+          <w:sz w:val="18"/>
+          <w:szCs w:val="18"/>
+        </w:rPr>
+        <w:t xml:space="preserve">.- </w:t>
+      </w:r>
+      <w:r>
+        <w:rPr>
+          <w:rFonts w:ascii="Arial" w:hAnsi="Arial" w:cs="Arial"/>
+          <w:b/>
+          <w:bCs/>
+          <w:sz w:val="18"/>
+          <w:szCs w:val="18"/>
+          <w:u w:val="single"/>
+        </w:rPr>
+        <w:t xml:space="preserve">SOLUCION DE CONFLICTOS </w:t>
       </w:r>
     </w:p>
     <w:p>
       <w:pPr>
         <w:pStyle w:val="NormalWeb"/>
-        <w:spacing w:before="0" w:beforeAutospacing="0" w:after="0" w:afterAutospacing="0" w:line="324" w:lineRule="auto"/>
+        <w:spacing w:before="0" w:beforeAutospacing="0" w:after="0" w:afterAutospacing="0" w:line="348" w:lineRule="auto"/>
         <w:jc w:val="both"/>
         <w:rPr>
           <w:rFonts w:ascii="Arial" w:hAnsi="Arial" w:cs="Arial"/>
@@ -2745,73 +3123,20 @@
           <w:szCs w:val="18"/>
         </w:rPr>
       </w:pPr>
-      <w:proofErr w:type="gramStart"/>
-      <w:r>
-        <w:rPr>
-          <w:rFonts w:ascii="Arial" w:hAnsi="Arial" w:cs="Arial"/>
-          <w:b/>
-          <w:bCs/>
-          <w:sz w:val="18"/>
-          <w:szCs w:val="18"/>
-        </w:rPr>
-        <w:t>SETIMA</w:t>
-      </w:r>
-      <w:r>
-        <w:rPr>
-          <w:rFonts w:ascii="Arial" w:hAnsi="Arial" w:cs="Arial"/>
-          <w:sz w:val="18"/>
-          <w:szCs w:val="18"/>
-        </w:rPr>
-        <w:t>.-</w:t>
-      </w:r>
-      <w:proofErr w:type="gramEnd"/>
-      <w:r>
-        <w:rPr>
-          <w:rFonts w:ascii="Arial" w:hAnsi="Arial" w:cs="Arial"/>
-          <w:sz w:val="18"/>
-          <w:szCs w:val="18"/>
-        </w:rPr>
-        <w:t xml:space="preserve"> </w:t>
-      </w:r>
-      <w:r>
-        <w:rPr>
-          <w:rFonts w:ascii="Arial" w:hAnsi="Arial" w:cs="Arial"/>
-          <w:sz w:val="18"/>
-          <w:szCs w:val="18"/>
-        </w:rPr>
-        <w:t xml:space="preserve">AL MOMENTO DE CELEBRAR EL PRESENTE CONTRATO, </w:t>
-      </w:r>
-      <w:r>
-        <w:rPr>
-          <w:rFonts w:ascii="Arial" w:hAnsi="Arial" w:cs="Arial"/>
-          <w:b/>
-          <w:bCs/>
-          <w:sz w:val="18"/>
-          <w:szCs w:val="18"/>
-        </w:rPr>
-        <w:t>«_PROMT»</w:t>
-      </w:r>
-      <w:r>
-        <w:rPr>
-          <w:rFonts w:ascii="Arial" w:hAnsi="Arial" w:cs="Arial"/>
-          <w:sz w:val="18"/>
-          <w:szCs w:val="18"/>
-        </w:rPr>
-        <w:t xml:space="preserve"> DECLARA EN FORMA EXPRESA TENER PERFECTO CONOCIMIENTO DEL ESTADO Y SITUACIÓN EN LA QUE SE ENCUENTRA EL TÍTULO DE PROPIEDAD DEL INMUEBLE MATERIA DE VENTA.</w:t>
-      </w:r>
-      <w:r>
-        <w:rPr>
-          <w:rFonts w:ascii="Arial" w:hAnsi="Arial" w:cs="Arial"/>
-          <w:sz w:val="18"/>
-          <w:szCs w:val="18"/>
-        </w:rPr>
-        <w:t xml:space="preserve"> </w:t>
+      <w:r>
+        <w:rPr>
+          <w:rFonts w:ascii="Arial" w:hAnsi="Arial" w:cs="Arial"/>
+          <w:bCs/>
+          <w:sz w:val="18"/>
+          <w:szCs w:val="18"/>
+        </w:rPr>
+        <w:t xml:space="preserve">PARA EFECTOS DE CUALQUIER CONTROVERSIA QUE SE GENERE CON MOTIVO DE LA CELEBRACIÓN Y EJECUCIÓN DEL PRESENTE CONTRATO, LAS PARTES SE SOMETEN A LA COMPETENCIA TERRITORIAL DE LOS JUECES Y TRIBUNALES DE LA CIUDAD DE TRUJILLO, SEÑALANDO COMO SUS DOMICILIOS LOS CONSIGNADOS EN LAS ESPECIFICACIONES GENERALES DEL PRESENTE DOCUMENTO, EN DONDE SE LES HARÁ LLEGAR TODAS LAS COMUNICACIONES RELACIONADAS CON ESTE CONTRATO. EL CAMBIO DE DOMICILIO DE CUALQUIERA DE LAS PARTES SURTIRÁ EFECTO RESPECTO DE LA OTRA DESDE LA FECHA EN QUE SE LE COMUNIQUE NOTARIALMENTE DICHO CAMBIO. </w:t>
       </w:r>
     </w:p>
     <w:p>
       <w:pPr>
         <w:pStyle w:val="NormalWeb"/>
-        <w:spacing w:before="0" w:beforeAutospacing="0" w:after="0" w:afterAutospacing="0" w:line="324" w:lineRule="auto"/>
+        <w:spacing w:before="0" w:beforeAutospacing="0" w:after="0" w:afterAutospacing="0" w:line="348" w:lineRule="auto"/>
         <w:jc w:val="both"/>
         <w:rPr>
           <w:rFonts w:ascii="Arial" w:hAnsi="Arial" w:cs="Arial"/>
@@ -2819,127 +3144,47 @@
           <w:szCs w:val="18"/>
         </w:rPr>
       </w:pPr>
-      <w:proofErr w:type="gramStart"/>
-      <w:r>
-        <w:rPr>
-          <w:rFonts w:ascii="Arial" w:hAnsi="Arial" w:cs="Arial"/>
-          <w:b/>
-          <w:bCs/>
-          <w:sz w:val="18"/>
-          <w:szCs w:val="18"/>
-        </w:rPr>
-        <w:t>OCTAVA</w:t>
-      </w:r>
-      <w:r>
-        <w:rPr>
-          <w:rFonts w:ascii="Arial" w:hAnsi="Arial" w:cs="Arial"/>
-          <w:sz w:val="18"/>
-          <w:szCs w:val="18"/>
-        </w:rPr>
-        <w:t>.-</w:t>
-      </w:r>
-      <w:proofErr w:type="gramEnd"/>
-      <w:r>
-        <w:rPr>
-          <w:rFonts w:ascii="Arial" w:hAnsi="Arial" w:cs="Arial"/>
-          <w:sz w:val="18"/>
-          <w:szCs w:val="18"/>
-        </w:rPr>
-        <w:t xml:space="preserve"> </w:t>
-      </w:r>
-      <w:r>
-        <w:rPr>
-          <w:rFonts w:ascii="Arial" w:hAnsi="Arial" w:cs="Arial"/>
-          <w:sz w:val="18"/>
-          <w:szCs w:val="18"/>
-        </w:rPr>
-        <w:t>DEL CUMPLIMIENTO DE LA CONDICION Y DERECHOS QUE COMPRENDEN LA VENTA.</w:t>
-      </w:r>
-      <w:r>
-        <w:rPr>
-          <w:rFonts w:ascii="Arial" w:hAnsi="Arial" w:cs="Arial"/>
-          <w:sz w:val="18"/>
-          <w:szCs w:val="18"/>
-        </w:rPr>
-        <w:t xml:space="preserve"> </w:t>
-      </w:r>
-      <w:r>
-        <w:rPr>
-          <w:rFonts w:ascii="Arial" w:hAnsi="Arial" w:cs="Arial"/>
-          <w:sz w:val="18"/>
-          <w:szCs w:val="18"/>
-        </w:rPr>
-        <w:t>LA COMPRAVENTA</w:t>
-      </w:r>
-      <w:r>
-        <w:rPr>
-          <w:rFonts w:ascii="Arial" w:hAnsi="Arial" w:cs="Arial"/>
-          <w:sz w:val="18"/>
-          <w:szCs w:val="18"/>
-        </w:rPr>
-        <w:t xml:space="preserve"> SURTIRÁ TODOS SUS EFECTOS, UNA VEZ ACREDITADA LA </w:t>
-      </w:r>
-      <w:r>
-        <w:rPr>
-          <w:rFonts w:ascii="Arial" w:hAnsi="Arial" w:cs="Arial"/>
-          <w:sz w:val="18"/>
-          <w:szCs w:val="18"/>
-        </w:rPr>
-        <w:t xml:space="preserve">INDEPENDIZACION </w:t>
-      </w:r>
-      <w:r>
-        <w:rPr>
-          <w:rFonts w:ascii="Arial" w:hAnsi="Arial" w:cs="Arial"/>
-          <w:sz w:val="18"/>
-          <w:szCs w:val="18"/>
-        </w:rPr>
-        <w:t>DEL INMUEBLE EN LOS REGISTROS PUBLICOS</w:t>
-      </w:r>
-      <w:r>
-        <w:rPr>
-          <w:rFonts w:ascii="Arial" w:hAnsi="Arial" w:cs="Arial"/>
-          <w:sz w:val="18"/>
-          <w:szCs w:val="18"/>
-        </w:rPr>
-        <w:t>;</w:t>
-      </w:r>
-      <w:r>
-        <w:rPr>
-          <w:rFonts w:ascii="Arial" w:hAnsi="Arial" w:cs="Arial"/>
-          <w:sz w:val="18"/>
-          <w:szCs w:val="18"/>
-        </w:rPr>
-        <w:t xml:space="preserve"> DICHA TRANSFERENCIA DE PROPIEDAD, COMPRENDERA TODOS LOS DERECHOS INHERENTES A ÉSTA (ENTRADAS, SALIDAS, </w:t>
-      </w:r>
-      <w:r>
-        <w:rPr>
-          <w:rFonts w:ascii="Arial" w:hAnsi="Arial" w:cs="Arial"/>
-          <w:sz w:val="18"/>
-          <w:szCs w:val="18"/>
-        </w:rPr>
-        <w:t xml:space="preserve">AIRES, </w:t>
-      </w:r>
-      <w:r>
-        <w:rPr>
-          <w:rFonts w:ascii="Arial" w:hAnsi="Arial" w:cs="Arial"/>
-          <w:sz w:val="18"/>
-          <w:szCs w:val="18"/>
-        </w:rPr>
-        <w:t>USOS, COSTUMBRES, SERVIDUMBRES) Y TODO CUANTO DE HECHO O POR DERECHO LE CORRESPONDE Y ES INHERENTE A AQUELLO QUE SE VENDE, SIN RESERVA NI LIMITACIÓN ALGUNA.</w:t>
-      </w:r>
-      <w:r>
-        <w:rPr>
-          <w:rFonts w:ascii="Arial" w:hAnsi="Arial" w:cs="Arial"/>
-          <w:sz w:val="18"/>
-          <w:szCs w:val="18"/>
-        </w:rPr>
-        <w:t xml:space="preserve"> </w:t>
+      <w:r>
+        <w:rPr>
+          <w:rFonts w:ascii="Arial" w:hAnsi="Arial" w:cs="Arial"/>
+          <w:b/>
+          <w:bCs/>
+          <w:sz w:val="18"/>
+          <w:szCs w:val="18"/>
+        </w:rPr>
+        <w:t xml:space="preserve">DECIMO </w:t>
+      </w:r>
+      <w:r>
+        <w:rPr>
+          <w:rFonts w:ascii="Arial" w:hAnsi="Arial" w:cs="Arial"/>
+          <w:b/>
+          <w:bCs/>
+          <w:sz w:val="18"/>
+          <w:szCs w:val="18"/>
+        </w:rPr>
+        <w:t>TERCERA</w:t>
+      </w:r>
+      <w:r>
+        <w:rPr>
+          <w:rFonts w:ascii="Arial" w:hAnsi="Arial" w:cs="Arial"/>
+          <w:sz w:val="18"/>
+          <w:szCs w:val="18"/>
+        </w:rPr>
+        <w:t>.- AMBAS PARTES CONTRATANTES DEBIDAMENTE ENTERADAS DE LAS CLÁUSULAS Y ESTIPULACIONES DEL PRESENTE CONTRATO LO ACEPTAN EN TODAS Y CADA UNA DE SUS PARTES OBLIGÁNDOSE A SU FIEL Y ESTRICTO CUMPLIMIENTO, SUSCRIBIENDO EL PRESENTE</w:t>
+      </w:r>
+      <w:r>
+        <w:rPr>
+          <w:rFonts w:ascii="Arial" w:hAnsi="Arial" w:cs="Arial"/>
+          <w:sz w:val="18"/>
+          <w:szCs w:val="18"/>
+        </w:rPr>
+        <w:t xml:space="preserve">. </w:t>
       </w:r>
     </w:p>
     <w:p>
       <w:pPr>
         <w:pStyle w:val="NormalWeb"/>
-        <w:spacing w:before="0" w:beforeAutospacing="0" w:after="0" w:afterAutospacing="0" w:line="324" w:lineRule="auto"/>
+        <w:spacing w:before="0" w:beforeAutospacing="0" w:after="0" w:afterAutospacing="0" w:line="348" w:lineRule="auto"/>
         <w:jc w:val="both"/>
         <w:rPr>
           <w:rFonts w:ascii="Arial" w:hAnsi="Arial" w:cs="Arial"/>
@@ -2947,39 +3192,19 @@
           <w:szCs w:val="18"/>
         </w:rPr>
       </w:pPr>
-      <w:proofErr w:type="gramStart"/>
-      <w:r>
-        <w:rPr>
-          <w:rFonts w:ascii="Arial" w:hAnsi="Arial" w:cs="Arial"/>
-          <w:b/>
-          <w:bCs/>
-          <w:sz w:val="18"/>
-          <w:szCs w:val="18"/>
-        </w:rPr>
-        <w:t>NOVENA</w:t>
-      </w:r>
-      <w:r>
-        <w:rPr>
-          <w:rFonts w:ascii="Arial" w:hAnsi="Arial" w:cs="Arial"/>
-          <w:sz w:val="18"/>
-          <w:szCs w:val="18"/>
-        </w:rPr>
-        <w:t>.-</w:t>
-      </w:r>
-      <w:proofErr w:type="gramEnd"/>
-      <w:r>
-        <w:rPr>
-          <w:rFonts w:ascii="Arial" w:hAnsi="Arial" w:cs="Arial"/>
-          <w:sz w:val="18"/>
-          <w:szCs w:val="18"/>
-        </w:rPr>
-        <w:t xml:space="preserve"> EQUIVALENCIA ENTRE EL PRECIO Y EL BIEN MATERIA DE VENTA: </w:t>
+      <w:r>
+        <w:rPr>
+          <w:rFonts w:ascii="Arial" w:hAnsi="Arial" w:cs="Arial"/>
+          <w:sz w:val="18"/>
+          <w:szCs w:val="18"/>
+        </w:rPr>
+        <w:t>TRUJILLO, «FECHA».</w:t>
       </w:r>
     </w:p>
     <w:p>
       <w:pPr>
         <w:pStyle w:val="NormalWeb"/>
-        <w:spacing w:before="0" w:beforeAutospacing="0" w:after="0" w:afterAutospacing="0" w:line="324" w:lineRule="auto"/>
+        <w:spacing w:before="0" w:beforeAutospacing="0" w:after="0" w:afterAutospacing="0" w:line="348" w:lineRule="auto"/>
         <w:jc w:val="both"/>
         <w:rPr>
           <w:rFonts w:ascii="Arial" w:hAnsi="Arial" w:cs="Arial"/>
@@ -2987,694 +3212,11 @@
           <w:szCs w:val="18"/>
         </w:rPr>
       </w:pPr>
-      <w:r>
-        <w:rPr>
-          <w:rFonts w:ascii="Arial" w:hAnsi="Arial" w:cs="Arial"/>
-          <w:sz w:val="18"/>
-          <w:szCs w:val="18"/>
-        </w:rPr>
-        <w:t>AMBAS PARTES DECLARAN QUE EL PRECIO</w:t>
-      </w:r>
-      <w:r>
-        <w:rPr>
-          <w:rFonts w:ascii="Arial" w:hAnsi="Arial" w:cs="Arial"/>
-          <w:sz w:val="18"/>
-          <w:szCs w:val="18"/>
-        </w:rPr>
-        <w:t xml:space="preserve"> </w:t>
-      </w:r>
-      <w:r>
-        <w:rPr>
-          <w:rFonts w:ascii="Arial" w:hAnsi="Arial" w:cs="Arial"/>
-          <w:sz w:val="18"/>
-          <w:szCs w:val="18"/>
-        </w:rPr>
-        <w:t>ES EL JUSTO Y EQUIVALENTE AL BIEN FUTURO MATERIA DE VENTA, POR LO QUE SE EFECTUAN MUTUA Y RECIPROCA DONACION EN CASO DE EXISTIR EXCESO,</w:t>
-      </w:r>
-      <w:r>
-        <w:rPr>
-          <w:rFonts w:ascii="Arial" w:hAnsi="Arial" w:cs="Arial"/>
-          <w:sz w:val="18"/>
-          <w:szCs w:val="18"/>
-        </w:rPr>
-        <w:t xml:space="preserve"> </w:t>
-      </w:r>
-      <w:r>
-        <w:rPr>
-          <w:rFonts w:ascii="Arial" w:hAnsi="Arial" w:cs="Arial"/>
-          <w:sz w:val="18"/>
-          <w:szCs w:val="18"/>
-        </w:rPr>
-        <w:t>EN ESE SENTIDO NO HABRÁ LUGAR A REEMBOLSO NI COMPENSACIÓN POR NINGUNA DE LAS PARTES SI EL INMUEBLE DE QUE SE TRATA TUVIERE DENTRO DE SUS LINDEROS MAYOR O MENOR EXTENSIÓN/ES DE LO QUE SE INDIQUE EN LA PARTIDA REGISTRAL DONDE SE INSCRIBA EL MISMO UNA VEZ CONCLUIDA LA EDIFICACIÓN. LAS PARTES ACUERDAN QUE LA VARIACIÓN DEL AREA DE EL INMUEBLE SE REALIZARÁ Y REGULARÁ CONFORME AL ORDENAMIENTO JURÍDICO NACIONAL.</w:t>
-      </w:r>
-      <w:r>
-        <w:rPr>
-          <w:rFonts w:ascii="Arial" w:hAnsi="Arial" w:cs="Arial"/>
-          <w:sz w:val="18"/>
-          <w:szCs w:val="18"/>
-        </w:rPr>
-        <w:t xml:space="preserve"> </w:t>
-      </w:r>
     </w:p>
     <w:p>
       <w:pPr>
         <w:pStyle w:val="NormalWeb"/>
-        <w:spacing w:before="0" w:beforeAutospacing="0" w:after="0" w:afterAutospacing="0" w:line="324" w:lineRule="auto"/>
-        <w:jc w:val="both"/>
-        <w:rPr>
-          <w:rFonts w:ascii="Arial" w:hAnsi="Arial" w:cs="Arial"/>
-          <w:sz w:val="18"/>
-          <w:szCs w:val="18"/>
-        </w:rPr>
-      </w:pPr>
-      <w:proofErr w:type="gramStart"/>
-      <w:r>
-        <w:rPr>
-          <w:rFonts w:ascii="Arial" w:hAnsi="Arial" w:cs="Arial"/>
-          <w:b/>
-          <w:bCs/>
-          <w:sz w:val="18"/>
-          <w:szCs w:val="18"/>
-        </w:rPr>
-        <w:t>DECIMA</w:t>
-      </w:r>
-      <w:r>
-        <w:rPr>
-          <w:rFonts w:ascii="Arial" w:hAnsi="Arial" w:cs="Arial"/>
-          <w:sz w:val="18"/>
-          <w:szCs w:val="18"/>
-        </w:rPr>
-        <w:t>.-</w:t>
-      </w:r>
-      <w:proofErr w:type="gramEnd"/>
-      <w:r>
-        <w:rPr>
-          <w:rFonts w:ascii="Arial" w:hAnsi="Arial" w:cs="Arial"/>
-          <w:sz w:val="18"/>
-          <w:szCs w:val="18"/>
-        </w:rPr>
-        <w:t xml:space="preserve"> DECLARACION DE LAS PARTES:</w:t>
-      </w:r>
-      <w:r>
-        <w:rPr>
-          <w:rFonts w:ascii="Arial" w:hAnsi="Arial" w:cs="Arial"/>
-          <w:sz w:val="18"/>
-          <w:szCs w:val="18"/>
-        </w:rPr>
-        <w:t xml:space="preserve"> </w:t>
-      </w:r>
-      <w:r>
-        <w:rPr>
-          <w:rFonts w:ascii="Arial" w:hAnsi="Arial" w:cs="Arial"/>
-          <w:sz w:val="18"/>
-          <w:szCs w:val="18"/>
-        </w:rPr>
-        <w:t xml:space="preserve"> </w:t>
-      </w:r>
-    </w:p>
-    <w:p>
-      <w:pPr>
-        <w:pStyle w:val="NormalWeb"/>
-        <w:spacing w:before="0" w:beforeAutospacing="0" w:after="0" w:afterAutospacing="0" w:line="324" w:lineRule="auto"/>
-        <w:jc w:val="both"/>
-        <w:rPr>
-          <w:rFonts w:ascii="Arial" w:hAnsi="Arial" w:cs="Arial"/>
-          <w:sz w:val="18"/>
-          <w:szCs w:val="18"/>
-        </w:rPr>
-      </w:pPr>
-      <w:r>
-        <w:rPr>
-          <w:rFonts w:ascii="Arial" w:hAnsi="Arial" w:cs="Arial"/>
-          <w:sz w:val="18"/>
-          <w:szCs w:val="18"/>
-        </w:rPr>
-        <w:t>10</w:t>
-      </w:r>
-      <w:r>
-        <w:rPr>
-          <w:rFonts w:ascii="Arial" w:hAnsi="Arial" w:cs="Arial"/>
-          <w:sz w:val="18"/>
-          <w:szCs w:val="18"/>
-        </w:rPr>
-        <w:t>.1.- LAS PARTES DECLARAN CONOCER Y RESPETAR LO PREVISTO Y DISPUESTO EN EL DECRETO LEGISLATIVO N°776 PUBLICADO EL DÍA 31 DE DICIEMBRE DE 1993 EN EL DIARIO OFICIAL EL PERUANO, EN TAL SENTIDO DEJAN</w:t>
-      </w:r>
-      <w:r>
-        <w:rPr>
-          <w:rFonts w:ascii="Arial" w:hAnsi="Arial" w:cs="Arial"/>
-          <w:sz w:val="18"/>
-          <w:szCs w:val="18"/>
-        </w:rPr>
-        <w:t xml:space="preserve"> </w:t>
-      </w:r>
-      <w:r>
-        <w:rPr>
-          <w:rFonts w:ascii="Arial" w:hAnsi="Arial" w:cs="Arial"/>
-          <w:sz w:val="18"/>
-          <w:szCs w:val="18"/>
-        </w:rPr>
-        <w:t>CONSTANCIA QUE.</w:t>
-      </w:r>
-      <w:r>
-        <w:rPr>
-          <w:rFonts w:ascii="Arial" w:hAnsi="Arial" w:cs="Arial"/>
-          <w:sz w:val="18"/>
-          <w:szCs w:val="18"/>
-        </w:rPr>
-        <w:t xml:space="preserve"> </w:t>
-      </w:r>
-    </w:p>
-    <w:p>
-      <w:pPr>
-        <w:pStyle w:val="NormalWeb"/>
-        <w:spacing w:before="0" w:beforeAutospacing="0" w:after="0" w:afterAutospacing="0" w:line="324" w:lineRule="auto"/>
-        <w:jc w:val="both"/>
-        <w:rPr>
-          <w:rFonts w:ascii="Arial" w:hAnsi="Arial" w:cs="Arial"/>
-          <w:sz w:val="18"/>
-          <w:szCs w:val="18"/>
-        </w:rPr>
-      </w:pPr>
-      <w:r>
-        <w:rPr>
-          <w:rFonts w:ascii="Arial" w:hAnsi="Arial" w:cs="Arial"/>
-          <w:sz w:val="18"/>
-          <w:szCs w:val="18"/>
-        </w:rPr>
-        <w:t>10</w:t>
-      </w:r>
-      <w:r>
-        <w:rPr>
-          <w:rFonts w:ascii="Arial" w:hAnsi="Arial" w:cs="Arial"/>
-          <w:sz w:val="18"/>
-          <w:szCs w:val="18"/>
-        </w:rPr>
-        <w:t xml:space="preserve">.1.1- CON RELACIÓN AL IMPUESTO PREDIAL </w:t>
-      </w:r>
-      <w:r>
-        <w:rPr>
-          <w:rFonts w:ascii="Arial" w:hAnsi="Arial" w:cs="Arial"/>
-          <w:sz w:val="18"/>
-          <w:szCs w:val="18"/>
-        </w:rPr>
-        <w:t>«_PROMT»</w:t>
-      </w:r>
-      <w:r>
-        <w:rPr>
-          <w:rFonts w:ascii="Arial" w:hAnsi="Arial" w:cs="Arial"/>
-          <w:sz w:val="18"/>
-          <w:szCs w:val="18"/>
-        </w:rPr>
-        <w:t xml:space="preserve"> ASUMIRÁ LA CONDICIÓN DE CONTRIBUYENTE A PARTIR DEL AÑO SIGUIENTE DE CELEBRADO EL PRESENTE CONTRATO DEFINITIVO, SIENDO CUALQUIER MONTO CORRESPONDIENTE A ESTE IMPUESTO POR PERIODOS ANTERIORES RESPONSABILIDAD DE LA VENDEDORA.</w:t>
-      </w:r>
-      <w:r>
-        <w:rPr>
-          <w:rFonts w:ascii="Arial" w:hAnsi="Arial" w:cs="Arial"/>
-          <w:sz w:val="18"/>
-          <w:szCs w:val="18"/>
-        </w:rPr>
-        <w:t xml:space="preserve"> </w:t>
-      </w:r>
-    </w:p>
-    <w:p>
-      <w:pPr>
-        <w:pStyle w:val="NormalWeb"/>
-        <w:spacing w:before="0" w:beforeAutospacing="0" w:after="0" w:afterAutospacing="0" w:line="324" w:lineRule="auto"/>
-        <w:jc w:val="both"/>
-        <w:rPr>
-          <w:rFonts w:ascii="Arial" w:hAnsi="Arial" w:cs="Arial"/>
-          <w:sz w:val="18"/>
-          <w:szCs w:val="18"/>
-        </w:rPr>
-      </w:pPr>
-      <w:r>
-        <w:rPr>
-          <w:rFonts w:ascii="Arial" w:hAnsi="Arial" w:cs="Arial"/>
-          <w:sz w:val="18"/>
-          <w:szCs w:val="18"/>
-        </w:rPr>
-        <w:t>10</w:t>
-      </w:r>
-      <w:r>
-        <w:rPr>
-          <w:rFonts w:ascii="Arial" w:hAnsi="Arial" w:cs="Arial"/>
-          <w:sz w:val="18"/>
-          <w:szCs w:val="18"/>
-        </w:rPr>
-        <w:t xml:space="preserve">.1.2.- CORRESPONDE A </w:t>
-      </w:r>
-      <w:r>
-        <w:rPr>
-          <w:rFonts w:ascii="Arial" w:hAnsi="Arial" w:cs="Arial"/>
-          <w:sz w:val="18"/>
-          <w:szCs w:val="18"/>
-        </w:rPr>
-        <w:t>«_PROMT»</w:t>
-      </w:r>
-      <w:r>
-        <w:rPr>
-          <w:rFonts w:ascii="Arial" w:hAnsi="Arial" w:cs="Arial"/>
-          <w:sz w:val="18"/>
-          <w:szCs w:val="18"/>
-        </w:rPr>
-        <w:t xml:space="preserve"> EL PAGO DE IMPUESTO DE ALCABALA AL QUE HUBIERE LUGAR</w:t>
-      </w:r>
-      <w:r>
-        <w:rPr>
-          <w:rFonts w:ascii="Arial" w:hAnsi="Arial" w:cs="Arial"/>
-          <w:sz w:val="18"/>
-          <w:szCs w:val="18"/>
-        </w:rPr>
-        <w:t xml:space="preserve">. </w:t>
-      </w:r>
-    </w:p>
-    <w:p>
-      <w:pPr>
-        <w:pStyle w:val="NormalWeb"/>
-        <w:spacing w:before="0" w:beforeAutospacing="0" w:after="0" w:afterAutospacing="0" w:line="324" w:lineRule="auto"/>
-        <w:jc w:val="both"/>
-        <w:rPr>
-          <w:rFonts w:ascii="Arial" w:hAnsi="Arial" w:cs="Arial"/>
-          <w:sz w:val="18"/>
-          <w:szCs w:val="18"/>
-        </w:rPr>
-      </w:pPr>
-      <w:r>
-        <w:rPr>
-          <w:rFonts w:ascii="Arial" w:hAnsi="Arial" w:cs="Arial"/>
-          <w:sz w:val="18"/>
-          <w:szCs w:val="18"/>
-        </w:rPr>
-        <w:t>10</w:t>
-      </w:r>
-      <w:r>
-        <w:rPr>
-          <w:rFonts w:ascii="Arial" w:hAnsi="Arial" w:cs="Arial"/>
-          <w:sz w:val="18"/>
-          <w:szCs w:val="18"/>
-        </w:rPr>
-        <w:t>.2.- LA VENDEDORA SE OBLIGA TRAMITAR LAS CONSTANCIAS DE NO ADEUDOS DEL IMPUESTO PREDIAL CORRESPONDIENTE AL AÑO DE LA TRANSFERENCIA</w:t>
-      </w:r>
-      <w:r>
-        <w:rPr>
-          <w:rFonts w:ascii="Arial" w:hAnsi="Arial" w:cs="Arial"/>
-          <w:sz w:val="18"/>
-          <w:szCs w:val="18"/>
-        </w:rPr>
-        <w:t xml:space="preserve">. </w:t>
-      </w:r>
-    </w:p>
-    <w:p>
-      <w:pPr>
-        <w:pStyle w:val="NormalWeb"/>
-        <w:spacing w:before="0" w:beforeAutospacing="0" w:after="0" w:afterAutospacing="0" w:line="324" w:lineRule="auto"/>
-        <w:jc w:val="both"/>
-        <w:rPr>
-          <w:rFonts w:ascii="Arial" w:hAnsi="Arial" w:cs="Arial"/>
-          <w:sz w:val="18"/>
-          <w:szCs w:val="18"/>
-        </w:rPr>
-      </w:pPr>
-      <w:r>
-        <w:rPr>
-          <w:rFonts w:ascii="Arial" w:hAnsi="Arial" w:cs="Arial"/>
-          <w:sz w:val="18"/>
-          <w:szCs w:val="18"/>
-        </w:rPr>
-        <w:t>10</w:t>
-      </w:r>
-      <w:r>
-        <w:rPr>
-          <w:rFonts w:ascii="Arial" w:hAnsi="Arial" w:cs="Arial"/>
-          <w:sz w:val="18"/>
-          <w:szCs w:val="18"/>
-        </w:rPr>
-        <w:t xml:space="preserve">.3.- LA VENDEDORA, DECLARA QUE SOBRE EL INMUEBLE QUE ENAJENA NO PESA HIPOTECA, CARGA, GRAVAMEN, MEDIDA JUDICIAL O EXTRAJUDICIAL QUE LIMITE SU LIBRE DISPOSICIÓN, NO </w:t>
-      </w:r>
-      <w:r>
-        <w:rPr>
-          <w:rFonts w:ascii="Arial" w:hAnsi="Arial" w:cs="Arial"/>
-          <w:sz w:val="18"/>
-          <w:szCs w:val="18"/>
-        </w:rPr>
-        <w:t>OBSTANTE,</w:t>
-      </w:r>
-      <w:r>
-        <w:rPr>
-          <w:rFonts w:ascii="Arial" w:hAnsi="Arial" w:cs="Arial"/>
-          <w:sz w:val="18"/>
-          <w:szCs w:val="18"/>
-        </w:rPr>
-        <w:t xml:space="preserve"> ELLO SE OBLIGA AL</w:t>
-      </w:r>
-      <w:r>
-        <w:rPr>
-          <w:rFonts w:ascii="Arial" w:hAnsi="Arial" w:cs="Arial"/>
-          <w:sz w:val="18"/>
-          <w:szCs w:val="18"/>
-        </w:rPr>
-        <w:t xml:space="preserve"> </w:t>
-      </w:r>
-      <w:r>
-        <w:rPr>
-          <w:rFonts w:ascii="Arial" w:hAnsi="Arial" w:cs="Arial"/>
-          <w:sz w:val="18"/>
-          <w:szCs w:val="18"/>
-        </w:rPr>
-        <w:t>SANEAMIENTO DE LEY</w:t>
-      </w:r>
-      <w:r>
-        <w:rPr>
-          <w:rFonts w:ascii="Arial" w:hAnsi="Arial" w:cs="Arial"/>
-          <w:sz w:val="18"/>
-          <w:szCs w:val="18"/>
-        </w:rPr>
-        <w:t xml:space="preserve">. </w:t>
-      </w:r>
-    </w:p>
-    <w:p>
-      <w:pPr>
-        <w:pStyle w:val="NormalWeb"/>
-        <w:spacing w:before="0" w:beforeAutospacing="0" w:after="0" w:afterAutospacing="0" w:line="324" w:lineRule="auto"/>
-        <w:jc w:val="both"/>
-        <w:rPr>
-          <w:rFonts w:ascii="Arial" w:hAnsi="Arial" w:cs="Arial"/>
-          <w:sz w:val="18"/>
-          <w:szCs w:val="18"/>
-        </w:rPr>
-      </w:pPr>
-      <w:r>
-        <w:rPr>
-          <w:rFonts w:ascii="Arial" w:hAnsi="Arial" w:cs="Arial"/>
-          <w:sz w:val="18"/>
-          <w:szCs w:val="18"/>
-        </w:rPr>
-        <w:t>10</w:t>
-      </w:r>
-      <w:r>
-        <w:rPr>
-          <w:rFonts w:ascii="Arial" w:hAnsi="Arial" w:cs="Arial"/>
-          <w:sz w:val="18"/>
-          <w:szCs w:val="18"/>
-        </w:rPr>
-        <w:t>.4.- AMBAS PARTES, DECLARAN QUE CELEBRAN EL PRESENTE CONTRATO VOLUNTARIAMENTE Y SIN COACCION ALGUNA Y QUE NO HA MEDIADO ERROR, DOLO, SIMULACION O VICIO ALGUNO QUE PUDIERA INVALIDAR EL ACTO.</w:t>
-      </w:r>
-      <w:r>
-        <w:rPr>
-          <w:rFonts w:ascii="Arial" w:hAnsi="Arial" w:cs="Arial"/>
-          <w:sz w:val="18"/>
-          <w:szCs w:val="18"/>
-        </w:rPr>
-        <w:t xml:space="preserve"> </w:t>
-      </w:r>
-    </w:p>
-    <w:p>
-      <w:pPr>
-        <w:pStyle w:val="NormalWeb"/>
-        <w:spacing w:before="0" w:beforeAutospacing="0" w:after="0" w:afterAutospacing="0" w:line="324" w:lineRule="auto"/>
-        <w:jc w:val="both"/>
-        <w:rPr>
-          <w:rFonts w:ascii="Arial" w:hAnsi="Arial" w:cs="Arial"/>
-          <w:sz w:val="18"/>
-          <w:szCs w:val="18"/>
-        </w:rPr>
-      </w:pPr>
-      <w:r>
-        <w:rPr>
-          <w:rFonts w:ascii="Arial" w:hAnsi="Arial" w:cs="Arial"/>
-          <w:b/>
-          <w:bCs/>
-          <w:sz w:val="18"/>
-          <w:szCs w:val="18"/>
-        </w:rPr>
-        <w:t xml:space="preserve">DECIMA </w:t>
-      </w:r>
-      <w:proofErr w:type="gramStart"/>
-      <w:r>
-        <w:rPr>
-          <w:rFonts w:ascii="Arial" w:hAnsi="Arial" w:cs="Arial"/>
-          <w:b/>
-          <w:bCs/>
-          <w:sz w:val="18"/>
-          <w:szCs w:val="18"/>
-        </w:rPr>
-        <w:t>PRIMERA</w:t>
-      </w:r>
-      <w:r>
-        <w:rPr>
-          <w:rFonts w:ascii="Arial" w:hAnsi="Arial" w:cs="Arial"/>
-          <w:sz w:val="18"/>
-          <w:szCs w:val="18"/>
-        </w:rPr>
-        <w:t>.-</w:t>
-      </w:r>
-      <w:proofErr w:type="gramEnd"/>
-      <w:r>
-        <w:rPr>
-          <w:rFonts w:ascii="Arial" w:hAnsi="Arial" w:cs="Arial"/>
-          <w:sz w:val="18"/>
-          <w:szCs w:val="18"/>
-        </w:rPr>
-        <w:t xml:space="preserve"> LOS GASTOS NOTARIALES, REGISTRALES QUE ORIGINE EL PERFECCIONAMIENTO DE ESTE CONTRATO, SERÁN DE CUENTA EXCLUSIVA DE </w:t>
-      </w:r>
-      <w:r>
-        <w:rPr>
-          <w:rFonts w:ascii="Arial" w:hAnsi="Arial" w:cs="Arial"/>
-          <w:sz w:val="18"/>
-          <w:szCs w:val="18"/>
-        </w:rPr>
-        <w:t>«_PROMT»</w:t>
-      </w:r>
-      <w:r>
-        <w:rPr>
-          <w:rFonts w:ascii="Arial" w:hAnsi="Arial" w:cs="Arial"/>
-          <w:sz w:val="18"/>
-          <w:szCs w:val="18"/>
-        </w:rPr>
-        <w:t xml:space="preserve">. </w:t>
-      </w:r>
-    </w:p>
-    <w:p>
-      <w:pPr>
-        <w:pStyle w:val="NormalWeb"/>
-        <w:spacing w:before="0" w:beforeAutospacing="0" w:after="0" w:afterAutospacing="0" w:line="324" w:lineRule="auto"/>
-        <w:jc w:val="both"/>
-        <w:rPr>
-          <w:rFonts w:ascii="Arial" w:hAnsi="Arial" w:cs="Arial"/>
-          <w:bCs/>
-          <w:sz w:val="18"/>
-          <w:szCs w:val="18"/>
-        </w:rPr>
-      </w:pPr>
-      <w:r>
-        <w:rPr>
-          <w:rFonts w:ascii="Arial" w:hAnsi="Arial" w:cs="Arial"/>
-          <w:b/>
-          <w:bCs/>
-          <w:sz w:val="18"/>
-          <w:szCs w:val="18"/>
-        </w:rPr>
-        <w:t>DECIM</w:t>
-      </w:r>
-      <w:r>
-        <w:rPr>
-          <w:rFonts w:ascii="Arial" w:hAnsi="Arial" w:cs="Arial"/>
-          <w:b/>
-          <w:bCs/>
-          <w:sz w:val="18"/>
-          <w:szCs w:val="18"/>
-        </w:rPr>
-        <w:t xml:space="preserve">A </w:t>
-      </w:r>
-      <w:proofErr w:type="gramStart"/>
-      <w:r>
-        <w:rPr>
-          <w:rFonts w:ascii="Arial" w:hAnsi="Arial" w:cs="Arial"/>
-          <w:b/>
-          <w:bCs/>
-          <w:sz w:val="18"/>
-          <w:szCs w:val="18"/>
-        </w:rPr>
-        <w:t>SEGUNDA</w:t>
-      </w:r>
-      <w:r>
-        <w:rPr>
-          <w:rFonts w:ascii="Arial" w:hAnsi="Arial" w:cs="Arial"/>
-          <w:sz w:val="18"/>
-          <w:szCs w:val="18"/>
-        </w:rPr>
-        <w:t>.-</w:t>
-      </w:r>
-      <w:proofErr w:type="gramEnd"/>
-      <w:r>
-        <w:rPr>
-          <w:rFonts w:ascii="Arial" w:hAnsi="Arial" w:cs="Arial"/>
-          <w:sz w:val="18"/>
-          <w:szCs w:val="18"/>
-        </w:rPr>
-        <w:t xml:space="preserve"> </w:t>
-      </w:r>
-      <w:r>
-        <w:rPr>
-          <w:rFonts w:ascii="Arial" w:hAnsi="Arial" w:cs="Arial"/>
-          <w:b/>
-          <w:bCs/>
-          <w:sz w:val="18"/>
-          <w:szCs w:val="18"/>
-          <w:u w:val="single"/>
-        </w:rPr>
-        <w:t xml:space="preserve">SOLUCION DE CONFLICTOS </w:t>
-      </w:r>
-    </w:p>
-    <w:p>
-      <w:pPr>
-        <w:pStyle w:val="NormalWeb"/>
-        <w:spacing w:before="0" w:beforeAutospacing="0" w:after="0" w:afterAutospacing="0" w:line="324" w:lineRule="auto"/>
-        <w:jc w:val="both"/>
-        <w:rPr>
-          <w:rFonts w:ascii="Arial" w:hAnsi="Arial" w:cs="Arial"/>
-          <w:sz w:val="18"/>
-          <w:szCs w:val="18"/>
-        </w:rPr>
-      </w:pPr>
-      <w:r>
-        <w:rPr>
-          <w:rFonts w:ascii="Arial" w:hAnsi="Arial" w:cs="Arial"/>
-          <w:bCs/>
-          <w:sz w:val="18"/>
-          <w:szCs w:val="18"/>
-        </w:rPr>
-        <w:t xml:space="preserve">PARA EFECTOS DE CUALQUIER CONTROVERSIA QUE SE GENERE CON MOTIVO DE LA CELEBRACIÓN Y EJECUCIÓN DEL PRESENTE CONTRATO, LAS PARTES SE SOMETEN A LA COMPETENCIA TERRITORIAL DE LOS JUECES Y TRIBUNALES DE LA CIUDAD DE TRUJILLO, SEÑALANDO COMO SUS DOMICILIOS LOS CONSIGNADOS EN LAS ESPECIFICACIONES GENERALES </w:t>
-      </w:r>
-      <w:r>
-        <w:rPr>
-          <w:rFonts w:ascii="Arial" w:hAnsi="Arial" w:cs="Arial"/>
-          <w:bCs/>
-          <w:sz w:val="18"/>
-          <w:szCs w:val="18"/>
-        </w:rPr>
-        <w:lastRenderedPageBreak/>
-        <w:t xml:space="preserve">DEL PRESENTE DOCUMENTO, EN DONDE SE LES HARÁ LLEGAR TODAS LAS COMUNICACIONES RELACIONADAS CON ESTE CONTRATO. EL CAMBIO DE DOMICILIO DE CUALQUIERA DE LAS PARTES SURTIRÁ EFECTO RESPECTO DE LA OTRA DESDE LA FECHA EN QUE SE LE COMUNIQUE NOTARIALMENTE DICHO CAMBIO. </w:t>
-      </w:r>
-    </w:p>
-    <w:p>
-      <w:pPr>
-        <w:pStyle w:val="NormalWeb"/>
-        <w:spacing w:before="0" w:beforeAutospacing="0" w:after="0" w:afterAutospacing="0" w:line="324" w:lineRule="auto"/>
-        <w:jc w:val="both"/>
-        <w:rPr>
-          <w:rFonts w:ascii="Arial" w:hAnsi="Arial" w:cs="Arial"/>
-          <w:sz w:val="18"/>
-          <w:szCs w:val="18"/>
-        </w:rPr>
-      </w:pPr>
-      <w:r>
-        <w:rPr>
-          <w:rFonts w:ascii="Arial" w:hAnsi="Arial" w:cs="Arial"/>
-          <w:b/>
-          <w:bCs/>
-          <w:sz w:val="18"/>
-          <w:szCs w:val="18"/>
-        </w:rPr>
-        <w:t xml:space="preserve">DECIMO </w:t>
-      </w:r>
-      <w:proofErr w:type="gramStart"/>
-      <w:r>
-        <w:rPr>
-          <w:rFonts w:ascii="Arial" w:hAnsi="Arial" w:cs="Arial"/>
-          <w:b/>
-          <w:bCs/>
-          <w:sz w:val="18"/>
-          <w:szCs w:val="18"/>
-        </w:rPr>
-        <w:t>TERCERA</w:t>
-      </w:r>
-      <w:r>
-        <w:rPr>
-          <w:rFonts w:ascii="Arial" w:hAnsi="Arial" w:cs="Arial"/>
-          <w:sz w:val="18"/>
-          <w:szCs w:val="18"/>
-        </w:rPr>
-        <w:t>.-</w:t>
-      </w:r>
-      <w:proofErr w:type="gramEnd"/>
-      <w:r>
-        <w:rPr>
-          <w:rFonts w:ascii="Arial" w:hAnsi="Arial" w:cs="Arial"/>
-          <w:sz w:val="18"/>
-          <w:szCs w:val="18"/>
-        </w:rPr>
-        <w:t xml:space="preserve"> AMBAS PARTES CONTRATANTES DEBIDAMENTE ENTERADAS DE LAS CLÁUSULAS Y ESTIPULACIONES DEL PRESENTE CONTRATO LO ACEPTAN EN TODAS Y CADA UNA DE SUS PARTES OBLIGÁNDOSE A SU FIEL Y ESTRICTO CUMPLIMIENTO, SUSCRIBIENDO EL PRESENTE</w:t>
-      </w:r>
-      <w:r>
-        <w:rPr>
-          <w:rFonts w:ascii="Arial" w:hAnsi="Arial" w:cs="Arial"/>
-          <w:sz w:val="18"/>
-          <w:szCs w:val="18"/>
-        </w:rPr>
-        <w:t xml:space="preserve">. </w:t>
-      </w:r>
-    </w:p>
-    <w:p>
-      <w:pPr>
-        <w:pStyle w:val="NormalWeb"/>
-        <w:spacing w:before="0" w:beforeAutospacing="0" w:after="0" w:afterAutospacing="0" w:line="324" w:lineRule="auto"/>
-        <w:jc w:val="both"/>
-        <w:rPr>
-          <w:rFonts w:ascii="Arial" w:hAnsi="Arial" w:cs="Arial"/>
-          <w:sz w:val="18"/>
-          <w:szCs w:val="18"/>
-        </w:rPr>
-      </w:pPr>
-      <w:r>
-        <w:rPr>
-          <w:rFonts w:ascii="Arial" w:hAnsi="Arial" w:cs="Arial"/>
-          <w:sz w:val="18"/>
-          <w:szCs w:val="18"/>
-        </w:rPr>
-        <w:t>TRUJILLO,</w:t>
-      </w:r>
-      <w:r>
-        <w:rPr>
-          <w:rFonts w:ascii="Arial" w:hAnsi="Arial" w:cs="Arial"/>
-          <w:sz w:val="18"/>
-          <w:szCs w:val="18"/>
-        </w:rPr>
-        <w:t xml:space="preserve"> </w:t>
-      </w:r>
-      <w:r>
-        <w:rPr>
-          <w:rFonts w:ascii="Arial" w:hAnsi="Arial" w:cs="Arial"/>
-          <w:sz w:val="18"/>
-          <w:szCs w:val="18"/>
-        </w:rPr>
-        <w:t>«FECHA_TEXTO»</w:t>
-      </w:r>
-      <w:r>
-        <w:rPr>
-          <w:rFonts w:ascii="Arial" w:hAnsi="Arial" w:cs="Arial"/>
-          <w:sz w:val="18"/>
-          <w:szCs w:val="18"/>
-        </w:rPr>
-        <w:t xml:space="preserve">. </w:t>
-      </w:r>
-    </w:p>
-    <w:p>
-      <w:pPr>
-        <w:pStyle w:val="NormalWeb"/>
-        <w:spacing w:before="0" w:beforeAutospacing="0" w:after="0" w:afterAutospacing="0" w:line="324" w:lineRule="auto"/>
-        <w:jc w:val="both"/>
-        <w:rPr>
-          <w:rFonts w:ascii="Arial" w:hAnsi="Arial" w:cs="Arial"/>
-          <w:sz w:val="18"/>
-          <w:szCs w:val="18"/>
-        </w:rPr>
-      </w:pPr>
-    </w:p>
-    <w:p>
-      <w:pPr>
-        <w:pStyle w:val="NormalWeb"/>
-        <w:spacing w:before="0" w:beforeAutospacing="0" w:after="0" w:afterAutospacing="0" w:line="324" w:lineRule="auto"/>
+        <w:spacing w:before="0" w:beforeAutospacing="0" w:after="0" w:afterAutospacing="0" w:line="348" w:lineRule="auto"/>
         <w:jc w:val="both"/>
         <w:rPr>
           <w:rFonts w:ascii="Arial" w:hAnsi="Arial" w:cs="Arial"/>
@@ -3689,7 +3231,7 @@
         <w:autoSpaceDE w:val="0"/>
         <w:autoSpaceDN w:val="0"/>
         <w:adjustRightInd w:val="0"/>
-        <w:spacing w:line="324" w:lineRule="auto"/>
+        <w:spacing w:line="348" w:lineRule="auto"/>
         <w:jc w:val="both"/>
         <w:rPr>
           <w:rFonts w:ascii="Arial" w:hAnsi="Arial" w:cs="Arial"/>
@@ -3716,8 +3258,7 @@
         <w:autoSpaceDE w:val="0"/>
         <w:autoSpaceDN w:val="0"/>
         <w:adjustRightInd w:val="0"/>
-        <w:spacing w:line="324" w:lineRule="auto"/>
-        <w:ind w:left="709"/>
+        <w:spacing w:line="348" w:lineRule="auto"/>
         <w:jc w:val="both"/>
         <w:rPr>
           <w:rFonts w:ascii="Arial" w:hAnsi="Arial" w:cs="Arial"/>
@@ -3734,7 +3275,7 @@
         <w:autoSpaceDE w:val="0"/>
         <w:autoSpaceDN w:val="0"/>
         <w:adjustRightInd w:val="0"/>
-        <w:spacing w:line="324" w:lineRule="auto"/>
+        <w:spacing w:line="348" w:lineRule="auto"/>
         <w:jc w:val="both"/>
         <w:rPr>
           <w:rFonts w:ascii="Arial" w:hAnsi="Arial" w:cs="Arial"/>
@@ -3751,7 +3292,7 @@
         <w:autoSpaceDE w:val="0"/>
         <w:autoSpaceDN w:val="0"/>
         <w:adjustRightInd w:val="0"/>
-        <w:spacing w:line="324" w:lineRule="auto"/>
+        <w:spacing w:line="348" w:lineRule="auto"/>
         <w:jc w:val="both"/>
         <w:rPr>
           <w:rFonts w:ascii="Arial" w:hAnsi="Arial" w:cs="Arial"/>
@@ -3768,7 +3309,7 @@
         <w:autoSpaceDE w:val="0"/>
         <w:autoSpaceDN w:val="0"/>
         <w:adjustRightInd w:val="0"/>
-        <w:spacing w:line="324" w:lineRule="auto"/>
+        <w:spacing w:line="348" w:lineRule="auto"/>
         <w:jc w:val="both"/>
         <w:rPr>
           <w:rFonts w:ascii="Arial" w:hAnsi="Arial" w:cs="Arial"/>
@@ -3777,6 +3318,12 @@
           <w:sz w:val="18"/>
           <w:szCs w:val="18"/>
         </w:rPr>
+        <w:sectPr>
+          <w:pgSz w:w="11906" w:h="16838"/>
+          <w:pgMar w:top="2835" w:right="737" w:bottom="567" w:left="2381" w:header="709" w:footer="709" w:gutter="0"/>
+          <w:cols w:space="708"/>
+          <w:docGrid w:linePitch="360"/>
+        </w:sectPr>
       </w:pPr>
     </w:p>
     <w:p>
@@ -3785,8 +3332,8 @@
         <w:autoSpaceDE w:val="0"/>
         <w:autoSpaceDN w:val="0"/>
         <w:adjustRightInd w:val="0"/>
-        <w:spacing w:line="324" w:lineRule="auto"/>
-        <w:jc w:val="both"/>
+        <w:spacing w:line="348" w:lineRule="auto"/>
+        <w:jc w:val="center"/>
         <w:rPr>
           <w:rFonts w:ascii="Arial" w:hAnsi="Arial" w:cs="Arial"/>
           <w:b/>
@@ -3814,56 +3361,6 @@
           <w:szCs w:val="18"/>
         </w:rPr>
         <w:t>______</w:t>
-      </w:r>
-      <w:r>
-        <w:rPr>
-          <w:rFonts w:ascii="Arial" w:hAnsi="Arial" w:cs="Arial"/>
-          <w:b/>
-          <w:bCs/>
-          <w:sz w:val="18"/>
-          <w:szCs w:val="18"/>
-        </w:rPr>
-        <w:t xml:space="preserve">                             </w:t>
-      </w:r>
-      <w:r>
-        <w:rPr>
-          <w:rFonts w:ascii="Arial" w:hAnsi="Arial" w:cs="Arial"/>
-          <w:b/>
-          <w:bCs/>
-          <w:sz w:val="18"/>
-          <w:szCs w:val="18"/>
-        </w:rPr>
-        <w:t xml:space="preserve">      </w:t>
-      </w:r>
-      <w:r>
-        <w:rPr>
-          <w:rFonts w:ascii="Arial" w:hAnsi="Arial" w:cs="Arial"/>
-          <w:b/>
-          <w:bCs/>
-          <w:sz w:val="18"/>
-          <w:szCs w:val="18"/>
-        </w:rPr>
-        <w:t>_</w:t>
-      </w:r>
-      <w:r>
-        <w:rPr>
-          <w:rFonts w:ascii="Arial" w:hAnsi="Arial" w:cs="Arial"/>
-          <w:b/>
-          <w:bCs/>
-          <w:sz w:val="18"/>
-          <w:szCs w:val="18"/>
-        </w:rPr>
-        <w:t>_______</w:t>
-      </w:r>
-      <w:r>
-        <w:rPr>
-          <w:rFonts w:ascii="Arial" w:hAnsi="Arial" w:cs="Arial"/>
-          <w:b/>
-          <w:bCs/>
-          <w:sz w:val="18"/>
-          <w:szCs w:val="18"/>
-        </w:rPr>
-        <w:t>________________________</w:t>
       </w:r>
     </w:p>
     <w:p>
@@ -3872,8 +3369,8 @@
         <w:autoSpaceDE w:val="0"/>
         <w:autoSpaceDN w:val="0"/>
         <w:adjustRightInd w:val="0"/>
-        <w:spacing w:line="324" w:lineRule="auto"/>
-        <w:jc w:val="both"/>
+        <w:spacing w:line="348" w:lineRule="auto"/>
+        <w:jc w:val="center"/>
         <w:rPr>
           <w:rFonts w:ascii="Arial" w:eastAsia="Arial Unicode MS" w:hAnsi="Arial" w:cs="Arial"/>
           <w:b/>
@@ -3893,50 +3390,6 @@
           <w:lang w:val="pt-BR"/>
         </w:rPr>
         <w:t>ILICH ALEXANDER MERCEDES VALVERDE</w:t>
-      </w:r>
-      <w:r>
-        <w:rPr>
-          <w:rFonts w:ascii="Arial" w:eastAsia="Arial Unicode MS" w:hAnsi="Arial" w:cs="Arial"/>
-          <w:b/>
-          <w:bCs/>
-          <w:sz w:val="18"/>
-          <w:szCs w:val="18"/>
-          <w:lang w:val="pt-BR"/>
-        </w:rPr>
-        <w:t xml:space="preserve">                    </w:t>
-      </w:r>
-      <w:r>
-        <w:rPr>
-          <w:rFonts w:ascii="Arial" w:eastAsia="Arial Unicode MS" w:hAnsi="Arial" w:cs="Arial"/>
-          <w:b/>
-          <w:bCs/>
-          <w:sz w:val="18"/>
-          <w:szCs w:val="18"/>
-          <w:lang w:val="pt-BR"/>
-        </w:rPr>
-        <w:t xml:space="preserve">        </w:t>
-      </w:r>
-      <w:r>
-        <w:rPr>
-          <w:rFonts w:ascii="Arial" w:eastAsia="Arial Unicode MS" w:hAnsi="Arial" w:cs="Arial"/>
-          <w:b/>
-          <w:bCs/>
-          <w:sz w:val="18"/>
-          <w:szCs w:val="18"/>
-          <w:lang w:val="pt-BR"/>
-        </w:rPr>
-        <w:t xml:space="preserve">         </w:t>
-      </w:r>
-      <w:r>
-        <w:rPr>
-          <w:rFonts w:ascii="Arial" w:hAnsi="Arial" w:cs="Arial"/>
-          <w:b/>
-          <w:bCs/>
-          <w:sz w:val="18"/>
-          <w:szCs w:val="18"/>
-          <w:lang w:val="es-ES_tradnl"/>
-        </w:rPr>
-        <w:t>«TITULAR»</w:t>
       </w:r>
     </w:p>
     <w:p>
@@ -3945,8 +3398,8 @@
         <w:autoSpaceDE w:val="0"/>
         <w:autoSpaceDN w:val="0"/>
         <w:adjustRightInd w:val="0"/>
-        <w:spacing w:line="324" w:lineRule="auto"/>
-        <w:jc w:val="both"/>
+        <w:spacing w:line="348" w:lineRule="auto"/>
+        <w:jc w:val="center"/>
         <w:rPr>
           <w:rFonts w:ascii="Arial" w:eastAsia="Arial Unicode MS" w:hAnsi="Arial" w:cs="Arial"/>
           <w:b/>
@@ -3956,6 +3409,16 @@
           <w:lang w:val="pt-BR"/>
         </w:rPr>
       </w:pPr>
+      <w:r>
+        <w:rPr>
+          <w:rFonts w:ascii="Arial" w:hAnsi="Arial" w:cs="Arial"/>
+          <w:b/>
+          <w:bCs/>
+          <w:sz w:val="18"/>
+          <w:szCs w:val="18"/>
+        </w:rPr>
+        <w:t>______________________________________</w:t>
+      </w:r>
     </w:p>
     <w:p>
       <w:pPr>
@@ -3963,8 +3426,8 @@
         <w:autoSpaceDE w:val="0"/>
         <w:autoSpaceDN w:val="0"/>
         <w:adjustRightInd w:val="0"/>
-        <w:spacing w:line="324" w:lineRule="auto"/>
-        <w:jc w:val="both"/>
+        <w:spacing w:line="348" w:lineRule="auto"/>
+        <w:jc w:val="center"/>
         <w:rPr>
           <w:rFonts w:ascii="Arial" w:eastAsia="Arial Unicode MS" w:hAnsi="Arial" w:cs="Arial"/>
           <w:b/>
@@ -3974,6 +3437,17 @@
           <w:lang w:val="pt-BR"/>
         </w:rPr>
       </w:pPr>
+      <w:r>
+        <w:rPr>
+          <w:rFonts w:ascii="Arial" w:hAnsi="Arial" w:cs="Arial"/>
+          <w:b/>
+          <w:bCs/>
+          <w:sz w:val="18"/>
+          <w:szCs w:val="18"/>
+          <w:lang w:val="es-ES_tradnl"/>
+        </w:rPr>
+        <w:t>«TITULAR»</w:t>
+      </w:r>
     </w:p>
     <w:p>
       <w:pPr>
@@ -3981,7 +3455,7 @@
         <w:autoSpaceDE w:val="0"/>
         <w:autoSpaceDN w:val="0"/>
         <w:adjustRightInd w:val="0"/>
-        <w:spacing w:line="324" w:lineRule="auto"/>
+        <w:spacing w:line="348" w:lineRule="auto"/>
         <w:jc w:val="both"/>
         <w:rPr>
           <w:rFonts w:ascii="Arial" w:eastAsia="Arial Unicode MS" w:hAnsi="Arial" w:cs="Arial"/>
@@ -3991,6 +3465,13 @@
           <w:szCs w:val="18"/>
           <w:lang w:val="pt-BR"/>
         </w:rPr>
+        <w:sectPr>
+          <w:type w:val="continuous"/>
+          <w:pgSz w:w="11906" w:h="16838"/>
+          <w:pgMar w:top="2835" w:right="737" w:bottom="567" w:left="2381" w:header="709" w:footer="709" w:gutter="0"/>
+          <w:cols w:num="2" w:space="708"/>
+          <w:docGrid w:linePitch="360"/>
+        </w:sectPr>
       </w:pPr>
     </w:p>
     <w:p>
@@ -3999,7 +3480,7 @@
         <w:autoSpaceDE w:val="0"/>
         <w:autoSpaceDN w:val="0"/>
         <w:adjustRightInd w:val="0"/>
-        <w:spacing w:line="324" w:lineRule="auto"/>
+        <w:spacing w:line="348" w:lineRule="auto"/>
         <w:jc w:val="both"/>
         <w:rPr>
           <w:rFonts w:ascii="Arial" w:eastAsia="Arial Unicode MS" w:hAnsi="Arial" w:cs="Arial"/>
@@ -4017,7 +3498,7 @@
         <w:autoSpaceDE w:val="0"/>
         <w:autoSpaceDN w:val="0"/>
         <w:adjustRightInd w:val="0"/>
-        <w:spacing w:line="324" w:lineRule="auto"/>
+        <w:spacing w:line="348" w:lineRule="auto"/>
         <w:jc w:val="both"/>
         <w:rPr>
           <w:rFonts w:ascii="Arial" w:eastAsia="Arial Unicode MS" w:hAnsi="Arial" w:cs="Arial"/>
@@ -4025,10 +3506,65 @@
           <w:bCs/>
           <w:sz w:val="18"/>
           <w:szCs w:val="18"/>
+          <w:lang w:val="pt-BR"/>
+        </w:rPr>
+      </w:pPr>
+    </w:p>
+    <w:p>
+      <w:pPr>
+        <w:widowControl w:val="0"/>
+        <w:autoSpaceDE w:val="0"/>
+        <w:autoSpaceDN w:val="0"/>
+        <w:adjustRightInd w:val="0"/>
+        <w:spacing w:line="348" w:lineRule="auto"/>
+        <w:jc w:val="both"/>
+        <w:rPr>
+          <w:rFonts w:ascii="Arial" w:eastAsia="Arial Unicode MS" w:hAnsi="Arial" w:cs="Arial"/>
+          <w:b/>
+          <w:bCs/>
+          <w:sz w:val="18"/>
+          <w:szCs w:val="18"/>
+          <w:lang w:val="pt-BR"/>
+        </w:rPr>
+      </w:pPr>
+    </w:p>
+    <w:p>
+      <w:pPr>
+        <w:widowControl w:val="0"/>
+        <w:autoSpaceDE w:val="0"/>
+        <w:autoSpaceDN w:val="0"/>
+        <w:adjustRightInd w:val="0"/>
+        <w:spacing w:line="348" w:lineRule="auto"/>
+        <w:jc w:val="both"/>
+        <w:rPr>
+          <w:rFonts w:ascii="Arial" w:eastAsia="Arial Unicode MS" w:hAnsi="Arial" w:cs="Arial"/>
+          <w:b/>
+          <w:bCs/>
+          <w:sz w:val="18"/>
+          <w:szCs w:val="18"/>
+          <w:lang w:val="pt-BR"/>
+        </w:rPr>
+      </w:pPr>
+    </w:p>
+    <w:p>
+      <w:pPr>
+        <w:widowControl w:val="0"/>
+        <w:autoSpaceDE w:val="0"/>
+        <w:autoSpaceDN w:val="0"/>
+        <w:adjustRightInd w:val="0"/>
+        <w:spacing w:line="348" w:lineRule="auto"/>
+        <w:jc w:val="both"/>
+        <w:rPr>
+          <w:rFonts w:ascii="Arial" w:eastAsia="Arial Unicode MS" w:hAnsi="Arial" w:cs="Arial"/>
+          <w:b/>
+          <w:bCs/>
+          <w:sz w:val="18"/>
+          <w:szCs w:val="18"/>
         </w:rPr>
       </w:pPr>
     </w:p>
     <w:sectPr>
+      <w:type w:val="continuous"/>
       <w:pgSz w:w="11906" w:h="16838"/>
       <w:pgMar w:top="2835" w:right="737" w:bottom="567" w:left="2381" w:header="709" w:footer="709" w:gutter="0"/>
       <w:cols w:space="708"/>
@@ -5343,7 +4879,7 @@
     <w:lsdException w:name="E-mail Signature" w:semiHidden="1" w:unhideWhenUsed="1"/>
     <w:lsdException w:name="HTML Top of Form" w:semiHidden="1" w:unhideWhenUsed="1"/>
     <w:lsdException w:name="HTML Bottom of Form" w:semiHidden="1" w:unhideWhenUsed="1"/>
-    <w:lsdException w:name="Normal (Web)" w:semiHidden="1" w:uiPriority="0" w:unhideWhenUsed="1"/>
+    <w:lsdException w:name="Normal (Web)" w:semiHidden="1" w:unhideWhenUsed="1"/>
     <w:lsdException w:name="HTML Acronym" w:semiHidden="1" w:unhideWhenUsed="1"/>
     <w:lsdException w:name="HTML Address" w:semiHidden="1" w:unhideWhenUsed="1"/>
     <w:lsdException w:name="HTML Cite" w:semiHidden="1" w:unhideWhenUsed="1"/>
@@ -5916,6 +5452,7 @@
   <w:style w:type="paragraph" w:styleId="NormalWeb">
     <w:name w:val="Normal (Web)"/>
     <w:basedOn w:val="Normal"/>
+    <w:uiPriority w:val="99"/>
     <w:rsid w:val="000561C5"/>
     <w:pPr>
       <w:spacing w:before="100" w:beforeAutospacing="1" w:after="100" w:afterAutospacing="1"/>

--- a/app/templates/laureles/VERDE.docx
+++ b/app/templates/laureles/VERDE.docx
@@ -238,29 +238,27 @@
           <w:szCs w:val="18"/>
           <w:lang w:val="es-ES_tradnl"/>
         </w:rPr>
-        <w:t xml:space="preserve">20609784271, CON DOMICILIO EN EL JR. AYACUCHO </w:t>
-      </w:r>
-      <w:proofErr w:type="spellStart"/>
-      <w:r>
-        <w:rPr>
-          <w:rFonts w:ascii="Arial" w:hAnsi="Arial" w:cs="Arial"/>
-          <w:bCs/>
+        <w:t>20609784271, CON DOMICILIO EN EL JR. AYACUCHO N° 513, INT. 205 CENTRO HISTÓRICO, DISTRITO Y PROVINCIA DE TRUJILLO, DEPARTAMENTO DE LA LIBERTAD</w:t>
+      </w:r>
+      <w:r>
+        <w:rPr>
+          <w:rFonts w:ascii="Arial" w:hAnsi="Arial" w:cs="Arial"/>
           <w:sz w:val="18"/>
           <w:szCs w:val="18"/>
           <w:lang w:val="es-ES_tradnl"/>
         </w:rPr>
-        <w:t>N°</w:t>
-      </w:r>
-      <w:proofErr w:type="spellEnd"/>
-      <w:r>
-        <w:rPr>
-          <w:rFonts w:ascii="Arial" w:hAnsi="Arial" w:cs="Arial"/>
+        <w:t>,</w:t>
+      </w:r>
+      <w:r>
+        <w:rPr>
+          <w:rFonts w:ascii="Arial" w:hAnsi="Arial" w:cs="Arial"/>
+          <w:b/>
           <w:bCs/>
           <w:sz w:val="18"/>
           <w:szCs w:val="18"/>
           <w:lang w:val="es-ES_tradnl"/>
         </w:rPr>
-        <w:t xml:space="preserve"> 513, INT. 205 CENTRO HISTÓRICO, DISTRITO Y PROVINCIA DE TRUJILLO, DEPARTAMENTO DE LA LIBERTAD</w:t>
+        <w:t xml:space="preserve"> </w:t>
       </w:r>
       <w:r>
         <w:rPr>
@@ -269,47 +267,7 @@
           <w:szCs w:val="18"/>
           <w:lang w:val="es-ES_tradnl"/>
         </w:rPr>
-        <w:t>,</w:t>
-      </w:r>
-      <w:r>
-        <w:rPr>
-          <w:rFonts w:ascii="Arial" w:hAnsi="Arial" w:cs="Arial"/>
-          <w:b/>
-          <w:bCs/>
-          <w:sz w:val="18"/>
-          <w:szCs w:val="18"/>
-          <w:lang w:val="es-ES_tradnl"/>
-        </w:rPr>
-        <w:t xml:space="preserve"> </w:t>
-      </w:r>
-      <w:r>
-        <w:rPr>
-          <w:rFonts w:ascii="Arial" w:hAnsi="Arial" w:cs="Arial"/>
-          <w:sz w:val="18"/>
-          <w:szCs w:val="18"/>
-          <w:lang w:val="es-ES_tradnl"/>
-        </w:rPr>
-        <w:t xml:space="preserve">SEGUN FACULTADES INSCRITAS EN LA PARTIDA REGISTRAL 11486486 DEL REGISTRO DE PERSONAS JURIDICAS DE LA ZONA REGISTRAL </w:t>
-      </w:r>
-      <w:proofErr w:type="spellStart"/>
-      <w:r>
-        <w:rPr>
-          <w:rFonts w:ascii="Arial" w:hAnsi="Arial" w:cs="Arial"/>
-          <w:sz w:val="18"/>
-          <w:szCs w:val="18"/>
-          <w:lang w:val="es-ES_tradnl"/>
-        </w:rPr>
-        <w:t>N°</w:t>
-      </w:r>
-      <w:proofErr w:type="spellEnd"/>
-      <w:r>
-        <w:rPr>
-          <w:rFonts w:ascii="Arial" w:hAnsi="Arial" w:cs="Arial"/>
-          <w:sz w:val="18"/>
-          <w:szCs w:val="18"/>
-          <w:lang w:val="es-ES_tradnl"/>
-        </w:rPr>
-        <w:t xml:space="preserve"> V - SEDE TRUJILLO, OFICINA REGISTRAL DE TRUJILLO</w:t>
+        <w:t>SEGUN FACULTADES INSCRITAS EN LA PARTIDA REGISTRAL 11486486 DEL REGISTRO DE PERSONAS JURIDICAS DE LA ZONA REGISTRAL N° V - SEDE TRUJILLO, OFICINA REGISTRAL DE TRUJILLO</w:t>
       </w:r>
       <w:r>
         <w:rPr>
@@ -414,7 +372,17 @@
           <w:sz w:val="18"/>
           <w:szCs w:val="18"/>
         </w:rPr>
-        <w:t>; DE ESTADO CIVIL: «_ESTADO_CIVIL»; DE PROFESION U OCUPACION: «OCUPACION1»; CON DOMICILIO EN «DIRECCION1»</w:t>
+        <w:t>; DE ESTADO CIVIL: «_ESTADO_CIVIL»; DE PROFESION U OCUPACION: «OCUPACION1»; CON DOMICILIO EN «DIRECCION1</w:t>
+      </w:r>
+      <w:r>
+        <w:rPr>
+          <w:rFonts w:ascii="Arial" w:hAnsi="Arial" w:cs="Arial"/>
+          <w:bCs/>
+          <w:color w:val="000000"/>
+          <w:sz w:val="18"/>
+          <w:szCs w:val="18"/>
+        </w:rPr>
+        <w:t>», «UBIGEO»</w:t>
       </w:r>
       <w:r>
         <w:rPr>
@@ -533,27 +501,7 @@
           <w:sz w:val="18"/>
           <w:szCs w:val="18"/>
         </w:rPr>
-        <w:t xml:space="preserve">PARTIDA ELECTRONICA </w:t>
-      </w:r>
-      <w:proofErr w:type="spellStart"/>
-      <w:r>
-        <w:rPr>
-          <w:rFonts w:ascii="Arial" w:hAnsi="Arial" w:cs="Arial"/>
-          <w:b/>
-          <w:sz w:val="18"/>
-          <w:szCs w:val="18"/>
-        </w:rPr>
-        <w:t>Nº</w:t>
-      </w:r>
-      <w:proofErr w:type="spellEnd"/>
-      <w:r>
-        <w:rPr>
-          <w:rFonts w:ascii="Arial" w:hAnsi="Arial" w:cs="Arial"/>
-          <w:b/>
-          <w:sz w:val="18"/>
-          <w:szCs w:val="18"/>
-        </w:rPr>
-        <w:t xml:space="preserve"> 11095526</w:t>
+        <w:t>PARTIDA ELECTRONICA Nº 11095526</w:t>
       </w:r>
       <w:r>
         <w:rPr>
@@ -578,25 +526,7 @@
           <w:sz w:val="18"/>
           <w:szCs w:val="18"/>
         </w:rPr>
-        <w:t xml:space="preserve">DEL REGISTRO DE PREDIOS DE LA ZONA REGISTRAL </w:t>
-      </w:r>
-      <w:proofErr w:type="spellStart"/>
-      <w:r>
-        <w:rPr>
-          <w:rFonts w:ascii="Arial" w:hAnsi="Arial" w:cs="Arial"/>
-          <w:sz w:val="18"/>
-          <w:szCs w:val="18"/>
-        </w:rPr>
-        <w:t>Nº</w:t>
-      </w:r>
-      <w:proofErr w:type="spellEnd"/>
-      <w:r>
-        <w:rPr>
-          <w:rFonts w:ascii="Arial" w:hAnsi="Arial" w:cs="Arial"/>
-          <w:sz w:val="18"/>
-          <w:szCs w:val="18"/>
-        </w:rPr>
-        <w:t xml:space="preserve"> V – SEDE TRUJILLO, OFICINA REGISTRAL DE TRUJILLO</w:t>
+        <w:t>DEL REGISTRO DE PREDIOS DE LA ZONA REGISTRAL Nº V – SEDE TRUJILLO, OFICINA REGISTRAL DE TRUJILLO</w:t>
       </w:r>
       <w:r>
         <w:rPr>
@@ -1045,6 +975,7 @@
           <w:sz w:val="18"/>
           <w:szCs w:val="18"/>
         </w:rPr>
+        <w:lastRenderedPageBreak/>
         <w:t>TERCERA</w:t>
       </w:r>
       <w:r>
@@ -1081,7 +1012,6 @@
           <w:sz w:val="18"/>
           <w:szCs w:val="18"/>
         </w:rPr>
-        <w:lastRenderedPageBreak/>
         <w:t xml:space="preserve">POR INTERMEDIO DEL PRESENTE CONTRATO, </w:t>
       </w:r>
       <w:r>
@@ -1926,6 +1856,7 @@
           <w:sz w:val="18"/>
           <w:szCs w:val="18"/>
         </w:rPr>
+        <w:lastRenderedPageBreak/>
         <w:t xml:space="preserve">- COLOCACION Y HABILITACION DE POSTES DE ALUMBRADO PUBLICO. </w:t>
       </w:r>
     </w:p>
@@ -1947,7 +1878,6 @@
           <w:sz w:val="18"/>
           <w:szCs w:val="18"/>
         </w:rPr>
-        <w:lastRenderedPageBreak/>
         <w:t xml:space="preserve">- CONSTRUCCIÓN Y HABILITACION DEL SERVICIO DE AGUA Y ALCANTARILLADO. </w:t>
       </w:r>
     </w:p>
@@ -2168,31 +2098,15 @@
           <w:sz w:val="18"/>
           <w:szCs w:val="18"/>
         </w:rPr>
-        <w:t>«</w:t>
-      </w:r>
-      <w:r>
-        <w:rPr>
-          <w:rFonts w:ascii="Arial" w:hAnsi="Arial" w:cs="Arial"/>
-          <w:sz w:val="18"/>
-          <w:szCs w:val="18"/>
-        </w:rPr>
-        <w:t>COMPRADOR</w:t>
-      </w:r>
-      <w:r>
-        <w:rPr>
-          <w:rFonts w:ascii="Arial" w:hAnsi="Arial" w:cs="Arial"/>
-          <w:sz w:val="18"/>
-          <w:szCs w:val="18"/>
-        </w:rPr>
-        <w:t>»</w:t>
-      </w:r>
-      <w:r>
-        <w:rPr>
-          <w:rFonts w:ascii="Arial" w:hAnsi="Arial" w:cs="Arial"/>
-          <w:sz w:val="18"/>
-          <w:szCs w:val="18"/>
-        </w:rPr>
-        <w:t xml:space="preserve">, UNA VEZ REALIZADA LA INDEPENDIZACIÓN DE EL INMUEBLE OBJETO DEL PRESENTE CONTRATO EN EL REGISTRO PÚBLICO PERTINENTE, Y TOTALMENTE SANEADO, PARA CUYOS EFECTOS, LAS PARTES ACUERDAN </w:t>
+        <w:t xml:space="preserve">«COMPRADOR», «MODALIDAD_ENTREGA», PARA </w:t>
+      </w:r>
+      <w:r>
+        <w:rPr>
+          <w:rFonts w:ascii="Arial" w:hAnsi="Arial" w:cs="Arial"/>
+          <w:sz w:val="18"/>
+          <w:szCs w:val="18"/>
+        </w:rPr>
+        <w:t xml:space="preserve">CUYOS EFECTOS, LAS PARTES ACUERDAN </w:t>
       </w:r>
       <w:r>
         <w:rPr>

--- a/app/templates/laureles/VERDE.docx
+++ b/app/templates/laureles/VERDE.docx
@@ -238,15 +238,37 @@
           <w:szCs w:val="18"/>
           <w:lang w:val="es-ES_tradnl"/>
         </w:rPr>
-        <w:t>20609784271, CON DOMICILIO EN EL JR. AYACUCHO N° 513, INT. 205 CENTRO HISTÓRICO, DISTRITO Y PROVINCIA DE TRUJILLO, DEPARTAMENTO DE LA LIBERTAD</w:t>
-      </w:r>
-      <w:r>
-        <w:rPr>
-          <w:rFonts w:ascii="Arial" w:hAnsi="Arial" w:cs="Arial"/>
+        <w:t xml:space="preserve">20609784271, CON DOMICILIO EN EL JR. AYACUCHO </w:t>
+      </w:r>
+      <w:proofErr w:type="spellStart"/>
+      <w:r>
+        <w:rPr>
+          <w:rFonts w:ascii="Arial" w:hAnsi="Arial" w:cs="Arial"/>
+          <w:bCs/>
           <w:sz w:val="18"/>
           <w:szCs w:val="18"/>
           <w:lang w:val="es-ES_tradnl"/>
         </w:rPr>
+        <w:t>N°</w:t>
+      </w:r>
+      <w:proofErr w:type="spellEnd"/>
+      <w:r>
+        <w:rPr>
+          <w:rFonts w:ascii="Arial" w:hAnsi="Arial" w:cs="Arial"/>
+          <w:bCs/>
+          <w:sz w:val="18"/>
+          <w:szCs w:val="18"/>
+          <w:lang w:val="es-ES_tradnl"/>
+        </w:rPr>
+        <w:t xml:space="preserve"> 513, INT. 205 CENTRO HISTÓRICO, DISTRITO Y PROVINCIA DE TRUJILLO, DEPARTAMENTO DE LA LIBERTAD</w:t>
+      </w:r>
+      <w:r>
+        <w:rPr>
+          <w:rFonts w:ascii="Arial" w:hAnsi="Arial" w:cs="Arial"/>
+          <w:sz w:val="18"/>
+          <w:szCs w:val="18"/>
+          <w:lang w:val="es-ES_tradnl"/>
+        </w:rPr>
         <w:t>,</w:t>
       </w:r>
       <w:r>
@@ -267,7 +289,27 @@
           <w:szCs w:val="18"/>
           <w:lang w:val="es-ES_tradnl"/>
         </w:rPr>
-        <w:t>SEGUN FACULTADES INSCRITAS EN LA PARTIDA REGISTRAL 11486486 DEL REGISTRO DE PERSONAS JURIDICAS DE LA ZONA REGISTRAL N° V - SEDE TRUJILLO, OFICINA REGISTRAL DE TRUJILLO</w:t>
+        <w:t xml:space="preserve">SEGUN FACULTADES INSCRITAS EN LA PARTIDA REGISTRAL 11486486 DEL REGISTRO DE PERSONAS JURIDICAS DE LA ZONA REGISTRAL </w:t>
+      </w:r>
+      <w:proofErr w:type="spellStart"/>
+      <w:r>
+        <w:rPr>
+          <w:rFonts w:ascii="Arial" w:hAnsi="Arial" w:cs="Arial"/>
+          <w:sz w:val="18"/>
+          <w:szCs w:val="18"/>
+          <w:lang w:val="es-ES_tradnl"/>
+        </w:rPr>
+        <w:t>N°</w:t>
+      </w:r>
+      <w:proofErr w:type="spellEnd"/>
+      <w:r>
+        <w:rPr>
+          <w:rFonts w:ascii="Arial" w:hAnsi="Arial" w:cs="Arial"/>
+          <w:sz w:val="18"/>
+          <w:szCs w:val="18"/>
+          <w:lang w:val="es-ES_tradnl"/>
+        </w:rPr>
+        <w:t xml:space="preserve"> V - SEDE TRUJILLO, OFICINA REGISTRAL DE TRUJILLO</w:t>
       </w:r>
       <w:r>
         <w:rPr>
@@ -353,7 +395,7 @@
           <w:sz w:val="18"/>
           <w:szCs w:val="18"/>
         </w:rPr>
-        <w:t xml:space="preserve">, QUIEN ME MANIFESTO SER DE NACIONALIDAD: PERUANA; «_IDENT» CON DOCUMENTO NACIONAL DE IDENTIDAD NUMERO: </w:t>
+        <w:t xml:space="preserve">, QUIEN ME MANIFESTO SER DE NACIONALIDAD: PERUANA; «IDENT» CON DOCUMENTO NACIONAL DE IDENTIDAD NUMERO: </w:t>
       </w:r>
       <w:r>
         <w:rPr>
@@ -362,7 +404,7 @@
           <w:szCs w:val="18"/>
           <w:lang w:val="es-ES_tradnl"/>
         </w:rPr>
-        <w:t>«_DNI»</w:t>
+        <w:t>«DNI»</w:t>
       </w:r>
       <w:r>
         <w:rPr>
@@ -372,7 +414,7 @@
           <w:sz w:val="18"/>
           <w:szCs w:val="18"/>
         </w:rPr>
-        <w:t>; DE ESTADO CIVIL: «_ESTADO_CIVIL»; DE PROFESION U OCUPACION: «OCUPACION1»; CON DOMICILIO EN «DIRECCION1</w:t>
+        <w:t>; DE ESTADO CIVIL: «ESTADO_CIVIL»; DE PROFESION U OCUPACION: «OCUPACION»; CON DOMICILIO EN «DIRECCION»</w:t>
       </w:r>
       <w:r>
         <w:rPr>
@@ -382,7 +424,37 @@
           <w:sz w:val="18"/>
           <w:szCs w:val="18"/>
         </w:rPr>
-        <w:t>», «UBIGEO»</w:t>
+        <w:t xml:space="preserve">, </w:t>
+      </w:r>
+      <w:r>
+        <w:rPr>
+          <w:rFonts w:ascii="Arial" w:hAnsi="Arial" w:cs="Arial"/>
+          <w:bCs/>
+          <w:color w:val="000000"/>
+          <w:sz w:val="18"/>
+          <w:szCs w:val="18"/>
+        </w:rPr>
+        <w:t>«</w:t>
+      </w:r>
+      <w:r>
+        <w:rPr>
+          <w:rFonts w:ascii="Arial" w:hAnsi="Arial" w:cs="Arial"/>
+          <w:bCs/>
+          <w:color w:val="000000"/>
+          <w:sz w:val="18"/>
+          <w:szCs w:val="18"/>
+        </w:rPr>
+        <w:t>UBIGEO</w:t>
+      </w:r>
+      <w:r>
+        <w:rPr>
+          <w:rFonts w:ascii="Arial" w:hAnsi="Arial" w:cs="Arial"/>
+          <w:bCs/>
+          <w:color w:val="000000"/>
+          <w:sz w:val="18"/>
+          <w:szCs w:val="18"/>
+        </w:rPr>
+        <w:t>»</w:t>
       </w:r>
       <w:r>
         <w:rPr>
@@ -408,7 +480,7 @@
           <w:sz w:val="18"/>
           <w:szCs w:val="18"/>
         </w:rPr>
-        <w:t xml:space="preserve">; EN LOS TÉRMINOS Y CONDICIONES SIGUIENTES: </w:t>
+        <w:t>; EN LOS TÉRMINOS Y CONDICIONES SIGUIENTES:</w:t>
       </w:r>
       <w:r>
         <w:rPr>
@@ -501,7 +573,27 @@
           <w:sz w:val="18"/>
           <w:szCs w:val="18"/>
         </w:rPr>
-        <w:t>PARTIDA ELECTRONICA Nº 11095526</w:t>
+        <w:t xml:space="preserve">PARTIDA ELECTRONICA </w:t>
+      </w:r>
+      <w:proofErr w:type="spellStart"/>
+      <w:r>
+        <w:rPr>
+          <w:rFonts w:ascii="Arial" w:hAnsi="Arial" w:cs="Arial"/>
+          <w:b/>
+          <w:sz w:val="18"/>
+          <w:szCs w:val="18"/>
+        </w:rPr>
+        <w:t>Nº</w:t>
+      </w:r>
+      <w:proofErr w:type="spellEnd"/>
+      <w:r>
+        <w:rPr>
+          <w:rFonts w:ascii="Arial" w:hAnsi="Arial" w:cs="Arial"/>
+          <w:b/>
+          <w:sz w:val="18"/>
+          <w:szCs w:val="18"/>
+        </w:rPr>
+        <w:t xml:space="preserve"> 11095526</w:t>
       </w:r>
       <w:r>
         <w:rPr>
@@ -526,7 +618,25 @@
           <w:sz w:val="18"/>
           <w:szCs w:val="18"/>
         </w:rPr>
-        <w:t>DEL REGISTRO DE PREDIOS DE LA ZONA REGISTRAL Nº V – SEDE TRUJILLO, OFICINA REGISTRAL DE TRUJILLO</w:t>
+        <w:t xml:space="preserve">DEL REGISTRO DE PREDIOS DE LA ZONA REGISTRAL </w:t>
+      </w:r>
+      <w:proofErr w:type="spellStart"/>
+      <w:r>
+        <w:rPr>
+          <w:rFonts w:ascii="Arial" w:hAnsi="Arial" w:cs="Arial"/>
+          <w:sz w:val="18"/>
+          <w:szCs w:val="18"/>
+        </w:rPr>
+        <w:t>Nº</w:t>
+      </w:r>
+      <w:proofErr w:type="spellEnd"/>
+      <w:r>
+        <w:rPr>
+          <w:rFonts w:ascii="Arial" w:hAnsi="Arial" w:cs="Arial"/>
+          <w:sz w:val="18"/>
+          <w:szCs w:val="18"/>
+        </w:rPr>
+        <w:t xml:space="preserve"> V – SEDE TRUJILLO, OFICINA REGISTRAL DE TRUJILLO</w:t>
       </w:r>
       <w:r>
         <w:rPr>

--- a/app/templates/laureles/VERDE.docx
+++ b/app/templates/laureles/VERDE.docx
@@ -238,29 +238,27 @@
           <w:szCs w:val="18"/>
           <w:lang w:val="es-ES_tradnl"/>
         </w:rPr>
-        <w:t xml:space="preserve">20609784271, CON DOMICILIO EN EL JR. AYACUCHO </w:t>
-      </w:r>
-      <w:proofErr w:type="spellStart"/>
-      <w:r>
-        <w:rPr>
-          <w:rFonts w:ascii="Arial" w:hAnsi="Arial" w:cs="Arial"/>
-          <w:bCs/>
+        <w:t>20609784271, CON DOMICILIO EN EL JR. AYACUCHO N° 513, INT. 205 CENTRO HISTÓRICO, DISTRITO Y PROVINCIA DE TRUJILLO, DEPARTAMENTO DE LA LIBERTAD</w:t>
+      </w:r>
+      <w:r>
+        <w:rPr>
+          <w:rFonts w:ascii="Arial" w:hAnsi="Arial" w:cs="Arial"/>
           <w:sz w:val="18"/>
           <w:szCs w:val="18"/>
           <w:lang w:val="es-ES_tradnl"/>
         </w:rPr>
-        <w:t>N°</w:t>
-      </w:r>
-      <w:proofErr w:type="spellEnd"/>
-      <w:r>
-        <w:rPr>
-          <w:rFonts w:ascii="Arial" w:hAnsi="Arial" w:cs="Arial"/>
+        <w:t>,</w:t>
+      </w:r>
+      <w:r>
+        <w:rPr>
+          <w:rFonts w:ascii="Arial" w:hAnsi="Arial" w:cs="Arial"/>
+          <w:b/>
           <w:bCs/>
           <w:sz w:val="18"/>
           <w:szCs w:val="18"/>
           <w:lang w:val="es-ES_tradnl"/>
         </w:rPr>
-        <w:t xml:space="preserve"> 513, INT. 205 CENTRO HISTÓRICO, DISTRITO Y PROVINCIA DE TRUJILLO, DEPARTAMENTO DE LA LIBERTAD</w:t>
+        <w:t xml:space="preserve"> </w:t>
       </w:r>
       <w:r>
         <w:rPr>
@@ -269,47 +267,7 @@
           <w:szCs w:val="18"/>
           <w:lang w:val="es-ES_tradnl"/>
         </w:rPr>
-        <w:t>,</w:t>
-      </w:r>
-      <w:r>
-        <w:rPr>
-          <w:rFonts w:ascii="Arial" w:hAnsi="Arial" w:cs="Arial"/>
-          <w:b/>
-          <w:bCs/>
-          <w:sz w:val="18"/>
-          <w:szCs w:val="18"/>
-          <w:lang w:val="es-ES_tradnl"/>
-        </w:rPr>
-        <w:t xml:space="preserve"> </w:t>
-      </w:r>
-      <w:r>
-        <w:rPr>
-          <w:rFonts w:ascii="Arial" w:hAnsi="Arial" w:cs="Arial"/>
-          <w:sz w:val="18"/>
-          <w:szCs w:val="18"/>
-          <w:lang w:val="es-ES_tradnl"/>
-        </w:rPr>
-        <w:t xml:space="preserve">SEGUN FACULTADES INSCRITAS EN LA PARTIDA REGISTRAL 11486486 DEL REGISTRO DE PERSONAS JURIDICAS DE LA ZONA REGISTRAL </w:t>
-      </w:r>
-      <w:proofErr w:type="spellStart"/>
-      <w:r>
-        <w:rPr>
-          <w:rFonts w:ascii="Arial" w:hAnsi="Arial" w:cs="Arial"/>
-          <w:sz w:val="18"/>
-          <w:szCs w:val="18"/>
-          <w:lang w:val="es-ES_tradnl"/>
-        </w:rPr>
-        <w:t>N°</w:t>
-      </w:r>
-      <w:proofErr w:type="spellEnd"/>
-      <w:r>
-        <w:rPr>
-          <w:rFonts w:ascii="Arial" w:hAnsi="Arial" w:cs="Arial"/>
-          <w:sz w:val="18"/>
-          <w:szCs w:val="18"/>
-          <w:lang w:val="es-ES_tradnl"/>
-        </w:rPr>
-        <w:t xml:space="preserve"> V - SEDE TRUJILLO, OFICINA REGISTRAL DE TRUJILLO</w:t>
+        <w:t>SEGUN FACULTADES INSCRITAS EN LA PARTIDA REGISTRAL 11486486 DEL REGISTRO DE PERSONAS JURIDICAS DE LA ZONA REGISTRAL N° V - SEDE TRUJILLO, OFICINA REGISTRAL DE TRUJILLO</w:t>
       </w:r>
       <w:r>
         <w:rPr>
@@ -519,15 +477,31 @@
           <w:sz w:val="18"/>
           <w:szCs w:val="18"/>
         </w:rPr>
-        <w:t>EL VENDEDOR</w:t>
-      </w:r>
-      <w:r>
-        <w:rPr>
-          <w:rFonts w:ascii="Arial" w:hAnsi="Arial" w:cs="Arial"/>
-          <w:sz w:val="18"/>
-          <w:szCs w:val="18"/>
-        </w:rPr>
-        <w:t xml:space="preserve"> ES PROPIETARIO DEL</w:t>
+        <w:t>LA VENDEDORA</w:t>
+      </w:r>
+      <w:r>
+        <w:rPr>
+          <w:rFonts w:ascii="Arial" w:hAnsi="Arial" w:cs="Arial"/>
+          <w:sz w:val="18"/>
+          <w:szCs w:val="18"/>
+        </w:rPr>
+        <w:t xml:space="preserve"> ES PROPIETARI</w:t>
+      </w:r>
+      <w:r>
+        <w:rPr>
+          <w:rFonts w:ascii="Arial" w:hAnsi="Arial" w:cs="Arial"/>
+          <w:sz w:val="18"/>
+          <w:szCs w:val="18"/>
+        </w:rPr>
+        <w:t>A</w:t>
+      </w:r>
+      <w:r>
+        <w:rPr>
+          <w:rFonts w:ascii="Arial" w:hAnsi="Arial" w:cs="Arial"/>
+          <w:sz w:val="18"/>
+          <w:szCs w:val="18"/>
+        </w:rPr>
+        <w:t xml:space="preserve"> DEL</w:t>
       </w:r>
       <w:r>
         <w:rPr>
@@ -573,27 +547,7 @@
           <w:sz w:val="18"/>
           <w:szCs w:val="18"/>
         </w:rPr>
-        <w:t xml:space="preserve">PARTIDA ELECTRONICA </w:t>
-      </w:r>
-      <w:proofErr w:type="spellStart"/>
-      <w:r>
-        <w:rPr>
-          <w:rFonts w:ascii="Arial" w:hAnsi="Arial" w:cs="Arial"/>
-          <w:b/>
-          <w:sz w:val="18"/>
-          <w:szCs w:val="18"/>
-        </w:rPr>
-        <w:t>Nº</w:t>
-      </w:r>
-      <w:proofErr w:type="spellEnd"/>
-      <w:r>
-        <w:rPr>
-          <w:rFonts w:ascii="Arial" w:hAnsi="Arial" w:cs="Arial"/>
-          <w:b/>
-          <w:sz w:val="18"/>
-          <w:szCs w:val="18"/>
-        </w:rPr>
-        <w:t xml:space="preserve"> 11095526</w:t>
+        <w:t>PARTIDA ELECTRONICA Nº 11095526</w:t>
       </w:r>
       <w:r>
         <w:rPr>
@@ -618,25 +572,7 @@
           <w:sz w:val="18"/>
           <w:szCs w:val="18"/>
         </w:rPr>
-        <w:t xml:space="preserve">DEL REGISTRO DE PREDIOS DE LA ZONA REGISTRAL </w:t>
-      </w:r>
-      <w:proofErr w:type="spellStart"/>
-      <w:r>
-        <w:rPr>
-          <w:rFonts w:ascii="Arial" w:hAnsi="Arial" w:cs="Arial"/>
-          <w:sz w:val="18"/>
-          <w:szCs w:val="18"/>
-        </w:rPr>
-        <w:t>Nº</w:t>
-      </w:r>
-      <w:proofErr w:type="spellEnd"/>
-      <w:r>
-        <w:rPr>
-          <w:rFonts w:ascii="Arial" w:hAnsi="Arial" w:cs="Arial"/>
-          <w:sz w:val="18"/>
-          <w:szCs w:val="18"/>
-        </w:rPr>
-        <w:t xml:space="preserve"> V – SEDE TRUJILLO, OFICINA REGISTRAL DE TRUJILLO</w:t>
+        <w:t>DEL REGISTRO DE PREDIOS DE LA ZONA REGISTRAL Nº V – SEDE TRUJILLO, OFICINA REGISTRAL DE TRUJILLO</w:t>
       </w:r>
       <w:r>
         <w:rPr>
@@ -1277,7 +1213,7 @@
           <w:sz w:val="18"/>
           <w:szCs w:val="18"/>
         </w:rPr>
-        <w:t>US$«PRECIO» («PRECIO_TEXTO» Y «PRECIO_DECIMAL»/100 DOLARES AMERICANOS)</w:t>
+        <w:t>US$«PRECIO» («PRECIO_TEXTO»)</w:t>
       </w:r>
       <w:r>
         <w:rPr>
@@ -1334,16 +1270,16 @@
           <w:sz w:val="18"/>
           <w:szCs w:val="18"/>
         </w:rPr>
-        <w:t xml:space="preserve">S/«SEP_SOLES» («SEP_SOLES_TEXTO» Y «SEP_SOLES_DECIMAL»/100 SOLES) QUE AL TIPO DE CAMBIO DE S/ «TIPO_CAMBIO» («TC_TEXTO» Y «TC_DECIMAL»/100 SOLES) EQUIVALE A </w:t>
-      </w:r>
-      <w:r>
-        <w:rPr>
-          <w:rFonts w:ascii="Arial" w:hAnsi="Arial" w:cs="Arial"/>
-          <w:b/>
-          <w:sz w:val="18"/>
-          <w:szCs w:val="18"/>
-        </w:rPr>
-        <w:t>US$«SEP» («SEP_TEXTO» Y «SEP_DECIMAL»/100 DOLARES AMERICANOS</w:t>
+        <w:t xml:space="preserve">S/«SEP_SOLES» («SEP_SOLES_TEXTO») QUE AL TIPO DE CAMBIO DE S/ «TIPO_CAMBIO» («TC_TEXTO») EQUIVALE A </w:t>
+      </w:r>
+      <w:r>
+        <w:rPr>
+          <w:rFonts w:ascii="Arial" w:hAnsi="Arial" w:cs="Arial"/>
+          <w:b/>
+          <w:sz w:val="18"/>
+          <w:szCs w:val="18"/>
+        </w:rPr>
+        <w:t>US$«SEP» («SEP_TEXTO»</w:t>
       </w:r>
       <w:r>
         <w:rPr>
@@ -1391,7 +1327,7 @@
           <w:sz w:val="18"/>
           <w:szCs w:val="18"/>
         </w:rPr>
-        <w:t>US$«PAGO» («PAGO_TEXTO» Y «PAGO_DECIMAL»/100 DOLARES AMERICANOS)</w:t>
+        <w:t>US$«PAGO» («PAGO_TEXTO»)</w:t>
       </w:r>
       <w:r>
         <w:rPr>
@@ -1966,7 +1902,6 @@
           <w:sz w:val="18"/>
           <w:szCs w:val="18"/>
         </w:rPr>
-        <w:lastRenderedPageBreak/>
         <w:t xml:space="preserve">- COLOCACION Y HABILITACION DE POSTES DE ALUMBRADO PUBLICO. </w:t>
       </w:r>
     </w:p>
@@ -2010,6 +1945,7 @@
           <w:sz w:val="18"/>
           <w:szCs w:val="18"/>
         </w:rPr>
+        <w:lastRenderedPageBreak/>
         <w:t>SEXTA</w:t>
       </w:r>
       <w:r>
@@ -3002,7 +2938,6 @@
           <w:sz w:val="18"/>
           <w:szCs w:val="18"/>
         </w:rPr>
-        <w:lastRenderedPageBreak/>
         <w:t>10</w:t>
       </w:r>
       <w:r>
@@ -3041,6 +2976,7 @@
           <w:sz w:val="18"/>
           <w:szCs w:val="18"/>
         </w:rPr>
+        <w:lastRenderedPageBreak/>
         <w:t>DECIMA PRIMERA</w:t>
       </w:r>
       <w:r>
